--- a/Acoustics/Lab_4/Lab_4_Report.docx
+++ b/Acoustics/Lab_4/Lab_4_Report.docx
@@ -10,7 +10,6 @@
           <w:szCs w:val="84"/>
         </w:rPr>
       </w:pPr>
-      <w:proofErr w:type="gramStart"/>
       <w:r>
         <w:rPr>
           <w:sz w:val="84"/>
@@ -25,7 +24,6 @@
         </w:rPr>
         <w:t>Four</w:t>
       </w:r>
-      <w:proofErr w:type="gramEnd"/>
       <w:r>
         <w:rPr>
           <w:sz w:val="84"/>
@@ -1458,23 +1456,7 @@
           <w:sz w:val="24"/>
           <w:szCs w:val="24"/>
         </w:rPr>
-        <w:t xml:space="preserve">A is the cross-sectional area of the neck, V is the volume of the cavity, ∆x is the neck length and c </w:t>
-      </w:r>
-      <w:proofErr w:type="gramStart"/>
-      <w:r>
-        <w:rPr>
-          <w:sz w:val="24"/>
-          <w:szCs w:val="24"/>
-        </w:rPr>
-        <w:t>is</w:t>
-      </w:r>
-      <w:proofErr w:type="gramEnd"/>
-      <w:r>
-        <w:rPr>
-          <w:sz w:val="24"/>
-          <w:szCs w:val="24"/>
-        </w:rPr>
-        <w:t xml:space="preserve"> the speed of sound in air at room temperature (346 m/s). We can write the angular frequency as ω = 2πf.</w:t>
+        <w:t>A is the cross-sectional area of the neck, V is the volume of the cavity, ∆x is the neck length and c is the speed of sound in air at room temperature (346 m/s). We can write the angular frequency as ω = 2πf.</w:t>
       </w:r>
     </w:p>
     <w:p>
@@ -2688,6 +2670,842 @@
           <w:szCs w:val="24"/>
         </w:rPr>
       </w:pPr>
+      <w:r>
+        <w:rPr>
+          <w:sz w:val="24"/>
+          <w:szCs w:val="24"/>
+        </w:rPr>
+        <w:t xml:space="preserve">Results from this were as expected. Using CoPilot in </w:t>
+      </w:r>
+      <w:proofErr w:type="spellStart"/>
+      <w:r>
+        <w:rPr>
+          <w:sz w:val="24"/>
+          <w:szCs w:val="24"/>
+        </w:rPr>
+        <w:t>VSCode</w:t>
+      </w:r>
+      <w:proofErr w:type="spellEnd"/>
+      <w:r>
+        <w:rPr>
+          <w:sz w:val="24"/>
+          <w:szCs w:val="24"/>
+        </w:rPr>
+        <w:t xml:space="preserve"> </w:t>
+      </w:r>
+      <w:r>
+        <w:rPr>
+          <w:sz w:val="24"/>
+          <w:szCs w:val="24"/>
+        </w:rPr>
+        <w:t xml:space="preserve">gave me a confusing plot of data at first. After some work I got the results below. </w:t>
+      </w:r>
+      <w:r>
+        <w:rPr>
+          <w:sz w:val="24"/>
+          <w:szCs w:val="24"/>
+        </w:rPr>
+        <w:t xml:space="preserve">First the </w:t>
+      </w:r>
+      <w:r>
+        <w:rPr>
+          <w:sz w:val="24"/>
+          <w:szCs w:val="24"/>
+        </w:rPr>
+        <w:t>linearized equation plot</w:t>
+      </w:r>
+      <w:r>
+        <w:rPr>
+          <w:sz w:val="24"/>
+          <w:szCs w:val="24"/>
+        </w:rPr>
+        <w:t xml:space="preserve"> then the second plot </w:t>
+      </w:r>
+      <w:r>
+        <w:rPr>
+          <w:sz w:val="24"/>
+          <w:szCs w:val="24"/>
+        </w:rPr>
+        <w:t xml:space="preserve">of resonance frequency vs. </w:t>
+      </w:r>
+      <w:r>
+        <w:rPr>
+          <w:sz w:val="24"/>
+          <w:szCs w:val="24"/>
+        </w:rPr>
+        <w:t xml:space="preserve">volume added </w:t>
+      </w:r>
+      <w:r>
+        <w:rPr>
+          <w:sz w:val="24"/>
+          <w:szCs w:val="24"/>
+        </w:rPr>
+        <w:t xml:space="preserve">which is much easier to understand. </w:t>
+      </w:r>
+    </w:p>
+    <w:p>
+      <w:pPr>
+        <w:spacing w:line="360" w:lineRule="auto"/>
+        <w:ind w:left="360"/>
+        <w:jc w:val="both"/>
+        <w:rPr>
+          <w:sz w:val="24"/>
+          <w:szCs w:val="24"/>
+        </w:rPr>
+      </w:pPr>
+    </w:p>
+    <w:p>
+      <w:pPr>
+        <w:pStyle w:val="ListParagraph"/>
+        <w:numPr>
+          <w:ilvl w:val="0"/>
+          <w:numId w:val="8"/>
+        </w:numPr>
+        <w:spacing w:line="360" w:lineRule="auto"/>
+        <w:rPr>
+          <w:sz w:val="32"/>
+          <w:szCs w:val="32"/>
+          <w:u w:val="single"/>
+        </w:rPr>
+      </w:pPr>
+      <w:r>
+        <w:rPr>
+          <w:sz w:val="32"/>
+          <w:szCs w:val="32"/>
+          <w:u w:val="single"/>
+        </w:rPr>
+        <w:t xml:space="preserve">Linearized Equation: </w:t>
+      </w:r>
+    </w:p>
+    <w:p>
+      <w:pPr>
+        <w:spacing w:line="360" w:lineRule="auto"/>
+        <w:ind w:left="360"/>
+        <w:jc w:val="both"/>
+        <w:rPr>
+          <w:sz w:val="24"/>
+          <w:szCs w:val="24"/>
+        </w:rPr>
+      </w:pPr>
+      <w:r>
+        <w:rPr>
+          <w:noProof/>
+          <w:sz w:val="24"/>
+          <w:szCs w:val="24"/>
+          <w14:ligatures w14:val="standardContextual"/>
+        </w:rPr>
+        <w:drawing>
+          <wp:inline distT="0" distB="0" distL="0" distR="0" wp14:anchorId="2B35AC40" wp14:editId="37C015F3">
+            <wp:extent cx="5943600" cy="4160520"/>
+            <wp:effectExtent l="0" t="0" r="0" b="0"/>
+            <wp:docPr id="2073784693" name="Picture 1"/>
+            <wp:cNvGraphicFramePr>
+              <a:graphicFrameLocks xmlns:a="http://schemas.openxmlformats.org/drawingml/2006/main" noChangeAspect="1"/>
+            </wp:cNvGraphicFramePr>
+            <a:graphic xmlns:a="http://schemas.openxmlformats.org/drawingml/2006/main">
+              <a:graphicData uri="http://schemas.openxmlformats.org/drawingml/2006/picture">
+                <pic:pic xmlns:pic="http://schemas.openxmlformats.org/drawingml/2006/picture">
+                  <pic:nvPicPr>
+                    <pic:cNvPr id="2073784693" name="Picture 2073784693"/>
+                    <pic:cNvPicPr/>
+                  </pic:nvPicPr>
+                  <pic:blipFill>
+                    <a:blip r:embed="rId10" cstate="print">
+                      <a:extLst>
+                        <a:ext uri="{28A0092B-C50C-407E-A947-70E740481C1C}">
+                          <a14:useLocalDpi xmlns:a14="http://schemas.microsoft.com/office/drawing/2010/main" val="0"/>
+                        </a:ext>
+                      </a:extLst>
+                    </a:blip>
+                    <a:stretch>
+                      <a:fillRect/>
+                    </a:stretch>
+                  </pic:blipFill>
+                  <pic:spPr>
+                    <a:xfrm>
+                      <a:off x="0" y="0"/>
+                      <a:ext cx="5943600" cy="4160520"/>
+                    </a:xfrm>
+                    <a:prstGeom prst="rect">
+                      <a:avLst/>
+                    </a:prstGeom>
+                  </pic:spPr>
+                </pic:pic>
+              </a:graphicData>
+            </a:graphic>
+          </wp:inline>
+        </w:drawing>
+      </w:r>
+    </w:p>
+    <w:p>
+      <w:pPr>
+        <w:spacing w:line="360" w:lineRule="auto"/>
+        <w:ind w:left="360"/>
+        <w:jc w:val="both"/>
+        <w:rPr>
+          <w:sz w:val="24"/>
+          <w:szCs w:val="24"/>
+        </w:rPr>
+      </w:pPr>
+    </w:p>
+    <w:p>
+      <w:pPr>
+        <w:spacing w:line="360" w:lineRule="auto"/>
+        <w:ind w:left="360"/>
+        <w:jc w:val="both"/>
+        <w:rPr>
+          <w:sz w:val="24"/>
+          <w:szCs w:val="24"/>
+        </w:rPr>
+      </w:pPr>
+    </w:p>
+    <w:p>
+      <w:pPr>
+        <w:spacing w:line="360" w:lineRule="auto"/>
+        <w:ind w:left="360"/>
+        <w:jc w:val="both"/>
+        <w:rPr>
+          <w:sz w:val="24"/>
+          <w:szCs w:val="24"/>
+        </w:rPr>
+      </w:pPr>
+    </w:p>
+    <w:p>
+      <w:pPr>
+        <w:spacing w:line="360" w:lineRule="auto"/>
+        <w:ind w:left="360"/>
+        <w:jc w:val="both"/>
+        <w:rPr>
+          <w:sz w:val="24"/>
+          <w:szCs w:val="24"/>
+        </w:rPr>
+      </w:pPr>
+    </w:p>
+    <w:p>
+      <w:pPr>
+        <w:spacing w:line="360" w:lineRule="auto"/>
+        <w:ind w:left="360"/>
+        <w:jc w:val="both"/>
+        <w:rPr>
+          <w:sz w:val="24"/>
+          <w:szCs w:val="24"/>
+        </w:rPr>
+      </w:pPr>
+    </w:p>
+    <w:p>
+      <w:pPr>
+        <w:spacing w:line="360" w:lineRule="auto"/>
+        <w:jc w:val="both"/>
+        <w:rPr>
+          <w:sz w:val="24"/>
+          <w:szCs w:val="24"/>
+        </w:rPr>
+      </w:pPr>
+    </w:p>
+    <w:p>
+      <w:pPr>
+        <w:pStyle w:val="ListParagraph"/>
+        <w:numPr>
+          <w:ilvl w:val="0"/>
+          <w:numId w:val="8"/>
+        </w:numPr>
+        <w:spacing w:line="360" w:lineRule="auto"/>
+        <w:rPr>
+          <w:sz w:val="32"/>
+          <w:szCs w:val="32"/>
+          <w:u w:val="single"/>
+        </w:rPr>
+      </w:pPr>
+      <w:r>
+        <w:rPr>
+          <w:sz w:val="32"/>
+          <w:szCs w:val="32"/>
+          <w:u w:val="single"/>
+        </w:rPr>
+        <w:lastRenderedPageBreak/>
+        <w:t xml:space="preserve">Resonance Frequency vs. Volume added Plot: </w:t>
+      </w:r>
+    </w:p>
+    <w:p>
+      <w:pPr>
+        <w:pStyle w:val="ListParagraph"/>
+        <w:spacing w:line="360" w:lineRule="auto"/>
+        <w:jc w:val="both"/>
+        <w:rPr>
+          <w:sz w:val="32"/>
+          <w:szCs w:val="32"/>
+          <w:u w:val="single"/>
+        </w:rPr>
+      </w:pPr>
+      <w:r>
+        <w:rPr>
+          <w:noProof/>
+          <w:sz w:val="32"/>
+          <w:szCs w:val="32"/>
+          <w:u w:val="single"/>
+          <w14:ligatures w14:val="standardContextual"/>
+        </w:rPr>
+        <w:drawing>
+          <wp:inline distT="0" distB="0" distL="0" distR="0" wp14:anchorId="46679071" wp14:editId="6BB08105">
+            <wp:extent cx="5943600" cy="3566160"/>
+            <wp:effectExtent l="0" t="0" r="0" b="0"/>
+            <wp:docPr id="1233722157" name="Picture 3"/>
+            <wp:cNvGraphicFramePr>
+              <a:graphicFrameLocks xmlns:a="http://schemas.openxmlformats.org/drawingml/2006/main" noChangeAspect="1"/>
+            </wp:cNvGraphicFramePr>
+            <a:graphic xmlns:a="http://schemas.openxmlformats.org/drawingml/2006/main">
+              <a:graphicData uri="http://schemas.openxmlformats.org/drawingml/2006/picture">
+                <pic:pic xmlns:pic="http://schemas.openxmlformats.org/drawingml/2006/picture">
+                  <pic:nvPicPr>
+                    <pic:cNvPr id="1233722157" name="Picture 1233722157"/>
+                    <pic:cNvPicPr/>
+                  </pic:nvPicPr>
+                  <pic:blipFill>
+                    <a:blip r:embed="rId11" cstate="print">
+                      <a:extLst>
+                        <a:ext uri="{28A0092B-C50C-407E-A947-70E740481C1C}">
+                          <a14:useLocalDpi xmlns:a14="http://schemas.microsoft.com/office/drawing/2010/main" val="0"/>
+                        </a:ext>
+                      </a:extLst>
+                    </a:blip>
+                    <a:stretch>
+                      <a:fillRect/>
+                    </a:stretch>
+                  </pic:blipFill>
+                  <pic:spPr>
+                    <a:xfrm>
+                      <a:off x="0" y="0"/>
+                      <a:ext cx="5943600" cy="3566160"/>
+                    </a:xfrm>
+                    <a:prstGeom prst="rect">
+                      <a:avLst/>
+                    </a:prstGeom>
+                  </pic:spPr>
+                </pic:pic>
+              </a:graphicData>
+            </a:graphic>
+          </wp:inline>
+        </w:drawing>
+      </w:r>
+    </w:p>
+    <w:p>
+      <w:pPr>
+        <w:pStyle w:val="ListParagraph"/>
+        <w:numPr>
+          <w:ilvl w:val="0"/>
+          <w:numId w:val="8"/>
+        </w:numPr>
+        <w:spacing w:line="360" w:lineRule="auto"/>
+        <w:rPr>
+          <w:sz w:val="32"/>
+          <w:szCs w:val="32"/>
+          <w:u w:val="single"/>
+        </w:rPr>
+      </w:pPr>
+      <w:r>
+        <w:rPr>
+          <w:noProof/>
+          <w:sz w:val="32"/>
+          <w:szCs w:val="32"/>
+          <w:u w:val="single"/>
+          <w14:ligatures w14:val="standardContextual"/>
+        </w:rPr>
+        <w:t xml:space="preserve">Resulting Data: </w:t>
+      </w:r>
+    </w:p>
+    <w:tbl>
+      <w:tblPr>
+        <w:tblStyle w:val="MediumList2-Accent1"/>
+        <w:tblpPr w:leftFromText="180" w:rightFromText="180" w:vertAnchor="text" w:horzAnchor="margin" w:tblpXSpec="center" w:tblpY="323"/>
+        <w:tblW w:w="4302" w:type="pct"/>
+        <w:tblLook w:val="04A0" w:firstRow="1" w:lastRow="0" w:firstColumn="1" w:lastColumn="0" w:noHBand="0" w:noVBand="1"/>
+      </w:tblPr>
+      <w:tblGrid>
+        <w:gridCol w:w="3956"/>
+        <w:gridCol w:w="4097"/>
+      </w:tblGrid>
+      <w:tr>
+        <w:trPr>
+          <w:cnfStyle w:val="100000000000" w:firstRow="1" w:lastRow="0" w:firstColumn="0" w:lastColumn="0" w:oddVBand="0" w:evenVBand="0" w:oddHBand="0" w:evenHBand="0" w:firstRowFirstColumn="0" w:firstRowLastColumn="0" w:lastRowFirstColumn="0" w:lastRowLastColumn="0"/>
+          <w:trHeight w:val="374"/>
+        </w:trPr>
+        <w:tc>
+          <w:tcPr>
+            <w:cnfStyle w:val="001000000100" w:firstRow="0" w:lastRow="0" w:firstColumn="1" w:lastColumn="0" w:oddVBand="0" w:evenVBand="0" w:oddHBand="0" w:evenHBand="0" w:firstRowFirstColumn="1" w:firstRowLastColumn="0" w:lastRowFirstColumn="0" w:lastRowLastColumn="0"/>
+            <w:tcW w:w="2456" w:type="pct"/>
+            <w:noWrap/>
+          </w:tcPr>
+          <w:p>
+            <w:pPr>
+              <w:rPr>
+                <w:rFonts w:asciiTheme="minorHAnsi" w:eastAsiaTheme="minorEastAsia" w:hAnsiTheme="minorHAnsi" w:cstheme="minorBidi"/>
+                <w:color w:val="auto"/>
+                <w:sz w:val="22"/>
+                <w:szCs w:val="22"/>
+              </w:rPr>
+            </w:pPr>
+            <w:r>
+              <w:rPr>
+                <w:rFonts w:asciiTheme="minorHAnsi" w:eastAsiaTheme="minorEastAsia" w:hAnsiTheme="minorHAnsi" w:cstheme="minorBidi"/>
+                <w:color w:val="auto"/>
+                <w:sz w:val="22"/>
+                <w:szCs w:val="22"/>
+              </w:rPr>
+              <w:t>Physical Parameters</w:t>
+            </w:r>
+          </w:p>
+        </w:tc>
+        <w:tc>
+          <w:tcPr>
+            <w:tcW w:w="2544" w:type="pct"/>
+          </w:tcPr>
+          <w:p>
+            <w:pPr>
+              <w:cnfStyle w:val="100000000000" w:firstRow="1" w:lastRow="0" w:firstColumn="0" w:lastColumn="0" w:oddVBand="0" w:evenVBand="0" w:oddHBand="0" w:evenHBand="0" w:firstRowFirstColumn="0" w:firstRowLastColumn="0" w:lastRowFirstColumn="0" w:lastRowLastColumn="0"/>
+              <w:rPr>
+                <w:rFonts w:asciiTheme="minorHAnsi" w:eastAsiaTheme="minorEastAsia" w:hAnsiTheme="minorHAnsi" w:cstheme="minorBidi"/>
+                <w:color w:val="auto"/>
+                <w:sz w:val="22"/>
+                <w:szCs w:val="22"/>
+              </w:rPr>
+            </w:pPr>
+            <w:r>
+              <w:rPr>
+                <w:rFonts w:asciiTheme="minorHAnsi" w:eastAsiaTheme="minorEastAsia" w:hAnsiTheme="minorHAnsi" w:cstheme="minorBidi"/>
+                <w:color w:val="auto"/>
+                <w:sz w:val="22"/>
+                <w:szCs w:val="22"/>
+              </w:rPr>
+              <w:t>Point A</w:t>
+            </w:r>
+          </w:p>
+        </w:tc>
+      </w:tr>
+      <w:tr>
+        <w:trPr>
+          <w:cnfStyle w:val="000000100000" w:firstRow="0" w:lastRow="0" w:firstColumn="0" w:lastColumn="0" w:oddVBand="0" w:evenVBand="0" w:oddHBand="1" w:evenHBand="0" w:firstRowFirstColumn="0" w:firstRowLastColumn="0" w:lastRowFirstColumn="0" w:lastRowLastColumn="0"/>
+          <w:trHeight w:val="347"/>
+        </w:trPr>
+        <w:tc>
+          <w:tcPr>
+            <w:cnfStyle w:val="001000000000" w:firstRow="0" w:lastRow="0" w:firstColumn="1" w:lastColumn="0" w:oddVBand="0" w:evenVBand="0" w:oddHBand="0" w:evenHBand="0" w:firstRowFirstColumn="0" w:firstRowLastColumn="0" w:lastRowFirstColumn="0" w:lastRowLastColumn="0"/>
+            <w:tcW w:w="2456" w:type="pct"/>
+            <w:noWrap/>
+          </w:tcPr>
+          <w:p>
+            <w:pPr>
+              <w:rPr>
+                <w:rFonts w:asciiTheme="minorHAnsi" w:eastAsiaTheme="minorEastAsia" w:hAnsiTheme="minorHAnsi" w:cstheme="minorBidi"/>
+                <w:color w:val="auto"/>
+              </w:rPr>
+            </w:pPr>
+            <w:r>
+              <w:rPr>
+                <w:rFonts w:asciiTheme="minorHAnsi" w:eastAsiaTheme="minorEastAsia" w:hAnsiTheme="minorHAnsi" w:cstheme="minorBidi"/>
+                <w:color w:val="auto"/>
+              </w:rPr>
+              <w:t xml:space="preserve">Speed of sound (c): </w:t>
+            </w:r>
+          </w:p>
+        </w:tc>
+        <w:tc>
+          <w:tcPr>
+            <w:tcW w:w="2544" w:type="pct"/>
+          </w:tcPr>
+          <w:p>
+            <w:pPr>
+              <w:cnfStyle w:val="000000100000" w:firstRow="0" w:lastRow="0" w:firstColumn="0" w:lastColumn="0" w:oddVBand="0" w:evenVBand="0" w:oddHBand="1" w:evenHBand="0" w:firstRowFirstColumn="0" w:firstRowLastColumn="0" w:lastRowFirstColumn="0" w:lastRowLastColumn="0"/>
+              <w:rPr>
+                <w:rFonts w:asciiTheme="minorHAnsi" w:eastAsiaTheme="minorEastAsia" w:hAnsiTheme="minorHAnsi" w:cstheme="minorBidi"/>
+                <w:color w:val="auto"/>
+              </w:rPr>
+            </w:pPr>
+            <w:r>
+              <w:rPr>
+                <w:rFonts w:asciiTheme="minorHAnsi" w:eastAsiaTheme="minorEastAsia" w:hAnsiTheme="minorHAnsi" w:cstheme="minorBidi"/>
+                <w:color w:val="auto"/>
+              </w:rPr>
+              <w:t>—</w:t>
+            </w:r>
+          </w:p>
+        </w:tc>
+      </w:tr>
+      <w:tr>
+        <w:trPr>
+          <w:trHeight w:val="347"/>
+        </w:trPr>
+        <w:tc>
+          <w:tcPr>
+            <w:cnfStyle w:val="001000000000" w:firstRow="0" w:lastRow="0" w:firstColumn="1" w:lastColumn="0" w:oddVBand="0" w:evenVBand="0" w:oddHBand="0" w:evenHBand="0" w:firstRowFirstColumn="0" w:firstRowLastColumn="0" w:lastRowFirstColumn="0" w:lastRowLastColumn="0"/>
+            <w:tcW w:w="2456" w:type="pct"/>
+            <w:noWrap/>
+          </w:tcPr>
+          <w:p>
+            <w:pPr>
+              <w:rPr>
+                <w:rFonts w:asciiTheme="minorHAnsi" w:eastAsiaTheme="minorEastAsia" w:hAnsiTheme="minorHAnsi" w:cstheme="minorBidi"/>
+                <w:color w:val="auto"/>
+              </w:rPr>
+            </w:pPr>
+            <w:r>
+              <w:rPr>
+                <w:rFonts w:asciiTheme="minorHAnsi" w:eastAsiaTheme="minorEastAsia" w:hAnsiTheme="minorHAnsi" w:cstheme="minorBidi"/>
+                <w:color w:val="auto"/>
+              </w:rPr>
+              <w:t xml:space="preserve">Neck diameter: </w:t>
+            </w:r>
+          </w:p>
+        </w:tc>
+        <w:tc>
+          <w:tcPr>
+            <w:tcW w:w="2544" w:type="pct"/>
+          </w:tcPr>
+          <w:p>
+            <w:pPr>
+              <w:cnfStyle w:val="000000000000" w:firstRow="0" w:lastRow="0" w:firstColumn="0" w:lastColumn="0" w:oddVBand="0" w:evenVBand="0" w:oddHBand="0" w:evenHBand="0" w:firstRowFirstColumn="0" w:firstRowLastColumn="0" w:lastRowFirstColumn="0" w:lastRowLastColumn="0"/>
+              <w:rPr>
+                <w:rFonts w:asciiTheme="minorHAnsi" w:eastAsiaTheme="minorEastAsia" w:hAnsiTheme="minorHAnsi" w:cstheme="minorBidi"/>
+                <w:color w:val="auto"/>
+              </w:rPr>
+            </w:pPr>
+            <w:r>
+              <w:rPr>
+                <w:rFonts w:asciiTheme="minorHAnsi" w:eastAsiaTheme="minorEastAsia" w:hAnsiTheme="minorHAnsi" w:cstheme="minorBidi"/>
+                <w:color w:val="auto"/>
+              </w:rPr>
+              <w:t>87</w:t>
+            </w:r>
+          </w:p>
+        </w:tc>
+      </w:tr>
+      <w:tr>
+        <w:trPr>
+          <w:cnfStyle w:val="000000100000" w:firstRow="0" w:lastRow="0" w:firstColumn="0" w:lastColumn="0" w:oddVBand="0" w:evenVBand="0" w:oddHBand="1" w:evenHBand="0" w:firstRowFirstColumn="0" w:firstRowLastColumn="0" w:lastRowFirstColumn="0" w:lastRowLastColumn="0"/>
+          <w:trHeight w:val="347"/>
+        </w:trPr>
+        <w:tc>
+          <w:tcPr>
+            <w:cnfStyle w:val="001000000000" w:firstRow="0" w:lastRow="0" w:firstColumn="1" w:lastColumn="0" w:oddVBand="0" w:evenVBand="0" w:oddHBand="0" w:evenHBand="0" w:firstRowFirstColumn="0" w:firstRowLastColumn="0" w:lastRowFirstColumn="0" w:lastRowLastColumn="0"/>
+            <w:tcW w:w="2456" w:type="pct"/>
+            <w:noWrap/>
+          </w:tcPr>
+          <w:p>
+            <w:pPr>
+              <w:rPr>
+                <w:rFonts w:asciiTheme="minorHAnsi" w:eastAsiaTheme="minorEastAsia" w:hAnsiTheme="minorHAnsi" w:cstheme="minorBidi"/>
+                <w:color w:val="auto"/>
+              </w:rPr>
+            </w:pPr>
+            <w:r>
+              <w:rPr>
+                <w:rFonts w:asciiTheme="minorHAnsi" w:eastAsiaTheme="minorEastAsia" w:hAnsiTheme="minorHAnsi" w:cstheme="minorBidi"/>
+                <w:color w:val="auto"/>
+              </w:rPr>
+              <w:t xml:space="preserve">Neck radius (a): </w:t>
+            </w:r>
+          </w:p>
+        </w:tc>
+        <w:tc>
+          <w:tcPr>
+            <w:tcW w:w="2544" w:type="pct"/>
+          </w:tcPr>
+          <w:p>
+            <w:pPr>
+              <w:cnfStyle w:val="000000100000" w:firstRow="0" w:lastRow="0" w:firstColumn="0" w:lastColumn="0" w:oddVBand="0" w:evenVBand="0" w:oddHBand="1" w:evenHBand="0" w:firstRowFirstColumn="0" w:firstRowLastColumn="0" w:lastRowFirstColumn="0" w:lastRowLastColumn="0"/>
+              <w:rPr>
+                <w:rFonts w:asciiTheme="minorHAnsi" w:eastAsiaTheme="minorEastAsia" w:hAnsiTheme="minorHAnsi" w:cstheme="minorBidi"/>
+                <w:color w:val="auto"/>
+              </w:rPr>
+            </w:pPr>
+            <w:r>
+              <w:rPr>
+                <w:rFonts w:asciiTheme="minorHAnsi" w:eastAsiaTheme="minorEastAsia" w:hAnsiTheme="minorHAnsi" w:cstheme="minorBidi"/>
+                <w:color w:val="auto"/>
+              </w:rPr>
+              <w:t>64</w:t>
+            </w:r>
+          </w:p>
+        </w:tc>
+      </w:tr>
+      <w:tr>
+        <w:trPr>
+          <w:trHeight w:val="347"/>
+        </w:trPr>
+        <w:tc>
+          <w:tcPr>
+            <w:cnfStyle w:val="001000000000" w:firstRow="0" w:lastRow="0" w:firstColumn="1" w:lastColumn="0" w:oddVBand="0" w:evenVBand="0" w:oddHBand="0" w:evenHBand="0" w:firstRowFirstColumn="0" w:firstRowLastColumn="0" w:lastRowFirstColumn="0" w:lastRowLastColumn="0"/>
+            <w:tcW w:w="2456" w:type="pct"/>
+            <w:noWrap/>
+          </w:tcPr>
+          <w:p>
+            <w:pPr>
+              <w:rPr>
+                <w:rFonts w:asciiTheme="minorHAnsi" w:eastAsiaTheme="minorEastAsia" w:hAnsiTheme="minorHAnsi" w:cstheme="minorBidi"/>
+                <w:color w:val="auto"/>
+              </w:rPr>
+            </w:pPr>
+            <w:r>
+              <w:rPr>
+                <w:rFonts w:asciiTheme="minorHAnsi" w:eastAsiaTheme="minorEastAsia" w:hAnsiTheme="minorHAnsi" w:cstheme="minorBidi"/>
+                <w:color w:val="auto"/>
+              </w:rPr>
+              <w:t>Neck length (L)</w:t>
+            </w:r>
+          </w:p>
+        </w:tc>
+        <w:tc>
+          <w:tcPr>
+            <w:tcW w:w="2544" w:type="pct"/>
+          </w:tcPr>
+          <w:p>
+            <w:pPr>
+              <w:cnfStyle w:val="000000000000" w:firstRow="0" w:lastRow="0" w:firstColumn="0" w:lastColumn="0" w:oddVBand="0" w:evenVBand="0" w:oddHBand="0" w:evenHBand="0" w:firstRowFirstColumn="0" w:firstRowLastColumn="0" w:lastRowFirstColumn="0" w:lastRowLastColumn="0"/>
+              <w:rPr>
+                <w:rFonts w:asciiTheme="minorHAnsi" w:eastAsiaTheme="minorEastAsia" w:hAnsiTheme="minorHAnsi" w:cstheme="minorBidi"/>
+                <w:color w:val="auto"/>
+              </w:rPr>
+            </w:pPr>
+            <w:r>
+              <w:rPr>
+                <w:rFonts w:asciiTheme="minorHAnsi" w:eastAsiaTheme="minorEastAsia" w:hAnsiTheme="minorHAnsi" w:cstheme="minorBidi"/>
+                <w:color w:val="auto"/>
+              </w:rPr>
+              <w:t>37</w:t>
+            </w:r>
+          </w:p>
+        </w:tc>
+      </w:tr>
+      <w:tr>
+        <w:trPr>
+          <w:cnfStyle w:val="000000100000" w:firstRow="0" w:lastRow="0" w:firstColumn="0" w:lastColumn="0" w:oddVBand="0" w:evenVBand="0" w:oddHBand="1" w:evenHBand="0" w:firstRowFirstColumn="0" w:firstRowLastColumn="0" w:lastRowFirstColumn="0" w:lastRowLastColumn="0"/>
+          <w:trHeight w:val="347"/>
+        </w:trPr>
+        <w:tc>
+          <w:tcPr>
+            <w:cnfStyle w:val="001000000000" w:firstRow="0" w:lastRow="0" w:firstColumn="1" w:lastColumn="0" w:oddVBand="0" w:evenVBand="0" w:oddHBand="0" w:evenHBand="0" w:firstRowFirstColumn="0" w:firstRowLastColumn="0" w:lastRowFirstColumn="0" w:lastRowLastColumn="0"/>
+            <w:tcW w:w="2456" w:type="pct"/>
+            <w:noWrap/>
+          </w:tcPr>
+          <w:p>
+            <w:pPr>
+              <w:rPr>
+                <w:rFonts w:asciiTheme="minorHAnsi" w:eastAsiaTheme="minorEastAsia" w:hAnsiTheme="minorHAnsi" w:cstheme="minorBidi"/>
+                <w:color w:val="auto"/>
+              </w:rPr>
+            </w:pPr>
+            <w:r>
+              <w:rPr>
+                <w:rFonts w:asciiTheme="minorHAnsi" w:eastAsiaTheme="minorEastAsia" w:hAnsiTheme="minorHAnsi" w:cstheme="minorBidi"/>
+                <w:color w:val="auto"/>
+              </w:rPr>
+              <w:t xml:space="preserve">Cross sectional area (A): </w:t>
+            </w:r>
+          </w:p>
+        </w:tc>
+        <w:tc>
+          <w:tcPr>
+            <w:tcW w:w="2544" w:type="pct"/>
+          </w:tcPr>
+          <w:p>
+            <w:pPr>
+              <w:cnfStyle w:val="000000100000" w:firstRow="0" w:lastRow="0" w:firstColumn="0" w:lastColumn="0" w:oddVBand="0" w:evenVBand="0" w:oddHBand="1" w:evenHBand="0" w:firstRowFirstColumn="0" w:firstRowLastColumn="0" w:lastRowFirstColumn="0" w:lastRowLastColumn="0"/>
+              <w:rPr>
+                <w:rFonts w:asciiTheme="minorHAnsi" w:eastAsiaTheme="minorEastAsia" w:hAnsiTheme="minorHAnsi" w:cstheme="minorBidi"/>
+                <w:color w:val="auto"/>
+              </w:rPr>
+            </w:pPr>
+            <w:r>
+              <w:rPr>
+                <w:rFonts w:asciiTheme="minorHAnsi" w:eastAsiaTheme="minorEastAsia" w:hAnsiTheme="minorHAnsi" w:cstheme="minorBidi"/>
+                <w:color w:val="auto"/>
+              </w:rPr>
+              <w:t>93</w:t>
+            </w:r>
+          </w:p>
+        </w:tc>
+      </w:tr>
+      <w:tr>
+        <w:trPr>
+          <w:trHeight w:val="347"/>
+        </w:trPr>
+        <w:tc>
+          <w:tcPr>
+            <w:cnfStyle w:val="001000000000" w:firstRow="0" w:lastRow="0" w:firstColumn="1" w:lastColumn="0" w:oddVBand="0" w:evenVBand="0" w:oddHBand="0" w:evenHBand="0" w:firstRowFirstColumn="0" w:firstRowLastColumn="0" w:lastRowFirstColumn="0" w:lastRowLastColumn="0"/>
+            <w:tcW w:w="2456" w:type="pct"/>
+            <w:noWrap/>
+          </w:tcPr>
+          <w:p>
+            <w:pPr>
+              <w:rPr>
+                <w:rFonts w:asciiTheme="minorHAnsi" w:eastAsiaTheme="minorEastAsia" w:hAnsiTheme="minorHAnsi" w:cstheme="minorBidi"/>
+              </w:rPr>
+            </w:pPr>
+            <w:r>
+              <w:rPr>
+                <w:rFonts w:asciiTheme="minorHAnsi" w:eastAsiaTheme="minorEastAsia" w:hAnsiTheme="minorHAnsi" w:cstheme="minorBidi"/>
+              </w:rPr>
+              <w:t xml:space="preserve">Flask </w:t>
+            </w:r>
+          </w:p>
+        </w:tc>
+        <w:tc>
+          <w:tcPr>
+            <w:tcW w:w="2544" w:type="pct"/>
+          </w:tcPr>
+          <w:p>
+            <w:pPr>
+              <w:cnfStyle w:val="000000000000" w:firstRow="0" w:lastRow="0" w:firstColumn="0" w:lastColumn="0" w:oddVBand="0" w:evenVBand="0" w:oddHBand="0" w:evenHBand="0" w:firstRowFirstColumn="0" w:firstRowLastColumn="0" w:lastRowFirstColumn="0" w:lastRowLastColumn="0"/>
+              <w:rPr>
+                <w:rFonts w:asciiTheme="minorHAnsi" w:eastAsiaTheme="minorEastAsia" w:hAnsiTheme="minorHAnsi" w:cstheme="minorBidi"/>
+              </w:rPr>
+            </w:pPr>
+          </w:p>
+        </w:tc>
+      </w:tr>
+    </w:tbl>
+    <w:p>
+      <w:pPr>
+        <w:pStyle w:val="ListParagraph"/>
+        <w:spacing w:line="360" w:lineRule="auto"/>
+        <w:jc w:val="both"/>
+        <w:rPr>
+          <w:sz w:val="32"/>
+          <w:szCs w:val="32"/>
+          <w:u w:val="single"/>
+        </w:rPr>
+      </w:pPr>
+    </w:p>
+    <w:p>
+      <w:pPr>
+        <w:spacing w:line="360" w:lineRule="auto"/>
+        <w:ind w:left="360"/>
+        <w:jc w:val="both"/>
+        <w:rPr>
+          <w:sz w:val="24"/>
+          <w:szCs w:val="24"/>
+        </w:rPr>
+      </w:pPr>
+    </w:p>
+    <w:p>
+      <w:pPr>
+        <w:spacing w:line="360" w:lineRule="auto"/>
+        <w:ind w:left="360"/>
+        <w:jc w:val="both"/>
+        <w:rPr>
+          <w:sz w:val="24"/>
+          <w:szCs w:val="24"/>
+        </w:rPr>
+      </w:pPr>
+    </w:p>
+    <w:p>
+      <w:pPr>
+        <w:spacing w:line="360" w:lineRule="auto"/>
+        <w:ind w:left="360"/>
+        <w:jc w:val="both"/>
+        <w:rPr>
+          <w:sz w:val="24"/>
+          <w:szCs w:val="24"/>
+        </w:rPr>
+      </w:pPr>
+    </w:p>
+    <w:p>
+      <w:pPr>
+        <w:spacing w:line="360" w:lineRule="auto"/>
+        <w:ind w:left="360"/>
+        <w:jc w:val="both"/>
+        <w:rPr>
+          <w:sz w:val="24"/>
+          <w:szCs w:val="24"/>
+        </w:rPr>
+      </w:pPr>
+    </w:p>
+    <w:p>
+      <w:pPr>
+        <w:spacing w:line="360" w:lineRule="auto"/>
+        <w:ind w:left="360"/>
+        <w:jc w:val="both"/>
+        <w:rPr>
+          <w:sz w:val="24"/>
+          <w:szCs w:val="24"/>
+        </w:rPr>
+      </w:pPr>
+    </w:p>
+    <w:p>
+      <w:pPr>
+        <w:spacing w:line="360" w:lineRule="auto"/>
+        <w:ind w:left="360"/>
+        <w:jc w:val="both"/>
+        <w:rPr>
+          <w:sz w:val="24"/>
+          <w:szCs w:val="24"/>
+        </w:rPr>
+      </w:pPr>
+    </w:p>
+    <w:p>
+      <w:pPr>
+        <w:spacing w:line="360" w:lineRule="auto"/>
+        <w:ind w:left="360"/>
+        <w:jc w:val="both"/>
+        <w:rPr>
+          <w:sz w:val="24"/>
+          <w:szCs w:val="24"/>
+        </w:rPr>
+      </w:pPr>
+    </w:p>
+    <w:p>
+      <w:pPr>
+        <w:spacing w:line="360" w:lineRule="auto"/>
+        <w:ind w:left="360"/>
+        <w:jc w:val="both"/>
+        <w:rPr>
+          <w:sz w:val="24"/>
+          <w:szCs w:val="24"/>
+        </w:rPr>
+      </w:pPr>
+    </w:p>
+    <w:p>
+      <w:pPr>
+        <w:spacing w:line="360" w:lineRule="auto"/>
+        <w:ind w:left="360"/>
+        <w:jc w:val="both"/>
+        <w:rPr>
+          <w:sz w:val="24"/>
+          <w:szCs w:val="24"/>
+        </w:rPr>
+      </w:pPr>
+    </w:p>
+    <w:p>
+      <w:pPr>
+        <w:spacing w:line="360" w:lineRule="auto"/>
+        <w:ind w:left="360"/>
+        <w:jc w:val="both"/>
+        <w:rPr>
+          <w:sz w:val="24"/>
+          <w:szCs w:val="24"/>
+        </w:rPr>
+      </w:pPr>
+    </w:p>
+    <w:p>
+      <w:pPr>
+        <w:spacing w:line="360" w:lineRule="auto"/>
+        <w:ind w:left="360"/>
+        <w:jc w:val="both"/>
+        <w:rPr>
+          <w:sz w:val="24"/>
+          <w:szCs w:val="24"/>
+        </w:rPr>
+      </w:pPr>
+    </w:p>
+    <w:p>
+      <w:pPr>
+        <w:spacing w:line="360" w:lineRule="auto"/>
+        <w:ind w:left="360"/>
+        <w:jc w:val="both"/>
+        <w:rPr>
+          <w:sz w:val="24"/>
+          <w:szCs w:val="24"/>
+        </w:rPr>
+      </w:pPr>
     </w:p>
     <w:p>
       <w:pPr>
@@ -2716,6 +3534,7 @@
           <w:szCs w:val="72"/>
           <w:u w:val="single"/>
         </w:rPr>
+        <w:lastRenderedPageBreak/>
         <w:t xml:space="preserve"> Discussion:</w:t>
       </w:r>
     </w:p>
@@ -2785,23 +3604,7 @@
           <w:sz w:val="24"/>
           <w:szCs w:val="24"/>
         </w:rPr>
-        <w:t xml:space="preserve">This lab overall was exciting since I got to donate some of my old guitar strings to the cause. They ended up working leagues better than the regular hardware </w:t>
-      </w:r>
-      <w:proofErr w:type="gramStart"/>
-      <w:r>
-        <w:rPr>
-          <w:sz w:val="24"/>
-          <w:szCs w:val="24"/>
-        </w:rPr>
-        <w:t>store</w:t>
-      </w:r>
-      <w:proofErr w:type="gramEnd"/>
-      <w:r>
-        <w:rPr>
-          <w:sz w:val="24"/>
-          <w:szCs w:val="24"/>
-        </w:rPr>
-        <w:t xml:space="preserve"> bought steel wire initially provided. </w:t>
+        <w:t xml:space="preserve">This lab overall was exciting since I got to donate some of my old guitar strings to the cause. They ended up working leagues better than the regular hardware store bought steel wire initially provided. </w:t>
       </w:r>
       <w:r>
         <w:rPr>
@@ -3017,6 +3820,7 @@
           <w:szCs w:val="72"/>
           <w:u w:val="single"/>
         </w:rPr>
+        <w:lastRenderedPageBreak/>
         <w:t xml:space="preserve">Conclusions: </w:t>
       </w:r>
     </w:p>
@@ -3127,17 +3931,8 @@
           <w:sz w:val="24"/>
           <w:szCs w:val="24"/>
         </w:rPr>
-        <w:t xml:space="preserve">Note: I need help with proper </w:t>
-      </w:r>
-      <w:proofErr w:type="gramStart"/>
-      <w:r>
-        <w:rPr>
-          <w:sz w:val="24"/>
-          <w:szCs w:val="24"/>
-        </w:rPr>
-        <w:t>referencing</w:t>
-      </w:r>
-      <w:proofErr w:type="gramEnd"/>
+        <w:t>Note: I need help with proper referencing</w:t>
+      </w:r>
     </w:p>
     <w:p>
       <w:pPr>
@@ -3255,7 +4050,7 @@
     <w:p/>
     <w:p/>
     <w:sectPr>
-      <w:footerReference w:type="default" r:id="rId10"/>
+      <w:footerReference w:type="default" r:id="rId12"/>
       <w:pgSz w:w="12240" w:h="15840"/>
       <w:pgMar w:top="1440" w:right="1440" w:bottom="1440" w:left="1440" w:header="720" w:footer="720" w:gutter="0"/>
       <w:cols w:space="720"/>
@@ -3447,6 +4242,95 @@
     </w:lvl>
   </w:abstractNum>
   <w:abstractNum w:abstractNumId="1" w15:restartNumberingAfterBreak="0">
+    <w:nsid w:val="160D3410"/>
+    <w:multiLevelType w:val="hybridMultilevel"/>
+    <w:tmpl w:val="37700B78"/>
+    <w:lvl w:ilvl="0" w:tplc="04090015">
+      <w:start w:val="1"/>
+      <w:numFmt w:val="upperLetter"/>
+      <w:lvlText w:val="%1."/>
+      <w:lvlJc w:val="left"/>
+      <w:pPr>
+        <w:ind w:left="720" w:hanging="360"/>
+      </w:pPr>
+      <w:rPr>
+        <w:rFonts w:hint="default"/>
+      </w:rPr>
+    </w:lvl>
+    <w:lvl w:ilvl="1" w:tplc="04090019" w:tentative="1">
+      <w:start w:val="1"/>
+      <w:numFmt w:val="lowerLetter"/>
+      <w:lvlText w:val="%2."/>
+      <w:lvlJc w:val="left"/>
+      <w:pPr>
+        <w:ind w:left="1440" w:hanging="360"/>
+      </w:pPr>
+    </w:lvl>
+    <w:lvl w:ilvl="2" w:tplc="0409001B" w:tentative="1">
+      <w:start w:val="1"/>
+      <w:numFmt w:val="lowerRoman"/>
+      <w:lvlText w:val="%3."/>
+      <w:lvlJc w:val="right"/>
+      <w:pPr>
+        <w:ind w:left="2160" w:hanging="180"/>
+      </w:pPr>
+    </w:lvl>
+    <w:lvl w:ilvl="3" w:tplc="0409000F" w:tentative="1">
+      <w:start w:val="1"/>
+      <w:numFmt w:val="decimal"/>
+      <w:lvlText w:val="%4."/>
+      <w:lvlJc w:val="left"/>
+      <w:pPr>
+        <w:ind w:left="2880" w:hanging="360"/>
+      </w:pPr>
+    </w:lvl>
+    <w:lvl w:ilvl="4" w:tplc="04090019" w:tentative="1">
+      <w:start w:val="1"/>
+      <w:numFmt w:val="lowerLetter"/>
+      <w:lvlText w:val="%5."/>
+      <w:lvlJc w:val="left"/>
+      <w:pPr>
+        <w:ind w:left="3600" w:hanging="360"/>
+      </w:pPr>
+    </w:lvl>
+    <w:lvl w:ilvl="5" w:tplc="0409001B" w:tentative="1">
+      <w:start w:val="1"/>
+      <w:numFmt w:val="lowerRoman"/>
+      <w:lvlText w:val="%6."/>
+      <w:lvlJc w:val="right"/>
+      <w:pPr>
+        <w:ind w:left="4320" w:hanging="180"/>
+      </w:pPr>
+    </w:lvl>
+    <w:lvl w:ilvl="6" w:tplc="0409000F" w:tentative="1">
+      <w:start w:val="1"/>
+      <w:numFmt w:val="decimal"/>
+      <w:lvlText w:val="%7."/>
+      <w:lvlJc w:val="left"/>
+      <w:pPr>
+        <w:ind w:left="5040" w:hanging="360"/>
+      </w:pPr>
+    </w:lvl>
+    <w:lvl w:ilvl="7" w:tplc="04090019" w:tentative="1">
+      <w:start w:val="1"/>
+      <w:numFmt w:val="lowerLetter"/>
+      <w:lvlText w:val="%8."/>
+      <w:lvlJc w:val="left"/>
+      <w:pPr>
+        <w:ind w:left="5760" w:hanging="360"/>
+      </w:pPr>
+    </w:lvl>
+    <w:lvl w:ilvl="8" w:tplc="0409001B" w:tentative="1">
+      <w:start w:val="1"/>
+      <w:numFmt w:val="lowerRoman"/>
+      <w:lvlText w:val="%9."/>
+      <w:lvlJc w:val="right"/>
+      <w:pPr>
+        <w:ind w:left="6480" w:hanging="180"/>
+      </w:pPr>
+    </w:lvl>
+  </w:abstractNum>
+  <w:abstractNum w:abstractNumId="2" w15:restartNumberingAfterBreak="0">
     <w:nsid w:val="167F42B6"/>
     <w:multiLevelType w:val="hybridMultilevel"/>
     <w:tmpl w:val="F9362816"/>
@@ -3535,7 +4419,7 @@
       </w:pPr>
     </w:lvl>
   </w:abstractNum>
-  <w:abstractNum w:abstractNumId="2" w15:restartNumberingAfterBreak="0">
+  <w:abstractNum w:abstractNumId="3" w15:restartNumberingAfterBreak="0">
     <w:nsid w:val="1C732437"/>
     <w:multiLevelType w:val="hybridMultilevel"/>
     <w:tmpl w:val="F15A9908"/>
@@ -3624,7 +4508,7 @@
       </w:pPr>
     </w:lvl>
   </w:abstractNum>
-  <w:abstractNum w:abstractNumId="3" w15:restartNumberingAfterBreak="0">
+  <w:abstractNum w:abstractNumId="4" w15:restartNumberingAfterBreak="0">
     <w:nsid w:val="26A41F04"/>
     <w:multiLevelType w:val="hybridMultilevel"/>
     <w:tmpl w:val="E350FE3E"/>
@@ -3736,7 +4620,7 @@
       </w:rPr>
     </w:lvl>
   </w:abstractNum>
-  <w:abstractNum w:abstractNumId="4" w15:restartNumberingAfterBreak="0">
+  <w:abstractNum w:abstractNumId="5" w15:restartNumberingAfterBreak="0">
     <w:nsid w:val="48EC37F8"/>
     <w:multiLevelType w:val="hybridMultilevel"/>
     <w:tmpl w:val="CB8EBDEA"/>
@@ -3825,7 +4709,7 @@
       </w:pPr>
     </w:lvl>
   </w:abstractNum>
-  <w:abstractNum w:abstractNumId="5" w15:restartNumberingAfterBreak="0">
+  <w:abstractNum w:abstractNumId="6" w15:restartNumberingAfterBreak="0">
     <w:nsid w:val="62B17A65"/>
     <w:multiLevelType w:val="hybridMultilevel"/>
     <w:tmpl w:val="F9C6E658"/>
@@ -3914,7 +4798,7 @@
       </w:pPr>
     </w:lvl>
   </w:abstractNum>
-  <w:abstractNum w:abstractNumId="6" w15:restartNumberingAfterBreak="0">
+  <w:abstractNum w:abstractNumId="7" w15:restartNumberingAfterBreak="0">
     <w:nsid w:val="65A12767"/>
     <w:multiLevelType w:val="hybridMultilevel"/>
     <w:tmpl w:val="343EBA2A"/>
@@ -4009,22 +4893,25 @@
     <w:abstractNumId w:val="0"/>
   </w:num>
   <w:num w:numId="2" w16cid:durableId="307633677">
-    <w:abstractNumId w:val="1"/>
+    <w:abstractNumId w:val="2"/>
   </w:num>
   <w:num w:numId="3" w16cid:durableId="1045446649">
-    <w:abstractNumId w:val="2"/>
+    <w:abstractNumId w:val="3"/>
   </w:num>
   <w:num w:numId="4" w16cid:durableId="400754449">
+    <w:abstractNumId w:val="7"/>
+  </w:num>
+  <w:num w:numId="5" w16cid:durableId="1531340636">
     <w:abstractNumId w:val="6"/>
   </w:num>
-  <w:num w:numId="5" w16cid:durableId="1531340636">
+  <w:num w:numId="6" w16cid:durableId="8140900">
+    <w:abstractNumId w:val="4"/>
+  </w:num>
+  <w:num w:numId="7" w16cid:durableId="453445190">
     <w:abstractNumId w:val="5"/>
   </w:num>
-  <w:num w:numId="6" w16cid:durableId="8140900">
-    <w:abstractNumId w:val="3"/>
-  </w:num>
-  <w:num w:numId="7" w16cid:durableId="453445190">
-    <w:abstractNumId w:val="4"/>
+  <w:num w:numId="8" w16cid:durableId="1229343972">
+    <w:abstractNumId w:val="1"/>
   </w:num>
 </w:numbering>
 </file>
@@ -5266,6 +6153,213 @@
       <w14:ligatures w14:val="none"/>
     </w:rPr>
   </w:style>
+  <w:style w:type="paragraph" w:customStyle="1" w:styleId="DecimalAligned">
+    <w:name w:val="Decimal Aligned"/>
+    <w:basedOn w:val="Normal"/>
+    <w:uiPriority w:val="40"/>
+    <w:qFormat/>
+    <w:rsid w:val="001929CD"/>
+    <w:pPr>
+      <w:tabs>
+        <w:tab w:val="decimal" w:pos="360"/>
+      </w:tabs>
+      <w:spacing w:after="200" w:line="276" w:lineRule="auto"/>
+      <w:jc w:val="left"/>
+    </w:pPr>
+    <w:rPr>
+      <w:rFonts w:asciiTheme="minorHAnsi" w:eastAsiaTheme="minorEastAsia" w:hAnsiTheme="minorHAnsi"/>
+      <w:sz w:val="22"/>
+      <w:szCs w:val="22"/>
+    </w:rPr>
+  </w:style>
+  <w:style w:type="paragraph" w:styleId="FootnoteText">
+    <w:name w:val="footnote text"/>
+    <w:basedOn w:val="Normal"/>
+    <w:link w:val="FootnoteTextChar"/>
+    <w:uiPriority w:val="99"/>
+    <w:unhideWhenUsed/>
+    <w:rsid w:val="001929CD"/>
+    <w:pPr>
+      <w:jc w:val="left"/>
+    </w:pPr>
+    <w:rPr>
+      <w:rFonts w:asciiTheme="minorHAnsi" w:eastAsiaTheme="minorEastAsia" w:hAnsiTheme="minorHAnsi"/>
+    </w:rPr>
+  </w:style>
+  <w:style w:type="character" w:customStyle="1" w:styleId="FootnoteTextChar">
+    <w:name w:val="Footnote Text Char"/>
+    <w:basedOn w:val="DefaultParagraphFont"/>
+    <w:link w:val="FootnoteText"/>
+    <w:uiPriority w:val="99"/>
+    <w:rsid w:val="001929CD"/>
+    <w:rPr>
+      <w:rFonts w:eastAsiaTheme="minorEastAsia" w:cs="Times New Roman"/>
+      <w:kern w:val="0"/>
+      <w:sz w:val="20"/>
+      <w:szCs w:val="20"/>
+      <w14:ligatures w14:val="none"/>
+    </w:rPr>
+  </w:style>
+  <w:style w:type="character" w:styleId="SubtleEmphasis">
+    <w:name w:val="Subtle Emphasis"/>
+    <w:basedOn w:val="DefaultParagraphFont"/>
+    <w:uiPriority w:val="19"/>
+    <w:qFormat/>
+    <w:rsid w:val="001929CD"/>
+    <w:rPr>
+      <w:i/>
+      <w:iCs/>
+    </w:rPr>
+  </w:style>
+  <w:style w:type="table" w:styleId="MediumShading2-Accent5">
+    <w:name w:val="Medium Shading 2 Accent 5"/>
+    <w:basedOn w:val="TableNormal"/>
+    <w:uiPriority w:val="64"/>
+    <w:rsid w:val="001929CD"/>
+    <w:pPr>
+      <w:spacing w:after="0" w:line="240" w:lineRule="auto"/>
+    </w:pPr>
+    <w:rPr>
+      <w:rFonts w:eastAsiaTheme="minorEastAsia"/>
+      <w:kern w:val="0"/>
+      <w:sz w:val="22"/>
+      <w:szCs w:val="22"/>
+      <w14:ligatures w14:val="none"/>
+    </w:rPr>
+    <w:tblPr>
+      <w:tblStyleRowBandSize w:val="1"/>
+      <w:tblStyleColBandSize w:val="1"/>
+      <w:tblBorders>
+        <w:top w:val="single" w:sz="18" w:space="0" w:color="auto"/>
+        <w:bottom w:val="single" w:sz="18" w:space="0" w:color="auto"/>
+      </w:tblBorders>
+    </w:tblPr>
+    <w:tblStylePr w:type="firstRow">
+      <w:pPr>
+        <w:spacing w:before="0" w:after="0" w:line="240" w:lineRule="auto"/>
+      </w:pPr>
+      <w:rPr>
+        <w:b/>
+        <w:bCs/>
+        <w:color w:val="FFFFFF" w:themeColor="background1"/>
+      </w:rPr>
+      <w:tblPr/>
+      <w:tcPr>
+        <w:tcBorders>
+          <w:top w:val="single" w:sz="18" w:space="0" w:color="auto"/>
+          <w:left w:val="nil"/>
+          <w:bottom w:val="single" w:sz="18" w:space="0" w:color="auto"/>
+          <w:right w:val="nil"/>
+          <w:insideH w:val="nil"/>
+          <w:insideV w:val="nil"/>
+        </w:tcBorders>
+        <w:shd w:val="clear" w:color="auto" w:fill="A02B93" w:themeFill="accent5"/>
+      </w:tcPr>
+    </w:tblStylePr>
+    <w:tblStylePr w:type="lastRow">
+      <w:pPr>
+        <w:spacing w:before="0" w:after="0" w:line="240" w:lineRule="auto"/>
+      </w:pPr>
+      <w:rPr>
+        <w:color w:val="auto"/>
+      </w:rPr>
+      <w:tblPr/>
+      <w:tcPr>
+        <w:tcBorders>
+          <w:top w:val="double" w:sz="6" w:space="0" w:color="auto"/>
+          <w:left w:val="nil"/>
+          <w:bottom w:val="single" w:sz="18" w:space="0" w:color="auto"/>
+          <w:right w:val="nil"/>
+          <w:insideH w:val="nil"/>
+          <w:insideV w:val="nil"/>
+        </w:tcBorders>
+        <w:shd w:val="clear" w:color="auto" w:fill="FFFFFF" w:themeFill="background1"/>
+      </w:tcPr>
+    </w:tblStylePr>
+    <w:tblStylePr w:type="firstCol">
+      <w:rPr>
+        <w:b/>
+        <w:bCs/>
+        <w:color w:val="FFFFFF" w:themeColor="background1"/>
+      </w:rPr>
+      <w:tblPr/>
+      <w:tcPr>
+        <w:tcBorders>
+          <w:top w:val="nil"/>
+          <w:left w:val="nil"/>
+          <w:bottom w:val="single" w:sz="18" w:space="0" w:color="auto"/>
+          <w:right w:val="nil"/>
+          <w:insideH w:val="nil"/>
+          <w:insideV w:val="nil"/>
+        </w:tcBorders>
+        <w:shd w:val="clear" w:color="auto" w:fill="A02B93" w:themeFill="accent5"/>
+      </w:tcPr>
+    </w:tblStylePr>
+    <w:tblStylePr w:type="lastCol">
+      <w:rPr>
+        <w:b/>
+        <w:bCs/>
+        <w:color w:val="FFFFFF" w:themeColor="background1"/>
+      </w:rPr>
+      <w:tblPr/>
+      <w:tcPr>
+        <w:tcBorders>
+          <w:left w:val="nil"/>
+          <w:right w:val="nil"/>
+          <w:insideH w:val="nil"/>
+          <w:insideV w:val="nil"/>
+        </w:tcBorders>
+        <w:shd w:val="clear" w:color="auto" w:fill="A02B93" w:themeFill="accent5"/>
+      </w:tcPr>
+    </w:tblStylePr>
+    <w:tblStylePr w:type="band1Vert">
+      <w:tblPr/>
+      <w:tcPr>
+        <w:tcBorders>
+          <w:left w:val="nil"/>
+          <w:right w:val="nil"/>
+          <w:insideH w:val="nil"/>
+          <w:insideV w:val="nil"/>
+        </w:tcBorders>
+        <w:shd w:val="clear" w:color="auto" w:fill="D8D8D8" w:themeFill="background1" w:themeFillShade="D8"/>
+      </w:tcPr>
+    </w:tblStylePr>
+    <w:tblStylePr w:type="band1Horz">
+      <w:tblPr/>
+      <w:tcPr>
+        <w:shd w:val="clear" w:color="auto" w:fill="D8D8D8" w:themeFill="background1" w:themeFillShade="D8"/>
+      </w:tcPr>
+    </w:tblStylePr>
+    <w:tblStylePr w:type="neCell">
+      <w:tblPr/>
+      <w:tcPr>
+        <w:tcBorders>
+          <w:top w:val="single" w:sz="18" w:space="0" w:color="auto"/>
+          <w:left w:val="nil"/>
+          <w:bottom w:val="single" w:sz="18" w:space="0" w:color="auto"/>
+          <w:right w:val="nil"/>
+          <w:insideH w:val="nil"/>
+          <w:insideV w:val="nil"/>
+        </w:tcBorders>
+      </w:tcPr>
+    </w:tblStylePr>
+    <w:tblStylePr w:type="nwCell">
+      <w:rPr>
+        <w:color w:val="FFFFFF" w:themeColor="background1"/>
+      </w:rPr>
+      <w:tblPr/>
+      <w:tcPr>
+        <w:tcBorders>
+          <w:top w:val="single" w:sz="18" w:space="0" w:color="auto"/>
+          <w:left w:val="nil"/>
+          <w:bottom w:val="single" w:sz="18" w:space="0" w:color="auto"/>
+          <w:right w:val="nil"/>
+          <w:insideH w:val="nil"/>
+          <w:insideV w:val="nil"/>
+        </w:tcBorders>
+      </w:tcPr>
+    </w:tblStylePr>
+  </w:style>
 </w:styles>
 </file>
 

--- a/Acoustics/Lab_4/Lab_4_Report.docx
+++ b/Acoustics/Lab_4/Lab_4_Report.docx
@@ -2675,23 +2675,7 @@
           <w:sz w:val="24"/>
           <w:szCs w:val="24"/>
         </w:rPr>
-        <w:t xml:space="preserve">Results from this were as expected. Using CoPilot in </w:t>
-      </w:r>
-      <w:proofErr w:type="spellStart"/>
-      <w:r>
-        <w:rPr>
-          <w:sz w:val="24"/>
-          <w:szCs w:val="24"/>
-        </w:rPr>
-        <w:t>VSCode</w:t>
-      </w:r>
-      <w:proofErr w:type="spellEnd"/>
-      <w:r>
-        <w:rPr>
-          <w:sz w:val="24"/>
-          <w:szCs w:val="24"/>
-        </w:rPr>
-        <w:t xml:space="preserve"> </w:t>
+        <w:t xml:space="preserve">Results from this were as expected. Using CoPilot in VSCode </w:t>
       </w:r>
       <w:r>
         <w:rPr>
@@ -2795,10 +2779,10 @@
           <w14:ligatures w14:val="standardContextual"/>
         </w:rPr>
         <w:drawing>
-          <wp:inline distT="0" distB="0" distL="0" distR="0" wp14:anchorId="2B35AC40" wp14:editId="37C015F3">
+          <wp:inline distT="0" distB="0" distL="0" distR="0" wp14:anchorId="409856D1" wp14:editId="29DEA2EB">
             <wp:extent cx="5943600" cy="4160520"/>
             <wp:effectExtent l="0" t="0" r="0" b="0"/>
-            <wp:docPr id="2073784693" name="Picture 1"/>
+            <wp:docPr id="1303543111" name="Picture 4"/>
             <wp:cNvGraphicFramePr>
               <a:graphicFrameLocks xmlns:a="http://schemas.openxmlformats.org/drawingml/2006/main" noChangeAspect="1"/>
             </wp:cNvGraphicFramePr>
@@ -2806,7 +2790,7 @@
               <a:graphicData uri="http://schemas.openxmlformats.org/drawingml/2006/picture">
                 <pic:pic xmlns:pic="http://schemas.openxmlformats.org/drawingml/2006/picture">
                   <pic:nvPicPr>
-                    <pic:cNvPr id="2073784693" name="Picture 2073784693"/>
+                    <pic:cNvPr id="1303543111" name="Picture 1303543111"/>
                     <pic:cNvPicPr/>
                   </pic:nvPicPr>
                   <pic:blipFill>
@@ -2946,10 +2930,10 @@
           <w14:ligatures w14:val="standardContextual"/>
         </w:rPr>
         <w:drawing>
-          <wp:inline distT="0" distB="0" distL="0" distR="0" wp14:anchorId="46679071" wp14:editId="6BB08105">
+          <wp:inline distT="0" distB="0" distL="0" distR="0" wp14:anchorId="03072FC8" wp14:editId="3DC42C27">
             <wp:extent cx="5943600" cy="3566160"/>
             <wp:effectExtent l="0" t="0" r="0" b="0"/>
-            <wp:docPr id="1233722157" name="Picture 3"/>
+            <wp:docPr id="1278005952" name="Picture 5"/>
             <wp:cNvGraphicFramePr>
               <a:graphicFrameLocks xmlns:a="http://schemas.openxmlformats.org/drawingml/2006/main" noChangeAspect="1"/>
             </wp:cNvGraphicFramePr>
@@ -2957,7 +2941,7 @@
               <a:graphicData uri="http://schemas.openxmlformats.org/drawingml/2006/picture">
                 <pic:pic xmlns:pic="http://schemas.openxmlformats.org/drawingml/2006/picture">
                   <pic:nvPicPr>
-                    <pic:cNvPr id="1233722157" name="Picture 1233722157"/>
+                    <pic:cNvPr id="1278005952" name="Picture 1278005952"/>
                     <pic:cNvPicPr/>
                   </pic:nvPicPr>
                   <pic:blipFill>
@@ -3346,6 +3330,12 @@
               </w:rPr>
               <w:t xml:space="preserve">Flask </w:t>
             </w:r>
+            <w:r>
+              <w:rPr>
+                <w:rFonts w:asciiTheme="minorHAnsi" w:eastAsiaTheme="minorEastAsia" w:hAnsiTheme="minorHAnsi" w:cstheme="minorBidi"/>
+              </w:rPr>
+              <w:t>Volume</w:t>
+            </w:r>
           </w:p>
         </w:tc>
         <w:tc>
@@ -3675,23 +3665,7 @@
           <w:sz w:val="24"/>
           <w:szCs w:val="24"/>
         </w:rPr>
-        <w:t xml:space="preserve">The usage of CoPilot inside of </w:t>
-      </w:r>
-      <w:proofErr w:type="spellStart"/>
-      <w:r>
-        <w:rPr>
-          <w:sz w:val="24"/>
-          <w:szCs w:val="24"/>
-        </w:rPr>
-        <w:t>VSCode</w:t>
-      </w:r>
-      <w:proofErr w:type="spellEnd"/>
-      <w:r>
-        <w:rPr>
-          <w:sz w:val="24"/>
-          <w:szCs w:val="24"/>
-        </w:rPr>
-        <w:t xml:space="preserve"> is great. Parts of this lab in my opinion need to be done with your own personal knowledge and reasoning skills. It is important to do this during experimentation as understanding where human error occurs or could happen plays a huge role in experimentation in all areas of study. Now once you’ve collected good sufficient data and know where faults might lie, I believe it is totally reasonable to use AI in creating graphs and summarizing data. Make sure to review its results as I had to correct a few things in mine. </w:t>
+        <w:t xml:space="preserve">The usage of CoPilot inside of VSCode is great. Parts of this lab in my opinion need to be done with your own personal knowledge and reasoning skills. It is important to do this during experimentation as understanding where human error occurs or could happen plays a huge role in experimentation in all areas of study. Now once you’ve collected good sufficient data and know where faults might lie, I believe it is totally reasonable to use AI in creating graphs and summarizing data. Make sure to review its results as I had to correct a few things in mine. </w:t>
       </w:r>
     </w:p>
     <w:p>
@@ -4028,23 +4002,7 @@
           <w:szCs w:val="28"/>
         </w:rPr>
         <w:tab/>
-        <w:t xml:space="preserve">CoPilot in </w:t>
-      </w:r>
-      <w:proofErr w:type="spellStart"/>
-      <w:r>
-        <w:rPr>
-          <w:sz w:val="28"/>
-          <w:szCs w:val="28"/>
-        </w:rPr>
-        <w:t>VSCode</w:t>
-      </w:r>
-      <w:proofErr w:type="spellEnd"/>
-      <w:r>
-        <w:rPr>
-          <w:sz w:val="28"/>
-          <w:szCs w:val="28"/>
-        </w:rPr>
-        <w:t xml:space="preserve">, Creating plots and calculations. </w:t>
+        <w:t xml:space="preserve">CoPilot in VSCode, Creating plots and calculations. </w:t>
       </w:r>
     </w:p>
     <w:p/>

--- a/Acoustics/Lab_4/Lab_4_Report.docx
+++ b/Acoustics/Lab_4/Lab_4_Report.docx
@@ -10,6 +10,7 @@
           <w:szCs w:val="84"/>
         </w:rPr>
       </w:pPr>
+      <w:proofErr w:type="gramStart"/>
       <w:r>
         <w:rPr>
           <w:sz w:val="84"/>
@@ -24,6 +25,7 @@
         </w:rPr>
         <w:t>Four</w:t>
       </w:r>
+      <w:proofErr w:type="gramEnd"/>
       <w:r>
         <w:rPr>
           <w:sz w:val="84"/>
@@ -192,7 +194,7 @@
           <w:szCs w:val="28"/>
         </w:rPr>
       </w:pPr>
-      <w:hyperlink r:id="rId7" w:history="1">
+      <w:hyperlink r:id="rId8" w:history="1">
         <w:r>
           <w:rPr>
             <w:rStyle w:val="Hyperlink"/>
@@ -1076,7 +1078,7 @@
                     <pic:cNvPicPr/>
                   </pic:nvPicPr>
                   <pic:blipFill>
-                    <a:blip r:embed="rId8"/>
+                    <a:blip r:embed="rId9"/>
                     <a:stretch>
                       <a:fillRect/>
                     </a:stretch>
@@ -1456,7 +1458,23 @@
           <w:sz w:val="24"/>
           <w:szCs w:val="24"/>
         </w:rPr>
-        <w:t>A is the cross-sectional area of the neck, V is the volume of the cavity, ∆x is the neck length and c is the speed of sound in air at room temperature (346 m/s). We can write the angular frequency as ω = 2πf.</w:t>
+        <w:t xml:space="preserve">A is the cross-sectional area of the neck, V is the volume of the cavity, ∆x is the neck length and c </w:t>
+      </w:r>
+      <w:proofErr w:type="gramStart"/>
+      <w:r>
+        <w:rPr>
+          <w:sz w:val="24"/>
+          <w:szCs w:val="24"/>
+        </w:rPr>
+        <w:t>is</w:t>
+      </w:r>
+      <w:proofErr w:type="gramEnd"/>
+      <w:r>
+        <w:rPr>
+          <w:sz w:val="24"/>
+          <w:szCs w:val="24"/>
+        </w:rPr>
+        <w:t xml:space="preserve"> the speed of sound in air at room temperature (346 m/s). We can write the angular frequency as ω = 2πf.</w:t>
       </w:r>
     </w:p>
     <w:p>
@@ -1500,7 +1518,7 @@
                     <pic:cNvPicPr/>
                   </pic:nvPicPr>
                   <pic:blipFill>
-                    <a:blip r:embed="rId9"/>
+                    <a:blip r:embed="rId10"/>
                     <a:stretch>
                       <a:fillRect/>
                     </a:stretch>
@@ -2675,7 +2693,23 @@
           <w:sz w:val="24"/>
           <w:szCs w:val="24"/>
         </w:rPr>
-        <w:t xml:space="preserve">Results from this were as expected. Using CoPilot in VSCode </w:t>
+        <w:t xml:space="preserve">Results from this were as expected. Using CoPilot in </w:t>
+      </w:r>
+      <w:proofErr w:type="spellStart"/>
+      <w:r>
+        <w:rPr>
+          <w:sz w:val="24"/>
+          <w:szCs w:val="24"/>
+        </w:rPr>
+        <w:t>VSCode</w:t>
+      </w:r>
+      <w:proofErr w:type="spellEnd"/>
+      <w:r>
+        <w:rPr>
+          <w:sz w:val="24"/>
+          <w:szCs w:val="24"/>
+        </w:rPr>
+        <w:t xml:space="preserve"> </w:t>
       </w:r>
       <w:r>
         <w:rPr>
@@ -2779,10 +2813,10 @@
           <w14:ligatures w14:val="standardContextual"/>
         </w:rPr>
         <w:drawing>
-          <wp:inline distT="0" distB="0" distL="0" distR="0" wp14:anchorId="409856D1" wp14:editId="29DEA2EB">
+          <wp:inline distT="0" distB="0" distL="0" distR="0" wp14:anchorId="27AFEF93" wp14:editId="65C0A425">
             <wp:extent cx="5943600" cy="4160520"/>
             <wp:effectExtent l="0" t="0" r="0" b="0"/>
-            <wp:docPr id="1303543111" name="Picture 4"/>
+            <wp:docPr id="852098765" name="Picture 6"/>
             <wp:cNvGraphicFramePr>
               <a:graphicFrameLocks xmlns:a="http://schemas.openxmlformats.org/drawingml/2006/main" noChangeAspect="1"/>
             </wp:cNvGraphicFramePr>
@@ -2790,11 +2824,11 @@
               <a:graphicData uri="http://schemas.openxmlformats.org/drawingml/2006/picture">
                 <pic:pic xmlns:pic="http://schemas.openxmlformats.org/drawingml/2006/picture">
                   <pic:nvPicPr>
-                    <pic:cNvPr id="1303543111" name="Picture 1303543111"/>
+                    <pic:cNvPr id="852098765" name="Picture 852098765"/>
                     <pic:cNvPicPr/>
                   </pic:nvPicPr>
                   <pic:blipFill>
-                    <a:blip r:embed="rId10" cstate="print">
+                    <a:blip r:embed="rId11" cstate="print">
                       <a:extLst>
                         <a:ext uri="{28A0092B-C50C-407E-A947-70E740481C1C}">
                           <a14:useLocalDpi xmlns:a14="http://schemas.microsoft.com/office/drawing/2010/main" val="0"/>
@@ -2930,10 +2964,10 @@
           <w14:ligatures w14:val="standardContextual"/>
         </w:rPr>
         <w:drawing>
-          <wp:inline distT="0" distB="0" distL="0" distR="0" wp14:anchorId="03072FC8" wp14:editId="3DC42C27">
+          <wp:inline distT="0" distB="0" distL="0" distR="0" wp14:anchorId="47F05633" wp14:editId="68321E48">
             <wp:extent cx="5943600" cy="3566160"/>
             <wp:effectExtent l="0" t="0" r="0" b="0"/>
-            <wp:docPr id="1278005952" name="Picture 5"/>
+            <wp:docPr id="1416036086" name="Picture 7"/>
             <wp:cNvGraphicFramePr>
               <a:graphicFrameLocks xmlns:a="http://schemas.openxmlformats.org/drawingml/2006/main" noChangeAspect="1"/>
             </wp:cNvGraphicFramePr>
@@ -2941,11 +2975,11 @@
               <a:graphicData uri="http://schemas.openxmlformats.org/drawingml/2006/picture">
                 <pic:pic xmlns:pic="http://schemas.openxmlformats.org/drawingml/2006/picture">
                   <pic:nvPicPr>
-                    <pic:cNvPr id="1278005952" name="Picture 1278005952"/>
+                    <pic:cNvPr id="1416036086" name="Picture 1416036086"/>
                     <pic:cNvPicPr/>
                   </pic:nvPicPr>
                   <pic:blipFill>
-                    <a:blip r:embed="rId11" cstate="print">
+                    <a:blip r:embed="rId12" cstate="print">
                       <a:extLst>
                         <a:ext uri="{28A0092B-C50C-407E-A947-70E740481C1C}">
                           <a14:useLocalDpi xmlns:a14="http://schemas.microsoft.com/office/drawing/2010/main" val="0"/>
@@ -2975,6 +3009,18 @@
     <w:p>
       <w:pPr>
         <w:pStyle w:val="ListParagraph"/>
+        <w:spacing w:line="360" w:lineRule="auto"/>
+        <w:jc w:val="both"/>
+        <w:rPr>
+          <w:sz w:val="32"/>
+          <w:szCs w:val="32"/>
+          <w:u w:val="single"/>
+        </w:rPr>
+      </w:pPr>
+    </w:p>
+    <w:p>
+      <w:pPr>
+        <w:pStyle w:val="ListParagraph"/>
         <w:numPr>
           <w:ilvl w:val="0"/>
           <w:numId w:val="8"/>
@@ -3001,17 +3047,17 @@
       <w:tblPr>
         <w:tblStyle w:val="MediumList2-Accent1"/>
         <w:tblpPr w:leftFromText="180" w:rightFromText="180" w:vertAnchor="text" w:horzAnchor="margin" w:tblpXSpec="center" w:tblpY="323"/>
-        <w:tblW w:w="4302" w:type="pct"/>
+        <w:tblW w:w="5059" w:type="pct"/>
         <w:tblLook w:val="04A0" w:firstRow="1" w:lastRow="0" w:firstColumn="1" w:lastColumn="0" w:noHBand="0" w:noVBand="1"/>
       </w:tblPr>
       <w:tblGrid>
-        <w:gridCol w:w="3956"/>
-        <w:gridCol w:w="4097"/>
+        <w:gridCol w:w="4652"/>
+        <w:gridCol w:w="4818"/>
       </w:tblGrid>
       <w:tr>
         <w:trPr>
           <w:cnfStyle w:val="100000000000" w:firstRow="1" w:lastRow="0" w:firstColumn="0" w:lastColumn="0" w:oddVBand="0" w:evenVBand="0" w:oddHBand="0" w:evenHBand="0" w:firstRowFirstColumn="0" w:firstRowLastColumn="0" w:lastRowFirstColumn="0" w:lastRowLastColumn="0"/>
-          <w:trHeight w:val="374"/>
+          <w:trHeight w:val="407"/>
         </w:trPr>
         <w:tc>
           <w:tcPr>
@@ -3023,6 +3069,8 @@
             <w:pPr>
               <w:rPr>
                 <w:rFonts w:asciiTheme="minorHAnsi" w:eastAsiaTheme="minorEastAsia" w:hAnsiTheme="minorHAnsi" w:cstheme="minorBidi"/>
+                <w:b/>
+                <w:bCs/>
                 <w:color w:val="auto"/>
                 <w:sz w:val="22"/>
                 <w:szCs w:val="22"/>
@@ -3031,6 +3079,8 @@
             <w:r>
               <w:rPr>
                 <w:rFonts w:asciiTheme="minorHAnsi" w:eastAsiaTheme="minorEastAsia" w:hAnsiTheme="minorHAnsi" w:cstheme="minorBidi"/>
+                <w:b/>
+                <w:bCs/>
                 <w:color w:val="auto"/>
                 <w:sz w:val="22"/>
                 <w:szCs w:val="22"/>
@@ -3053,22 +3103,13 @@
                 <w:szCs w:val="22"/>
               </w:rPr>
             </w:pPr>
-            <w:r>
-              <w:rPr>
-                <w:rFonts w:asciiTheme="minorHAnsi" w:eastAsiaTheme="minorEastAsia" w:hAnsiTheme="minorHAnsi" w:cstheme="minorBidi"/>
-                <w:color w:val="auto"/>
-                <w:sz w:val="22"/>
-                <w:szCs w:val="22"/>
-              </w:rPr>
-              <w:t>Point A</w:t>
-            </w:r>
           </w:p>
         </w:tc>
       </w:tr>
       <w:tr>
         <w:trPr>
           <w:cnfStyle w:val="000000100000" w:firstRow="0" w:lastRow="0" w:firstColumn="0" w:lastColumn="0" w:oddVBand="0" w:evenVBand="0" w:oddHBand="1" w:evenHBand="0" w:firstRowFirstColumn="0" w:firstRowLastColumn="0" w:lastRowFirstColumn="0" w:lastRowLastColumn="0"/>
-          <w:trHeight w:val="347"/>
+          <w:trHeight w:val="377"/>
         </w:trPr>
         <w:tc>
           <w:tcPr>
@@ -3090,6 +3131,13 @@
               </w:rPr>
               <w:t xml:space="preserve">Speed of sound (c): </w:t>
             </w:r>
+            <w:r>
+              <w:rPr>
+                <w:rFonts w:asciiTheme="minorHAnsi" w:eastAsiaTheme="minorEastAsia" w:hAnsiTheme="minorHAnsi" w:cstheme="minorBidi"/>
+                <w:color w:val="auto"/>
+              </w:rPr>
+              <w:t xml:space="preserve">  m/s</w:t>
+            </w:r>
           </w:p>
         </w:tc>
         <w:tc>
@@ -3109,14 +3157,14 @@
                 <w:rFonts w:asciiTheme="minorHAnsi" w:eastAsiaTheme="minorEastAsia" w:hAnsiTheme="minorHAnsi" w:cstheme="minorBidi"/>
                 <w:color w:val="auto"/>
               </w:rPr>
-              <w:t>—</w:t>
+              <w:t>345.9 m/s</w:t>
             </w:r>
           </w:p>
         </w:tc>
       </w:tr>
       <w:tr>
         <w:trPr>
-          <w:trHeight w:val="347"/>
+          <w:trHeight w:val="377"/>
         </w:trPr>
         <w:tc>
           <w:tcPr>
@@ -3138,6 +3186,13 @@
               </w:rPr>
               <w:t xml:space="preserve">Neck diameter: </w:t>
             </w:r>
+            <w:r>
+              <w:rPr>
+                <w:rFonts w:asciiTheme="minorHAnsi" w:eastAsiaTheme="minorEastAsia" w:hAnsiTheme="minorHAnsi" w:cstheme="minorBidi"/>
+                <w:color w:val="auto"/>
+              </w:rPr>
+              <w:t xml:space="preserve">  mm</w:t>
+            </w:r>
           </w:p>
         </w:tc>
         <w:tc>
@@ -3157,7 +3212,7 @@
                 <w:rFonts w:asciiTheme="minorHAnsi" w:eastAsiaTheme="minorEastAsia" w:hAnsiTheme="minorHAnsi" w:cstheme="minorBidi"/>
                 <w:color w:val="auto"/>
               </w:rPr>
-              <w:t>87</w:t>
+              <w:t>33.17 mm</w:t>
             </w:r>
           </w:p>
         </w:tc>
@@ -3165,7 +3220,7 @@
       <w:tr>
         <w:trPr>
           <w:cnfStyle w:val="000000100000" w:firstRow="0" w:lastRow="0" w:firstColumn="0" w:lastColumn="0" w:oddVBand="0" w:evenVBand="0" w:oddHBand="1" w:evenHBand="0" w:firstRowFirstColumn="0" w:firstRowLastColumn="0" w:lastRowFirstColumn="0" w:lastRowLastColumn="0"/>
-          <w:trHeight w:val="347"/>
+          <w:trHeight w:val="377"/>
         </w:trPr>
         <w:tc>
           <w:tcPr>
@@ -3187,6 +3242,13 @@
               </w:rPr>
               <w:t xml:space="preserve">Neck radius (a): </w:t>
             </w:r>
+            <w:r>
+              <w:rPr>
+                <w:rFonts w:asciiTheme="minorHAnsi" w:eastAsiaTheme="minorEastAsia" w:hAnsiTheme="minorHAnsi" w:cstheme="minorBidi"/>
+                <w:color w:val="auto"/>
+              </w:rPr>
+              <w:t xml:space="preserve">  mm</w:t>
+            </w:r>
           </w:p>
         </w:tc>
         <w:tc>
@@ -3206,14 +3268,14 @@
                 <w:rFonts w:asciiTheme="minorHAnsi" w:eastAsiaTheme="minorEastAsia" w:hAnsiTheme="minorHAnsi" w:cstheme="minorBidi"/>
                 <w:color w:val="auto"/>
               </w:rPr>
-              <w:t>64</w:t>
+              <w:t>16.59 mm</w:t>
             </w:r>
           </w:p>
         </w:tc>
       </w:tr>
       <w:tr>
         <w:trPr>
-          <w:trHeight w:val="347"/>
+          <w:trHeight w:val="377"/>
         </w:trPr>
         <w:tc>
           <w:tcPr>
@@ -3233,7 +3295,21 @@
                 <w:rFonts w:asciiTheme="minorHAnsi" w:eastAsiaTheme="minorEastAsia" w:hAnsiTheme="minorHAnsi" w:cstheme="minorBidi"/>
                 <w:color w:val="auto"/>
               </w:rPr>
+              <w:t xml:space="preserve">Measured </w:t>
+            </w:r>
+            <w:r>
+              <w:rPr>
+                <w:rFonts w:asciiTheme="minorHAnsi" w:eastAsiaTheme="minorEastAsia" w:hAnsiTheme="minorHAnsi" w:cstheme="minorBidi"/>
+                <w:color w:val="auto"/>
+              </w:rPr>
               <w:t>Neck length (L)</w:t>
+            </w:r>
+            <w:r>
+              <w:rPr>
+                <w:rFonts w:asciiTheme="minorHAnsi" w:eastAsiaTheme="minorEastAsia" w:hAnsiTheme="minorHAnsi" w:cstheme="minorBidi"/>
+                <w:color w:val="auto"/>
+              </w:rPr>
+              <w:t>:   mm</w:t>
             </w:r>
           </w:p>
         </w:tc>
@@ -3254,7 +3330,7 @@
                 <w:rFonts w:asciiTheme="minorHAnsi" w:eastAsiaTheme="minorEastAsia" w:hAnsiTheme="minorHAnsi" w:cstheme="minorBidi"/>
                 <w:color w:val="auto"/>
               </w:rPr>
-              <w:t>37</w:t>
+              <w:t>140 mm</w:t>
             </w:r>
           </w:p>
         </w:tc>
@@ -3262,7 +3338,7 @@
       <w:tr>
         <w:trPr>
           <w:cnfStyle w:val="000000100000" w:firstRow="0" w:lastRow="0" w:firstColumn="0" w:lastColumn="0" w:oddVBand="0" w:evenVBand="0" w:oddHBand="1" w:evenHBand="0" w:firstRowFirstColumn="0" w:firstRowLastColumn="0" w:lastRowFirstColumn="0" w:lastRowLastColumn="0"/>
-          <w:trHeight w:val="347"/>
+          <w:trHeight w:val="377"/>
         </w:trPr>
         <w:tc>
           <w:tcPr>
@@ -3284,6 +3360,20 @@
               </w:rPr>
               <w:t xml:space="preserve">Cross sectional area (A): </w:t>
             </w:r>
+            <w:r>
+              <w:rPr>
+                <w:rFonts w:asciiTheme="minorHAnsi" w:eastAsiaTheme="minorEastAsia" w:hAnsiTheme="minorHAnsi" w:cstheme="minorBidi"/>
+                <w:color w:val="auto"/>
+              </w:rPr>
+              <w:t xml:space="preserve">  m</w:t>
+            </w:r>
+            <w:r>
+              <w:rPr>
+                <w:rFonts w:asciiTheme="minorHAnsi" w:eastAsiaTheme="minorEastAsia" w:hAnsiTheme="minorHAnsi" w:cstheme="minorBidi"/>
+                <w:color w:val="auto"/>
+              </w:rPr>
+              <w:t>^2</w:t>
+            </w:r>
           </w:p>
         </w:tc>
         <w:tc>
@@ -3298,19 +3388,198 @@
                 <w:color w:val="auto"/>
               </w:rPr>
             </w:pPr>
-            <w:r>
-              <w:rPr>
-                <w:rFonts w:asciiTheme="minorHAnsi" w:eastAsiaTheme="minorEastAsia" w:hAnsiTheme="minorHAnsi" w:cstheme="minorBidi"/>
-                <w:color w:val="auto"/>
-              </w:rPr>
-              <w:t>93</w:t>
-            </w:r>
+            <m:oMathPara>
+              <m:oMath>
+                <m:r>
+                  <w:rPr>
+                    <w:rFonts w:ascii="Cambria Math" w:eastAsiaTheme="minorEastAsia" w:hAnsi="Cambria Math" w:cstheme="minorBidi"/>
+                    <w:color w:val="auto"/>
+                  </w:rPr>
+                  <m:t xml:space="preserve">8.64* </m:t>
+                </m:r>
+                <m:sSup>
+                  <m:sSupPr>
+                    <m:ctrlPr>
+                      <w:rPr>
+                        <w:rFonts w:ascii="Cambria Math" w:eastAsiaTheme="minorEastAsia" w:hAnsi="Cambria Math" w:cstheme="minorBidi"/>
+                        <w:i/>
+                        <w:color w:val="auto"/>
+                      </w:rPr>
+                    </m:ctrlPr>
+                  </m:sSupPr>
+                  <m:e>
+                    <m:r>
+                      <w:rPr>
+                        <w:rFonts w:ascii="Cambria Math" w:eastAsiaTheme="minorEastAsia" w:hAnsi="Cambria Math" w:cstheme="minorBidi"/>
+                        <w:color w:val="auto"/>
+                      </w:rPr>
+                      <m:t>10</m:t>
+                    </m:r>
+                  </m:e>
+                  <m:sup>
+                    <m:r>
+                      <w:rPr>
+                        <w:rFonts w:ascii="Cambria Math" w:eastAsiaTheme="minorEastAsia" w:hAnsi="Cambria Math" w:cstheme="minorBidi"/>
+                        <w:color w:val="auto"/>
+                      </w:rPr>
+                      <m:t>-4</m:t>
+                    </m:r>
+                  </m:sup>
+                </m:sSup>
+                <m:r>
+                  <w:rPr>
+                    <w:rFonts w:ascii="Cambria Math" w:eastAsiaTheme="minorEastAsia" w:hAnsi="Cambria Math" w:cstheme="minorBidi"/>
+                    <w:color w:val="auto"/>
+                  </w:rPr>
+                  <m:t xml:space="preserve"> </m:t>
+                </m:r>
+                <m:sSup>
+                  <m:sSupPr>
+                    <m:ctrlPr>
+                      <w:rPr>
+                        <w:rFonts w:ascii="Cambria Math" w:eastAsiaTheme="minorEastAsia" w:hAnsi="Cambria Math" w:cstheme="minorBidi"/>
+                        <w:i/>
+                        <w:color w:val="auto"/>
+                      </w:rPr>
+                    </m:ctrlPr>
+                  </m:sSupPr>
+                  <m:e>
+                    <m:r>
+                      <w:rPr>
+                        <w:rFonts w:ascii="Cambria Math" w:eastAsiaTheme="minorEastAsia" w:hAnsi="Cambria Math" w:cstheme="minorBidi"/>
+                        <w:color w:val="auto"/>
+                      </w:rPr>
+                      <m:t>m</m:t>
+                    </m:r>
+                  </m:e>
+                  <m:sup>
+                    <m:r>
+                      <w:rPr>
+                        <w:rFonts w:ascii="Cambria Math" w:eastAsiaTheme="minorEastAsia" w:hAnsi="Cambria Math" w:cstheme="minorBidi"/>
+                        <w:color w:val="auto"/>
+                      </w:rPr>
+                      <m:t>2</m:t>
+                    </m:r>
+                  </m:sup>
+                </m:sSup>
+              </m:oMath>
+            </m:oMathPara>
+          </w:p>
+        </w:tc>
+      </w:tr>
+    </w:tbl>
+    <w:p>
+      <w:pPr>
+        <w:spacing w:line="360" w:lineRule="auto"/>
+        <w:jc w:val="both"/>
+        <w:rPr>
+          <w:sz w:val="32"/>
+          <w:szCs w:val="32"/>
+          <w:u w:val="single"/>
+        </w:rPr>
+      </w:pPr>
+    </w:p>
+    <w:p>
+      <w:pPr>
+        <w:spacing w:line="360" w:lineRule="auto"/>
+        <w:jc w:val="both"/>
+        <w:rPr>
+          <w:sz w:val="32"/>
+          <w:szCs w:val="32"/>
+          <w:u w:val="single"/>
+        </w:rPr>
+      </w:pPr>
+    </w:p>
+    <w:p>
+      <w:pPr>
+        <w:spacing w:line="360" w:lineRule="auto"/>
+        <w:jc w:val="both"/>
+        <w:rPr>
+          <w:sz w:val="32"/>
+          <w:szCs w:val="32"/>
+          <w:u w:val="single"/>
+        </w:rPr>
+      </w:pPr>
+    </w:p>
+    <w:p>
+      <w:pPr>
+        <w:spacing w:line="360" w:lineRule="auto"/>
+        <w:jc w:val="both"/>
+        <w:rPr>
+          <w:sz w:val="32"/>
+          <w:szCs w:val="32"/>
+          <w:u w:val="single"/>
+        </w:rPr>
+      </w:pPr>
+    </w:p>
+    <w:tbl>
+      <w:tblPr>
+        <w:tblStyle w:val="MediumList2-Accent1"/>
+        <w:tblpPr w:leftFromText="180" w:rightFromText="180" w:vertAnchor="text" w:horzAnchor="margin" w:tblpXSpec="center" w:tblpY="323"/>
+        <w:tblW w:w="5301" w:type="pct"/>
+        <w:tblLook w:val="04A0" w:firstRow="1" w:lastRow="0" w:firstColumn="1" w:lastColumn="0" w:noHBand="0" w:noVBand="1"/>
+      </w:tblPr>
+      <w:tblGrid>
+        <w:gridCol w:w="4874"/>
+        <w:gridCol w:w="5049"/>
+      </w:tblGrid>
+      <w:tr>
+        <w:trPr>
+          <w:cnfStyle w:val="100000000000" w:firstRow="1" w:lastRow="0" w:firstColumn="0" w:lastColumn="0" w:oddVBand="0" w:evenVBand="0" w:oddHBand="0" w:evenHBand="0" w:firstRowFirstColumn="0" w:firstRowLastColumn="0" w:lastRowFirstColumn="0" w:lastRowLastColumn="0"/>
+          <w:trHeight w:val="303"/>
+        </w:trPr>
+        <w:tc>
+          <w:tcPr>
+            <w:cnfStyle w:val="001000000100" w:firstRow="0" w:lastRow="0" w:firstColumn="1" w:lastColumn="0" w:oddVBand="0" w:evenVBand="0" w:oddHBand="0" w:evenHBand="0" w:firstRowFirstColumn="1" w:firstRowLastColumn="0" w:lastRowFirstColumn="0" w:lastRowLastColumn="0"/>
+            <w:tcW w:w="2456" w:type="pct"/>
+            <w:noWrap/>
+          </w:tcPr>
+          <w:p>
+            <w:pPr>
+              <w:rPr>
+                <w:rFonts w:asciiTheme="minorHAnsi" w:eastAsiaTheme="minorEastAsia" w:hAnsiTheme="minorHAnsi" w:cstheme="minorBidi"/>
+                <w:b/>
+                <w:bCs/>
+                <w:color w:val="auto"/>
+                <w:sz w:val="22"/>
+                <w:szCs w:val="22"/>
+              </w:rPr>
+            </w:pPr>
+            <w:r>
+              <w:rPr>
+                <w:rFonts w:asciiTheme="minorHAnsi" w:eastAsiaTheme="minorEastAsia" w:hAnsiTheme="minorHAnsi" w:cstheme="minorBidi"/>
+                <w:b/>
+                <w:bCs/>
+                <w:color w:val="auto"/>
+                <w:sz w:val="22"/>
+                <w:szCs w:val="22"/>
+              </w:rPr>
+              <w:lastRenderedPageBreak/>
+              <w:t>Linear Fit Results</w:t>
+            </w:r>
+          </w:p>
+        </w:tc>
+        <w:tc>
+          <w:tcPr>
+            <w:tcW w:w="2544" w:type="pct"/>
+          </w:tcPr>
+          <w:p>
+            <w:pPr>
+              <w:cnfStyle w:val="100000000000" w:firstRow="1" w:lastRow="0" w:firstColumn="0" w:lastColumn="0" w:oddVBand="0" w:evenVBand="0" w:oddHBand="0" w:evenHBand="0" w:firstRowFirstColumn="0" w:firstRowLastColumn="0" w:lastRowFirstColumn="0" w:lastRowLastColumn="0"/>
+              <w:rPr>
+                <w:rFonts w:asciiTheme="minorHAnsi" w:eastAsiaTheme="minorEastAsia" w:hAnsiTheme="minorHAnsi" w:cstheme="minorBidi"/>
+                <w:color w:val="auto"/>
+                <w:sz w:val="22"/>
+                <w:szCs w:val="22"/>
+              </w:rPr>
+            </w:pPr>
           </w:p>
         </w:tc>
       </w:tr>
       <w:tr>
         <w:trPr>
-          <w:trHeight w:val="347"/>
+          <w:cnfStyle w:val="000000100000" w:firstRow="0" w:lastRow="0" w:firstColumn="0" w:lastColumn="0" w:oddVBand="0" w:evenVBand="0" w:oddHBand="1" w:evenHBand="0" w:firstRowFirstColumn="0" w:firstRowLastColumn="0" w:lastRowFirstColumn="0" w:lastRowLastColumn="0"/>
+          <w:trHeight w:val="281"/>
         </w:trPr>
         <w:tc>
           <w:tcPr>
@@ -3322,20 +3591,141 @@
             <w:pPr>
               <w:rPr>
                 <w:rFonts w:asciiTheme="minorHAnsi" w:eastAsiaTheme="minorEastAsia" w:hAnsiTheme="minorHAnsi" w:cstheme="minorBidi"/>
+                <w:color w:val="auto"/>
               </w:rPr>
             </w:pPr>
             <w:r>
               <w:rPr>
                 <w:rFonts w:asciiTheme="minorHAnsi" w:eastAsiaTheme="minorEastAsia" w:hAnsiTheme="minorHAnsi" w:cstheme="minorBidi"/>
-              </w:rPr>
-              <w:t xml:space="preserve">Flask </w:t>
-            </w:r>
-            <w:r>
-              <w:rPr>
-                <w:rFonts w:asciiTheme="minorHAnsi" w:eastAsiaTheme="minorEastAsia" w:hAnsiTheme="minorHAnsi" w:cstheme="minorBidi"/>
-              </w:rPr>
-              <w:t>Volume</w:t>
-            </w:r>
+                <w:color w:val="auto"/>
+              </w:rPr>
+              <w:t>Slope</w:t>
+            </w:r>
+            <w:r>
+              <w:rPr>
+                <w:rFonts w:asciiTheme="minorHAnsi" w:eastAsiaTheme="minorEastAsia" w:hAnsiTheme="minorHAnsi" w:cstheme="minorBidi"/>
+                <w:color w:val="auto"/>
+              </w:rPr>
+              <w:t>:   m</w:t>
+            </w:r>
+          </w:p>
+        </w:tc>
+        <w:tc>
+          <w:tcPr>
+            <w:tcW w:w="2544" w:type="pct"/>
+          </w:tcPr>
+          <w:p>
+            <w:pPr>
+              <w:cnfStyle w:val="000000100000" w:firstRow="0" w:lastRow="0" w:firstColumn="0" w:lastColumn="0" w:oddVBand="0" w:evenVBand="0" w:oddHBand="1" w:evenHBand="0" w:firstRowFirstColumn="0" w:firstRowLastColumn="0" w:lastRowFirstColumn="0" w:lastRowLastColumn="0"/>
+              <w:rPr>
+                <w:rFonts w:asciiTheme="minorHAnsi" w:eastAsiaTheme="minorEastAsia" w:hAnsiTheme="minorHAnsi" w:cstheme="minorBidi"/>
+                <w:color w:val="auto"/>
+              </w:rPr>
+            </w:pPr>
+            <m:oMathPara>
+              <m:oMath>
+                <m:r>
+                  <w:rPr>
+                    <w:rFonts w:ascii="Cambria Math" w:eastAsiaTheme="minorEastAsia" w:hAnsi="Cambria Math" w:cstheme="minorBidi"/>
+                    <w:color w:val="auto"/>
+                  </w:rPr>
+                  <m:t>-</m:t>
+                </m:r>
+                <m:r>
+                  <w:rPr>
+                    <w:rFonts w:ascii="Cambria Math" w:eastAsiaTheme="minorEastAsia" w:hAnsi="Cambria Math" w:cstheme="minorBidi"/>
+                    <w:color w:val="auto"/>
+                  </w:rPr>
+                  <m:t>0.</m:t>
+                </m:r>
+                <m:r>
+                  <w:rPr>
+                    <w:rFonts w:ascii="Cambria Math" w:eastAsiaTheme="minorEastAsia" w:hAnsi="Cambria Math" w:cstheme="minorBidi"/>
+                    <w:color w:val="auto"/>
+                  </w:rPr>
+                  <m:t>162</m:t>
+                </m:r>
+                <m:r>
+                  <w:rPr>
+                    <w:rFonts w:ascii="Cambria Math" w:eastAsiaTheme="minorEastAsia" w:hAnsi="Cambria Math" w:cstheme="minorBidi"/>
+                    <w:color w:val="auto"/>
+                  </w:rPr>
+                  <m:t xml:space="preserve"> ±</m:t>
+                </m:r>
+                <m:r>
+                  <w:rPr>
+                    <w:rFonts w:ascii="Cambria Math" w:eastAsiaTheme="minorEastAsia" w:hAnsi="Cambria Math" w:cstheme="minorBidi"/>
+                    <w:color w:val="auto"/>
+                  </w:rPr>
+                  <m:t>0.006 m</m:t>
+                </m:r>
+              </m:oMath>
+            </m:oMathPara>
+          </w:p>
+        </w:tc>
+      </w:tr>
+      <w:tr>
+        <w:trPr>
+          <w:trHeight w:val="281"/>
+        </w:trPr>
+        <w:tc>
+          <w:tcPr>
+            <w:cnfStyle w:val="001000000000" w:firstRow="0" w:lastRow="0" w:firstColumn="1" w:lastColumn="0" w:oddVBand="0" w:evenVBand="0" w:oddHBand="0" w:evenHBand="0" w:firstRowFirstColumn="0" w:firstRowLastColumn="0" w:lastRowFirstColumn="0" w:lastRowLastColumn="0"/>
+            <w:tcW w:w="2456" w:type="pct"/>
+            <w:noWrap/>
+          </w:tcPr>
+          <w:p>
+            <w:pPr>
+              <w:rPr>
+                <w:rFonts w:asciiTheme="minorHAnsi" w:eastAsiaTheme="minorEastAsia" w:hAnsiTheme="minorHAnsi" w:cstheme="minorBidi"/>
+                <w:color w:val="auto"/>
+              </w:rPr>
+            </w:pPr>
+            <w:r>
+              <w:rPr>
+                <w:rFonts w:asciiTheme="minorHAnsi" w:eastAsiaTheme="minorEastAsia" w:hAnsiTheme="minorHAnsi" w:cstheme="minorBidi"/>
+                <w:color w:val="auto"/>
+              </w:rPr>
+              <w:t>Intercept</w:t>
+            </w:r>
+            <w:r>
+              <w:rPr>
+                <w:rFonts w:asciiTheme="minorHAnsi" w:eastAsiaTheme="minorEastAsia" w:hAnsiTheme="minorHAnsi" w:cstheme="minorBidi"/>
+                <w:color w:val="auto"/>
+              </w:rPr>
+              <w:t xml:space="preserve">:   </w:t>
+            </w:r>
+            <m:oMath>
+              <m:sSup>
+                <m:sSupPr>
+                  <m:ctrlPr>
+                    <w:rPr>
+                      <w:rFonts w:ascii="Cambria Math" w:eastAsiaTheme="minorEastAsia" w:hAnsi="Cambria Math" w:cstheme="minorBidi"/>
+                      <w:i/>
+                      <w:color w:val="auto"/>
+                    </w:rPr>
+                  </m:ctrlPr>
+                </m:sSupPr>
+                <m:e>
+                  <m:r>
+                    <w:rPr>
+                      <w:rFonts w:ascii="Cambria Math" w:eastAsiaTheme="minorEastAsia" w:hAnsi="Cambria Math" w:cstheme="minorBidi"/>
+                      <w:color w:val="auto"/>
+                    </w:rPr>
+                    <m:t>m</m:t>
+                  </m:r>
+                </m:e>
+                <m:sup>
+                  <m:r>
+                    <w:rPr>
+                      <w:rFonts w:ascii="Cambria Math" w:eastAsiaTheme="minorEastAsia" w:hAnsi="Cambria Math" w:cstheme="minorBidi"/>
+                      <w:color w:val="auto"/>
+                    </w:rPr>
+                    <m:t>4</m:t>
+                  </m:r>
+                </m:sup>
+              </m:sSup>
+            </m:oMath>
           </w:p>
         </w:tc>
         <w:tc>
@@ -3347,21 +3737,1563 @@
               <w:cnfStyle w:val="000000000000" w:firstRow="0" w:lastRow="0" w:firstColumn="0" w:lastColumn="0" w:oddVBand="0" w:evenVBand="0" w:oddHBand="0" w:evenHBand="0" w:firstRowFirstColumn="0" w:firstRowLastColumn="0" w:lastRowFirstColumn="0" w:lastRowLastColumn="0"/>
               <w:rPr>
                 <w:rFonts w:asciiTheme="minorHAnsi" w:eastAsiaTheme="minorEastAsia" w:hAnsiTheme="minorHAnsi" w:cstheme="minorBidi"/>
+                <w:color w:val="auto"/>
+              </w:rPr>
+            </w:pPr>
+            <m:oMathPara>
+              <m:oMath>
+                <m:r>
+                  <w:rPr>
+                    <w:rFonts w:ascii="Cambria Math" w:eastAsiaTheme="minorEastAsia" w:hAnsi="Cambria Math" w:cstheme="minorBidi"/>
+                    <w:color w:val="auto"/>
+                  </w:rPr>
+                  <m:t>3.469</m:t>
+                </m:r>
+                <m:r>
+                  <w:rPr>
+                    <w:rFonts w:ascii="Cambria Math" w:eastAsiaTheme="minorEastAsia" w:hAnsi="Cambria Math" w:cstheme="minorBidi"/>
+                    <w:color w:val="auto"/>
+                  </w:rPr>
+                  <m:t xml:space="preserve">* </m:t>
+                </m:r>
+                <m:sSup>
+                  <m:sSupPr>
+                    <m:ctrlPr>
+                      <w:rPr>
+                        <w:rFonts w:ascii="Cambria Math" w:eastAsiaTheme="minorEastAsia" w:hAnsi="Cambria Math" w:cstheme="minorBidi"/>
+                        <w:i/>
+                        <w:color w:val="auto"/>
+                      </w:rPr>
+                    </m:ctrlPr>
+                  </m:sSupPr>
+                  <m:e>
+                    <m:r>
+                      <w:rPr>
+                        <w:rFonts w:ascii="Cambria Math" w:eastAsiaTheme="minorEastAsia" w:hAnsi="Cambria Math" w:cstheme="minorBidi"/>
+                        <w:color w:val="auto"/>
+                      </w:rPr>
+                      <m:t>10</m:t>
+                    </m:r>
+                  </m:e>
+                  <m:sup>
+                    <m:r>
+                      <w:rPr>
+                        <w:rFonts w:ascii="Cambria Math" w:eastAsiaTheme="minorEastAsia" w:hAnsi="Cambria Math" w:cstheme="minorBidi"/>
+                        <w:color w:val="auto"/>
+                      </w:rPr>
+                      <m:t>-4</m:t>
+                    </m:r>
+                  </m:sup>
+                </m:sSup>
+                <m:sSup>
+                  <m:sSupPr>
+                    <m:ctrlPr>
+                      <w:rPr>
+                        <w:rFonts w:ascii="Cambria Math" w:eastAsiaTheme="minorEastAsia" w:hAnsi="Cambria Math" w:cstheme="minorBidi"/>
+                        <w:i/>
+                        <w:color w:val="auto"/>
+                      </w:rPr>
+                    </m:ctrlPr>
+                  </m:sSupPr>
+                  <m:e>
+                    <m:r>
+                      <w:rPr>
+                        <w:rFonts w:ascii="Cambria Math" w:eastAsiaTheme="minorEastAsia" w:hAnsi="Cambria Math" w:cstheme="minorBidi"/>
+                        <w:color w:val="auto"/>
+                      </w:rPr>
+                      <m:t>m</m:t>
+                    </m:r>
+                  </m:e>
+                  <m:sup>
+                    <m:r>
+                      <w:rPr>
+                        <w:rFonts w:ascii="Cambria Math" w:eastAsiaTheme="minorEastAsia" w:hAnsi="Cambria Math" w:cstheme="minorBidi"/>
+                        <w:color w:val="auto"/>
+                      </w:rPr>
+                      <m:t>4</m:t>
+                    </m:r>
+                  </m:sup>
+                </m:sSup>
+              </m:oMath>
+            </m:oMathPara>
+          </w:p>
+        </w:tc>
+      </w:tr>
+      <w:tr>
+        <w:trPr>
+          <w:cnfStyle w:val="000000100000" w:firstRow="0" w:lastRow="0" w:firstColumn="0" w:lastColumn="0" w:oddVBand="0" w:evenVBand="0" w:oddHBand="1" w:evenHBand="0" w:firstRowFirstColumn="0" w:firstRowLastColumn="0" w:lastRowFirstColumn="0" w:lastRowLastColumn="0"/>
+          <w:trHeight w:val="281"/>
+        </w:trPr>
+        <w:tc>
+          <w:tcPr>
+            <w:cnfStyle w:val="001000000000" w:firstRow="0" w:lastRow="0" w:firstColumn="1" w:lastColumn="0" w:oddVBand="0" w:evenVBand="0" w:oddHBand="0" w:evenHBand="0" w:firstRowFirstColumn="0" w:firstRowLastColumn="0" w:lastRowFirstColumn="0" w:lastRowLastColumn="0"/>
+            <w:tcW w:w="2456" w:type="pct"/>
+            <w:noWrap/>
+          </w:tcPr>
+          <w:p>
+            <w:pPr>
+              <w:rPr>
+                <w:rFonts w:asciiTheme="minorHAnsi" w:eastAsiaTheme="minorEastAsia" w:hAnsiTheme="minorHAnsi" w:cstheme="minorBidi"/>
+                <w:color w:val="auto"/>
+              </w:rPr>
+            </w:pPr>
+            <m:oMath>
+              <m:sSup>
+                <m:sSupPr>
+                  <m:ctrlPr>
+                    <w:rPr>
+                      <w:rFonts w:ascii="Cambria Math" w:eastAsiaTheme="minorEastAsia" w:hAnsi="Cambria Math" w:cstheme="minorBidi"/>
+                      <w:i/>
+                      <w:color w:val="auto"/>
+                    </w:rPr>
+                  </m:ctrlPr>
+                </m:sSupPr>
+                <m:e>
+                  <m:r>
+                    <w:rPr>
+                      <w:rFonts w:ascii="Cambria Math" w:eastAsiaTheme="minorEastAsia" w:hAnsi="Cambria Math" w:cstheme="minorBidi"/>
+                      <w:color w:val="auto"/>
+                    </w:rPr>
+                    <m:t>R</m:t>
+                  </m:r>
+                </m:e>
+                <m:sup>
+                  <m:r>
+                    <w:rPr>
+                      <w:rFonts w:ascii="Cambria Math" w:eastAsiaTheme="minorEastAsia" w:hAnsi="Cambria Math" w:cstheme="minorBidi"/>
+                      <w:color w:val="auto"/>
+                    </w:rPr>
+                    <m:t>2</m:t>
+                  </m:r>
+                </m:sup>
+              </m:sSup>
+            </m:oMath>
+            <w:r>
+              <w:rPr>
+                <w:rFonts w:asciiTheme="minorHAnsi" w:eastAsiaTheme="minorEastAsia" w:hAnsiTheme="minorHAnsi" w:cstheme="minorBidi"/>
+                <w:color w:val="auto"/>
+              </w:rPr>
+              <w:t xml:space="preserve">:   </w:t>
+            </w:r>
+          </w:p>
+        </w:tc>
+        <w:tc>
+          <w:tcPr>
+            <w:tcW w:w="2544" w:type="pct"/>
+          </w:tcPr>
+          <w:p>
+            <w:pPr>
+              <w:cnfStyle w:val="000000100000" w:firstRow="0" w:lastRow="0" w:firstColumn="0" w:lastColumn="0" w:oddVBand="0" w:evenVBand="0" w:oddHBand="1" w:evenHBand="0" w:firstRowFirstColumn="0" w:firstRowLastColumn="0" w:lastRowFirstColumn="0" w:lastRowLastColumn="0"/>
+              <w:rPr>
+                <w:rFonts w:asciiTheme="minorHAnsi" w:eastAsiaTheme="minorEastAsia" w:hAnsiTheme="minorHAnsi" w:cstheme="minorBidi"/>
+                <w:color w:val="auto"/>
+              </w:rPr>
+            </w:pPr>
+            <m:oMathPara>
+              <m:oMath>
+                <m:r>
+                  <w:rPr>
+                    <w:rFonts w:ascii="Cambria Math" w:eastAsiaTheme="minorEastAsia" w:hAnsi="Cambria Math" w:cstheme="minorBidi"/>
+                    <w:color w:val="auto"/>
+                  </w:rPr>
+                  <m:t>0.972</m:t>
+                </m:r>
+              </m:oMath>
+            </m:oMathPara>
+          </w:p>
+        </w:tc>
+      </w:tr>
+      <w:tr>
+        <w:trPr>
+          <w:trHeight w:val="281"/>
+        </w:trPr>
+        <w:tc>
+          <w:tcPr>
+            <w:cnfStyle w:val="001000000000" w:firstRow="0" w:lastRow="0" w:firstColumn="1" w:lastColumn="0" w:oddVBand="0" w:evenVBand="0" w:oddHBand="0" w:evenHBand="0" w:firstRowFirstColumn="0" w:firstRowLastColumn="0" w:lastRowFirstColumn="0" w:lastRowLastColumn="0"/>
+            <w:tcW w:w="2456" w:type="pct"/>
+            <w:noWrap/>
+          </w:tcPr>
+          <w:p>
+            <w:pPr>
+              <w:rPr>
+                <w:rFonts w:asciiTheme="minorHAnsi" w:eastAsiaTheme="minorEastAsia" w:hAnsiTheme="minorHAnsi" w:cstheme="minorBidi"/>
+              </w:rPr>
+            </w:pPr>
+            <w:proofErr w:type="spellStart"/>
+            <w:r>
+              <w:rPr>
+                <w:rFonts w:asciiTheme="minorHAnsi" w:eastAsiaTheme="minorEastAsia" w:hAnsiTheme="minorHAnsi" w:cstheme="minorBidi"/>
+              </w:rPr>
+              <w:t>Δx_eff</w:t>
+            </w:r>
+            <w:proofErr w:type="spellEnd"/>
+            <w:r>
+              <w:rPr>
+                <w:rFonts w:asciiTheme="minorHAnsi" w:eastAsiaTheme="minorEastAsia" w:hAnsiTheme="minorHAnsi" w:cstheme="minorBidi"/>
+              </w:rPr>
+              <w:t xml:space="preserve"> (slope)</w:t>
+            </w:r>
+            <w:proofErr w:type="gramStart"/>
+            <w:r>
+              <w:rPr>
+                <w:rFonts w:asciiTheme="minorHAnsi" w:eastAsiaTheme="minorEastAsia" w:hAnsiTheme="minorHAnsi" w:cstheme="minorBidi"/>
+              </w:rPr>
+              <w:t xml:space="preserve">:  </w:t>
+            </w:r>
+            <w:r>
+              <w:rPr>
+                <w:rFonts w:asciiTheme="minorHAnsi" w:eastAsiaTheme="minorEastAsia" w:hAnsiTheme="minorHAnsi" w:cstheme="minorBidi"/>
+              </w:rPr>
+              <w:t>mm</w:t>
+            </w:r>
+            <w:proofErr w:type="gramEnd"/>
+          </w:p>
+          <w:p>
+            <w:pPr>
+              <w:rPr>
+                <w:rFonts w:asciiTheme="minorHAnsi" w:eastAsiaTheme="minorEastAsia" w:hAnsiTheme="minorHAnsi" w:cstheme="minorBidi"/>
+                <w:color w:val="auto"/>
+              </w:rPr>
+            </w:pPr>
+          </w:p>
+        </w:tc>
+        <w:tc>
+          <w:tcPr>
+            <w:tcW w:w="2544" w:type="pct"/>
+          </w:tcPr>
+          <w:p>
+            <w:pPr>
+              <w:cnfStyle w:val="000000000000" w:firstRow="0" w:lastRow="0" w:firstColumn="0" w:lastColumn="0" w:oddVBand="0" w:evenVBand="0" w:oddHBand="0" w:evenHBand="0" w:firstRowFirstColumn="0" w:firstRowLastColumn="0" w:lastRowFirstColumn="0" w:lastRowLastColumn="0"/>
+              <w:rPr>
+                <w:rFonts w:asciiTheme="minorHAnsi" w:eastAsiaTheme="minorEastAsia" w:hAnsiTheme="minorHAnsi" w:cstheme="minorBidi"/>
+                <w:color w:val="auto"/>
+              </w:rPr>
+            </w:pPr>
+            <m:oMathPara>
+              <m:oMath>
+                <m:r>
+                  <w:rPr>
+                    <w:rFonts w:ascii="Cambria Math" w:eastAsiaTheme="minorEastAsia" w:hAnsi="Cambria Math" w:cstheme="minorBidi"/>
+                    <w:color w:val="auto"/>
+                  </w:rPr>
+                  <m:t>161.7 ±6.3 mm</m:t>
+                </m:r>
+              </m:oMath>
+            </m:oMathPara>
+          </w:p>
+        </w:tc>
+      </w:tr>
+      <w:tr>
+        <w:trPr>
+          <w:cnfStyle w:val="000000100000" w:firstRow="0" w:lastRow="0" w:firstColumn="0" w:lastColumn="0" w:oddVBand="0" w:evenVBand="0" w:oddHBand="1" w:evenHBand="0" w:firstRowFirstColumn="0" w:firstRowLastColumn="0" w:lastRowFirstColumn="0" w:lastRowLastColumn="0"/>
+          <w:trHeight w:val="376"/>
+        </w:trPr>
+        <w:tc>
+          <w:tcPr>
+            <w:cnfStyle w:val="001000000000" w:firstRow="0" w:lastRow="0" w:firstColumn="1" w:lastColumn="0" w:oddVBand="0" w:evenVBand="0" w:oddHBand="0" w:evenHBand="0" w:firstRowFirstColumn="0" w:firstRowLastColumn="0" w:lastRowFirstColumn="0" w:lastRowLastColumn="0"/>
+            <w:tcW w:w="2456" w:type="pct"/>
+            <w:noWrap/>
+          </w:tcPr>
+          <w:p>
+            <w:pPr>
+              <w:rPr>
+                <w:rFonts w:asciiTheme="minorHAnsi" w:eastAsiaTheme="minorEastAsia" w:hAnsiTheme="minorHAnsi" w:cstheme="minorBidi"/>
+              </w:rPr>
+            </w:pPr>
+            <w:proofErr w:type="spellStart"/>
+            <w:r>
+              <w:rPr>
+                <w:rFonts w:asciiTheme="minorHAnsi" w:eastAsiaTheme="minorEastAsia" w:hAnsiTheme="minorHAnsi" w:cstheme="minorBidi"/>
+              </w:rPr>
+              <w:t>Δx_eff</w:t>
+            </w:r>
+            <w:proofErr w:type="spellEnd"/>
+            <w:r>
+              <w:rPr>
+                <w:rFonts w:asciiTheme="minorHAnsi" w:eastAsiaTheme="minorEastAsia" w:hAnsiTheme="minorHAnsi" w:cstheme="minorBidi"/>
+              </w:rPr>
+              <w:t xml:space="preserve"> (</w:t>
+            </w:r>
+            <w:proofErr w:type="spellStart"/>
+            <w:r>
+              <w:rPr>
+                <w:rFonts w:asciiTheme="minorHAnsi" w:eastAsiaTheme="minorEastAsia" w:hAnsiTheme="minorHAnsi" w:cstheme="minorBidi"/>
+              </w:rPr>
+              <w:t>intcpt</w:t>
+            </w:r>
+            <w:proofErr w:type="spellEnd"/>
+            <w:r>
+              <w:rPr>
+                <w:rFonts w:asciiTheme="minorHAnsi" w:eastAsiaTheme="minorEastAsia" w:hAnsiTheme="minorHAnsi" w:cstheme="minorBidi"/>
+              </w:rPr>
+              <w:t>)</w:t>
+            </w:r>
+            <w:r>
+              <w:rPr>
+                <w:rFonts w:asciiTheme="minorHAnsi" w:eastAsiaTheme="minorEastAsia" w:hAnsiTheme="minorHAnsi" w:cstheme="minorBidi"/>
+              </w:rPr>
+              <w:t>:   mm</w:t>
+            </w:r>
+          </w:p>
+          <w:p>
+            <w:pPr>
+              <w:rPr>
+                <w:rFonts w:asciiTheme="minorHAnsi" w:eastAsiaTheme="minorEastAsia" w:hAnsiTheme="minorHAnsi" w:cstheme="minorBidi"/>
+                <w:color w:val="auto"/>
+              </w:rPr>
+            </w:pPr>
+          </w:p>
+        </w:tc>
+        <w:tc>
+          <w:tcPr>
+            <w:tcW w:w="2544" w:type="pct"/>
+          </w:tcPr>
+          <w:p>
+            <w:pPr>
+              <w:cnfStyle w:val="000000100000" w:firstRow="0" w:lastRow="0" w:firstColumn="0" w:lastColumn="0" w:oddVBand="0" w:evenVBand="0" w:oddHBand="1" w:evenHBand="0" w:firstRowFirstColumn="0" w:firstRowLastColumn="0" w:lastRowFirstColumn="0" w:lastRowLastColumn="0"/>
+              <w:rPr>
+                <w:rFonts w:asciiTheme="minorHAnsi" w:eastAsiaTheme="minorEastAsia" w:hAnsiTheme="minorHAnsi" w:cstheme="minorBidi"/>
+                <w:color w:val="auto"/>
+              </w:rPr>
+            </w:pPr>
+            <m:oMath>
+              <m:r>
+                <w:rPr>
+                  <w:rFonts w:ascii="Cambria Math" w:eastAsiaTheme="minorEastAsia" w:hAnsi="Cambria Math" w:cstheme="minorBidi"/>
+                  <w:color w:val="auto"/>
+                </w:rPr>
+                <m:t>161.7</m:t>
+              </m:r>
+              <m:r>
+                <w:rPr>
+                  <w:rFonts w:ascii="Cambria Math" w:eastAsiaTheme="minorEastAsia" w:hAnsi="Cambria Math" w:cstheme="minorBidi"/>
+                  <w:color w:val="auto"/>
+                </w:rPr>
+                <m:t xml:space="preserve"> mm</m:t>
+              </m:r>
+            </m:oMath>
+            <w:r>
+              <w:rPr>
+                <w:rFonts w:asciiTheme="minorHAnsi" w:eastAsiaTheme="minorEastAsia" w:hAnsiTheme="minorHAnsi" w:cstheme="minorBidi"/>
+                <w:color w:val="auto"/>
+              </w:rPr>
+              <w:t xml:space="preserve">  uses fitted V0</w:t>
+            </w:r>
+          </w:p>
+        </w:tc>
+      </w:tr>
+      <w:tr>
+        <w:trPr>
+          <w:trHeight w:val="281"/>
+        </w:trPr>
+        <w:tc>
+          <w:tcPr>
+            <w:cnfStyle w:val="001000000000" w:firstRow="0" w:lastRow="0" w:firstColumn="1" w:lastColumn="0" w:oddVBand="0" w:evenVBand="0" w:oddHBand="0" w:evenHBand="0" w:firstRowFirstColumn="0" w:firstRowLastColumn="0" w:lastRowFirstColumn="0" w:lastRowLastColumn="0"/>
+            <w:tcW w:w="2456" w:type="pct"/>
+            <w:noWrap/>
+          </w:tcPr>
+          <w:p>
+            <w:pPr>
+              <w:rPr>
+                <w:rFonts w:asciiTheme="minorHAnsi" w:eastAsiaTheme="minorEastAsia" w:hAnsiTheme="minorHAnsi" w:cstheme="minorBidi"/>
+              </w:rPr>
+            </w:pPr>
+            <w:r>
+              <w:rPr>
+                <w:rFonts w:asciiTheme="minorHAnsi" w:eastAsiaTheme="minorEastAsia" w:hAnsiTheme="minorHAnsi" w:cstheme="minorBidi"/>
+              </w:rPr>
+              <w:t>Physical neck L:   mm</w:t>
+            </w:r>
+          </w:p>
+        </w:tc>
+        <w:tc>
+          <w:tcPr>
+            <w:tcW w:w="2544" w:type="pct"/>
+          </w:tcPr>
+          <w:p>
+            <w:pPr>
+              <w:cnfStyle w:val="000000000000" w:firstRow="0" w:lastRow="0" w:firstColumn="0" w:lastColumn="0" w:oddVBand="0" w:evenVBand="0" w:oddHBand="0" w:evenHBand="0" w:firstRowFirstColumn="0" w:firstRowLastColumn="0" w:lastRowFirstColumn="0" w:lastRowLastColumn="0"/>
+              <w:rPr>
+                <w:rFonts w:ascii="Aptos" w:eastAsia="Times New Roman" w:hAnsi="Aptos"/>
+              </w:rPr>
+            </w:pPr>
+            <m:oMathPara>
+              <m:oMath>
+                <m:r>
+                  <w:rPr>
+                    <w:rFonts w:ascii="Cambria Math" w:eastAsia="Times New Roman" w:hAnsi="Cambria Math"/>
+                  </w:rPr>
+                  <m:t>140.0 ±0.5 mm</m:t>
+                </m:r>
+              </m:oMath>
+            </m:oMathPara>
+          </w:p>
+        </w:tc>
+      </w:tr>
+    </w:tbl>
+    <w:p>
+      <w:pPr>
+        <w:spacing w:line="360" w:lineRule="auto"/>
+        <w:jc w:val="both"/>
+        <w:rPr>
+          <w:sz w:val="24"/>
+          <w:szCs w:val="24"/>
+        </w:rPr>
+      </w:pPr>
+    </w:p>
+    <w:p>
+      <w:pPr>
+        <w:spacing w:line="360" w:lineRule="auto"/>
+        <w:jc w:val="both"/>
+        <w:rPr>
+          <w:sz w:val="24"/>
+          <w:szCs w:val="24"/>
+        </w:rPr>
+      </w:pPr>
+    </w:p>
+    <w:tbl>
+      <w:tblPr>
+        <w:tblStyle w:val="MediumList2-Accent1"/>
+        <w:tblpPr w:leftFromText="180" w:rightFromText="180" w:vertAnchor="text" w:horzAnchor="margin" w:tblpXSpec="center" w:tblpY="323"/>
+        <w:tblW w:w="5288" w:type="pct"/>
+        <w:tblLook w:val="04A0" w:firstRow="1" w:lastRow="0" w:firstColumn="1" w:lastColumn="0" w:noHBand="0" w:noVBand="1"/>
+      </w:tblPr>
+      <w:tblGrid>
+        <w:gridCol w:w="4862"/>
+        <w:gridCol w:w="5037"/>
+      </w:tblGrid>
+      <w:tr>
+        <w:trPr>
+          <w:cnfStyle w:val="100000000000" w:firstRow="1" w:lastRow="0" w:firstColumn="0" w:lastColumn="0" w:oddVBand="0" w:evenVBand="0" w:oddHBand="0" w:evenHBand="0" w:firstRowFirstColumn="0" w:firstRowLastColumn="0" w:lastRowFirstColumn="0" w:lastRowLastColumn="0"/>
+          <w:trHeight w:val="345"/>
+        </w:trPr>
+        <w:tc>
+          <w:tcPr>
+            <w:cnfStyle w:val="001000000100" w:firstRow="0" w:lastRow="0" w:firstColumn="1" w:lastColumn="0" w:oddVBand="0" w:evenVBand="0" w:oddHBand="0" w:evenHBand="0" w:firstRowFirstColumn="1" w:firstRowLastColumn="0" w:lastRowFirstColumn="0" w:lastRowLastColumn="0"/>
+            <w:tcW w:w="2456" w:type="pct"/>
+            <w:noWrap/>
+          </w:tcPr>
+          <w:p>
+            <w:pPr>
+              <w:rPr>
+                <w:rFonts w:asciiTheme="minorHAnsi" w:eastAsiaTheme="minorEastAsia" w:hAnsiTheme="minorHAnsi" w:cstheme="minorBidi"/>
+                <w:b/>
+                <w:bCs/>
+                <w:color w:val="auto"/>
+                <w:sz w:val="22"/>
+                <w:szCs w:val="22"/>
+              </w:rPr>
+            </w:pPr>
+            <w:r>
+              <w:rPr>
+                <w:rFonts w:asciiTheme="minorHAnsi" w:eastAsiaTheme="minorEastAsia" w:hAnsiTheme="minorHAnsi" w:cstheme="minorBidi"/>
+                <w:b/>
+                <w:bCs/>
+                <w:color w:val="auto"/>
+                <w:sz w:val="22"/>
+                <w:szCs w:val="22"/>
+              </w:rPr>
+              <w:t>L</w:t>
+            </w:r>
+            <w:r>
+              <w:rPr>
+                <w:rFonts w:asciiTheme="minorHAnsi" w:eastAsiaTheme="minorEastAsia" w:hAnsiTheme="minorHAnsi" w:cstheme="minorBidi"/>
+                <w:b/>
+                <w:bCs/>
+                <w:color w:val="auto"/>
+                <w:sz w:val="22"/>
+                <w:szCs w:val="22"/>
+              </w:rPr>
+              <w:t>ength Corrections</w:t>
+            </w:r>
+          </w:p>
+        </w:tc>
+        <w:tc>
+          <w:tcPr>
+            <w:tcW w:w="2544" w:type="pct"/>
+          </w:tcPr>
+          <w:p>
+            <w:pPr>
+              <w:cnfStyle w:val="100000000000" w:firstRow="1" w:lastRow="0" w:firstColumn="0" w:lastColumn="0" w:oddVBand="0" w:evenVBand="0" w:oddHBand="0" w:evenHBand="0" w:firstRowFirstColumn="0" w:firstRowLastColumn="0" w:lastRowFirstColumn="0" w:lastRowLastColumn="0"/>
+              <w:rPr>
+                <w:rFonts w:asciiTheme="minorHAnsi" w:eastAsiaTheme="minorEastAsia" w:hAnsiTheme="minorHAnsi" w:cstheme="minorBidi"/>
+                <w:color w:val="auto"/>
+                <w:sz w:val="22"/>
+                <w:szCs w:val="22"/>
               </w:rPr>
             </w:pPr>
           </w:p>
         </w:tc>
       </w:tr>
+      <w:tr>
+        <w:trPr>
+          <w:cnfStyle w:val="000000100000" w:firstRow="0" w:lastRow="0" w:firstColumn="0" w:lastColumn="0" w:oddVBand="0" w:evenVBand="0" w:oddHBand="1" w:evenHBand="0" w:firstRowFirstColumn="0" w:firstRowLastColumn="0" w:lastRowFirstColumn="0" w:lastRowLastColumn="0"/>
+          <w:trHeight w:val="320"/>
+        </w:trPr>
+        <w:tc>
+          <w:tcPr>
+            <w:cnfStyle w:val="001000000000" w:firstRow="0" w:lastRow="0" w:firstColumn="1" w:lastColumn="0" w:oddVBand="0" w:evenVBand="0" w:oddHBand="0" w:evenHBand="0" w:firstRowFirstColumn="0" w:firstRowLastColumn="0" w:lastRowFirstColumn="0" w:lastRowLastColumn="0"/>
+            <w:tcW w:w="2456" w:type="pct"/>
+            <w:noWrap/>
+          </w:tcPr>
+          <w:p>
+            <w:pPr>
+              <w:rPr>
+                <w:rFonts w:asciiTheme="minorHAnsi" w:eastAsiaTheme="minorEastAsia" w:hAnsiTheme="minorHAnsi" w:cstheme="minorBidi"/>
+                <w:color w:val="auto"/>
+              </w:rPr>
+            </w:pPr>
+            <w:r>
+              <w:rPr>
+                <w:rFonts w:asciiTheme="minorHAnsi" w:eastAsiaTheme="minorEastAsia" w:hAnsiTheme="minorHAnsi" w:cstheme="minorBidi"/>
+                <w:color w:val="auto"/>
+              </w:rPr>
+              <w:t>Physical L</w:t>
+            </w:r>
+            <w:r>
+              <w:rPr>
+                <w:rFonts w:asciiTheme="minorHAnsi" w:eastAsiaTheme="minorEastAsia" w:hAnsiTheme="minorHAnsi" w:cstheme="minorBidi"/>
+                <w:color w:val="auto"/>
+              </w:rPr>
+              <w:t xml:space="preserve">:   </w:t>
+            </w:r>
+          </w:p>
+        </w:tc>
+        <w:tc>
+          <w:tcPr>
+            <w:tcW w:w="2544" w:type="pct"/>
+          </w:tcPr>
+          <w:p>
+            <w:pPr>
+              <w:cnfStyle w:val="000000100000" w:firstRow="0" w:lastRow="0" w:firstColumn="0" w:lastColumn="0" w:oddVBand="0" w:evenVBand="0" w:oddHBand="1" w:evenHBand="0" w:firstRowFirstColumn="0" w:firstRowLastColumn="0" w:lastRowFirstColumn="0" w:lastRowLastColumn="0"/>
+              <w:rPr>
+                <w:rFonts w:asciiTheme="minorHAnsi" w:eastAsiaTheme="minorEastAsia" w:hAnsiTheme="minorHAnsi" w:cstheme="minorBidi"/>
+                <w:color w:val="auto"/>
+              </w:rPr>
+            </w:pPr>
+            <m:oMathPara>
+              <m:oMath>
+                <m:r>
+                  <w:rPr>
+                    <w:rFonts w:ascii="Cambria Math" w:eastAsia="Times New Roman" w:hAnsi="Cambria Math"/>
+                  </w:rPr>
+                  <m:t>140.0 ±0.5 mm</m:t>
+                </m:r>
+              </m:oMath>
+            </m:oMathPara>
+          </w:p>
+        </w:tc>
+      </w:tr>
+      <w:tr>
+        <w:trPr>
+          <w:trHeight w:val="320"/>
+        </w:trPr>
+        <w:tc>
+          <w:tcPr>
+            <w:cnfStyle w:val="001000000000" w:firstRow="0" w:lastRow="0" w:firstColumn="1" w:lastColumn="0" w:oddVBand="0" w:evenVBand="0" w:oddHBand="0" w:evenHBand="0" w:firstRowFirstColumn="0" w:firstRowLastColumn="0" w:lastRowFirstColumn="0" w:lastRowLastColumn="0"/>
+            <w:tcW w:w="2456" w:type="pct"/>
+            <w:noWrap/>
+          </w:tcPr>
+          <w:p>
+            <w:pPr>
+              <w:rPr>
+                <w:rFonts w:asciiTheme="minorHAnsi" w:eastAsiaTheme="minorEastAsia" w:hAnsiTheme="minorHAnsi" w:cstheme="minorBidi"/>
+                <w:color w:val="auto"/>
+              </w:rPr>
+            </w:pPr>
+            <m:oMath>
+              <m:sSub>
+                <m:sSubPr>
+                  <m:ctrlPr>
+                    <w:rPr>
+                      <w:rFonts w:ascii="Cambria Math" w:eastAsiaTheme="minorEastAsia" w:hAnsi="Cambria Math" w:cstheme="minorBidi"/>
+                      <w:i/>
+                      <w:color w:val="auto"/>
+                    </w:rPr>
+                  </m:ctrlPr>
+                </m:sSubPr>
+                <m:e>
+                  <m:r>
+                    <w:rPr>
+                      <w:rFonts w:ascii="Cambria Math" w:eastAsiaTheme="minorEastAsia" w:hAnsi="Cambria Math" w:cstheme="minorBidi"/>
+                      <w:color w:val="auto"/>
+                    </w:rPr>
+                    <m:t>L</m:t>
+                  </m:r>
+                </m:e>
+                <m:sub>
+                  <m:r>
+                    <w:rPr>
+                      <w:rFonts w:ascii="Cambria Math" w:eastAsiaTheme="minorEastAsia" w:hAnsi="Cambria Math" w:cstheme="minorBidi"/>
+                      <w:color w:val="auto"/>
+                    </w:rPr>
+                    <m:t>eff</m:t>
+                  </m:r>
+                </m:sub>
+              </m:sSub>
+            </m:oMath>
+            <w:r>
+              <w:rPr>
+                <w:rFonts w:asciiTheme="minorHAnsi" w:eastAsiaTheme="minorEastAsia" w:hAnsiTheme="minorHAnsi" w:cstheme="minorBidi"/>
+                <w:color w:val="auto"/>
+              </w:rPr>
+              <w:t xml:space="preserve"> (flanged):  </w:t>
+            </w:r>
+            <w:r>
+              <w:rPr>
+                <w:rFonts w:asciiTheme="minorHAnsi" w:eastAsiaTheme="minorEastAsia" w:hAnsiTheme="minorHAnsi" w:cstheme="minorBidi"/>
+                <w:color w:val="auto"/>
+              </w:rPr>
+              <w:t xml:space="preserve">  </w:t>
+            </w:r>
+          </w:p>
+        </w:tc>
+        <w:tc>
+          <w:tcPr>
+            <w:tcW w:w="2544" w:type="pct"/>
+          </w:tcPr>
+          <w:p>
+            <w:pPr>
+              <w:cnfStyle w:val="000000000000" w:firstRow="0" w:lastRow="0" w:firstColumn="0" w:lastColumn="0" w:oddVBand="0" w:evenVBand="0" w:oddHBand="0" w:evenHBand="0" w:firstRowFirstColumn="0" w:firstRowLastColumn="0" w:lastRowFirstColumn="0" w:lastRowLastColumn="0"/>
+              <w:rPr>
+                <w:rFonts w:asciiTheme="minorHAnsi" w:eastAsiaTheme="minorEastAsia" w:hAnsiTheme="minorHAnsi" w:cstheme="minorBidi"/>
+                <w:color w:val="auto"/>
+              </w:rPr>
+            </w:pPr>
+            <m:oMathPara>
+              <m:oMath>
+                <m:r>
+                  <w:rPr>
+                    <w:rFonts w:ascii="Cambria Math" w:eastAsiaTheme="minorEastAsia" w:hAnsi="Cambria Math" w:cstheme="minorBidi"/>
+                    <w:color w:val="auto"/>
+                  </w:rPr>
+                  <m:t>168.2 ±0.6 mm</m:t>
+                </m:r>
+              </m:oMath>
+            </m:oMathPara>
+          </w:p>
+        </w:tc>
+      </w:tr>
+      <w:tr>
+        <w:trPr>
+          <w:cnfStyle w:val="000000100000" w:firstRow="0" w:lastRow="0" w:firstColumn="0" w:lastColumn="0" w:oddVBand="0" w:evenVBand="0" w:oddHBand="1" w:evenHBand="0" w:firstRowFirstColumn="0" w:firstRowLastColumn="0" w:lastRowFirstColumn="0" w:lastRowLastColumn="0"/>
+          <w:trHeight w:val="320"/>
+        </w:trPr>
+        <w:tc>
+          <w:tcPr>
+            <w:cnfStyle w:val="001000000000" w:firstRow="0" w:lastRow="0" w:firstColumn="1" w:lastColumn="0" w:oddVBand="0" w:evenVBand="0" w:oddHBand="0" w:evenHBand="0" w:firstRowFirstColumn="0" w:firstRowLastColumn="0" w:lastRowFirstColumn="0" w:lastRowLastColumn="0"/>
+            <w:tcW w:w="2456" w:type="pct"/>
+            <w:noWrap/>
+          </w:tcPr>
+          <w:p>
+            <w:pPr>
+              <w:rPr>
+                <w:rFonts w:asciiTheme="minorHAnsi" w:eastAsiaTheme="minorEastAsia" w:hAnsiTheme="minorHAnsi" w:cstheme="minorBidi"/>
+                <w:color w:val="auto"/>
+              </w:rPr>
+            </w:pPr>
+            <m:oMath>
+              <m:sSub>
+                <m:sSubPr>
+                  <m:ctrlPr>
+                    <w:rPr>
+                      <w:rFonts w:ascii="Cambria Math" w:eastAsiaTheme="minorEastAsia" w:hAnsi="Cambria Math" w:cstheme="minorBidi"/>
+                      <w:i/>
+                      <w:color w:val="auto"/>
+                    </w:rPr>
+                  </m:ctrlPr>
+                </m:sSubPr>
+                <m:e>
+                  <m:r>
+                    <w:rPr>
+                      <w:rFonts w:ascii="Cambria Math" w:eastAsiaTheme="minorEastAsia" w:hAnsi="Cambria Math" w:cstheme="minorBidi"/>
+                      <w:color w:val="auto"/>
+                    </w:rPr>
+                    <m:t>L</m:t>
+                  </m:r>
+                </m:e>
+                <m:sub>
+                  <m:r>
+                    <w:rPr>
+                      <w:rFonts w:ascii="Cambria Math" w:eastAsiaTheme="minorEastAsia" w:hAnsi="Cambria Math" w:cstheme="minorBidi"/>
+                      <w:color w:val="auto"/>
+                    </w:rPr>
+                    <m:t>eff</m:t>
+                  </m:r>
+                </m:sub>
+              </m:sSub>
+            </m:oMath>
+            <w:r>
+              <w:rPr>
+                <w:rFonts w:asciiTheme="minorHAnsi" w:eastAsiaTheme="minorEastAsia" w:hAnsiTheme="minorHAnsi" w:cstheme="minorBidi"/>
+                <w:color w:val="auto"/>
+              </w:rPr>
+              <w:t xml:space="preserve"> (unflanged)</w:t>
+            </w:r>
+            <w:r>
+              <w:rPr>
+                <w:rFonts w:asciiTheme="minorHAnsi" w:eastAsiaTheme="minorEastAsia" w:hAnsiTheme="minorHAnsi" w:cstheme="minorBidi"/>
+                <w:color w:val="auto"/>
+              </w:rPr>
+              <w:t xml:space="preserve">:  </w:t>
+            </w:r>
+          </w:p>
+        </w:tc>
+        <w:tc>
+          <w:tcPr>
+            <w:tcW w:w="2544" w:type="pct"/>
+          </w:tcPr>
+          <w:p>
+            <w:pPr>
+              <w:cnfStyle w:val="000000100000" w:firstRow="0" w:lastRow="0" w:firstColumn="0" w:lastColumn="0" w:oddVBand="0" w:evenVBand="0" w:oddHBand="1" w:evenHBand="0" w:firstRowFirstColumn="0" w:firstRowLastColumn="0" w:lastRowFirstColumn="0" w:lastRowLastColumn="0"/>
+              <w:rPr>
+                <w:rFonts w:asciiTheme="minorHAnsi" w:eastAsiaTheme="minorEastAsia" w:hAnsiTheme="minorHAnsi" w:cstheme="minorBidi"/>
+                <w:color w:val="auto"/>
+              </w:rPr>
+            </w:pPr>
+            <m:oMathPara>
+              <m:oMath>
+                <m:r>
+                  <w:rPr>
+                    <w:rFonts w:ascii="Cambria Math" w:eastAsiaTheme="minorEastAsia" w:hAnsi="Cambria Math" w:cstheme="minorBidi"/>
+                    <w:color w:val="auto"/>
+                  </w:rPr>
+                  <m:t>1</m:t>
+                </m:r>
+                <m:r>
+                  <w:rPr>
+                    <w:rFonts w:ascii="Cambria Math" w:eastAsiaTheme="minorEastAsia" w:hAnsi="Cambria Math" w:cstheme="minorBidi"/>
+                    <w:color w:val="auto"/>
+                  </w:rPr>
+                  <m:t>59.9 ±0.6 mm</m:t>
+                </m:r>
+              </m:oMath>
+            </m:oMathPara>
+          </w:p>
+        </w:tc>
+      </w:tr>
+      <w:tr>
+        <w:trPr>
+          <w:trHeight w:val="348"/>
+        </w:trPr>
+        <w:tc>
+          <w:tcPr>
+            <w:cnfStyle w:val="001000000000" w:firstRow="0" w:lastRow="0" w:firstColumn="1" w:lastColumn="0" w:oddVBand="0" w:evenVBand="0" w:oddHBand="0" w:evenHBand="0" w:firstRowFirstColumn="0" w:firstRowLastColumn="0" w:lastRowFirstColumn="0" w:lastRowLastColumn="0"/>
+            <w:tcW w:w="2456" w:type="pct"/>
+            <w:noWrap/>
+          </w:tcPr>
+          <w:p>
+            <w:pPr>
+              <w:rPr>
+                <w:rFonts w:asciiTheme="minorHAnsi" w:eastAsiaTheme="minorEastAsia" w:hAnsiTheme="minorHAnsi" w:cstheme="minorBidi"/>
+              </w:rPr>
+            </w:pPr>
+            <m:oMath>
+              <m:r>
+                <m:rPr>
+                  <m:sty m:val="p"/>
+                </m:rPr>
+                <w:rPr>
+                  <w:rFonts w:ascii="Cambria Math" w:eastAsiaTheme="minorEastAsia" w:hAnsi="Cambria Math" w:cstheme="minorBidi"/>
+                </w:rPr>
+                <m:t>Δ</m:t>
+              </m:r>
+              <m:sSub>
+                <m:sSubPr>
+                  <m:ctrlPr>
+                    <w:rPr>
+                      <w:rFonts w:ascii="Cambria Math" w:eastAsiaTheme="minorEastAsia" w:hAnsi="Cambria Math" w:cstheme="minorBidi"/>
+                      <w:i/>
+                    </w:rPr>
+                  </m:ctrlPr>
+                </m:sSubPr>
+                <m:e>
+                  <m:r>
+                    <w:rPr>
+                      <w:rFonts w:ascii="Cambria Math" w:eastAsiaTheme="minorEastAsia" w:hAnsi="Cambria Math" w:cstheme="minorBidi"/>
+                    </w:rPr>
+                    <m:t>x</m:t>
+                  </m:r>
+                </m:e>
+                <m:sub>
+                  <m:r>
+                    <w:rPr>
+                      <w:rFonts w:ascii="Cambria Math" w:eastAsiaTheme="minorEastAsia" w:hAnsi="Cambria Math" w:cstheme="minorBidi"/>
+                    </w:rPr>
+                    <m:t>eff</m:t>
+                  </m:r>
+                </m:sub>
+              </m:sSub>
+            </m:oMath>
+            <w:r>
+              <w:rPr>
+                <w:rFonts w:asciiTheme="minorHAnsi" w:eastAsiaTheme="minorEastAsia" w:hAnsiTheme="minorHAnsi" w:cstheme="minorBidi"/>
+              </w:rPr>
+              <w:t xml:space="preserve"> </w:t>
+            </w:r>
+            <w:r>
+              <w:rPr>
+                <w:rFonts w:asciiTheme="minorHAnsi" w:eastAsiaTheme="minorEastAsia" w:hAnsiTheme="minorHAnsi" w:cstheme="minorBidi"/>
+              </w:rPr>
+              <w:t>(from fit)</w:t>
+            </w:r>
+          </w:p>
+        </w:tc>
+        <w:tc>
+          <w:tcPr>
+            <w:tcW w:w="2544" w:type="pct"/>
+          </w:tcPr>
+          <w:p>
+            <w:pPr>
+              <w:cnfStyle w:val="000000000000" w:firstRow="0" w:lastRow="0" w:firstColumn="0" w:lastColumn="0" w:oddVBand="0" w:evenVBand="0" w:oddHBand="0" w:evenHBand="0" w:firstRowFirstColumn="0" w:firstRowLastColumn="0" w:lastRowFirstColumn="0" w:lastRowLastColumn="0"/>
+              <w:rPr>
+                <w:rFonts w:asciiTheme="minorHAnsi" w:eastAsiaTheme="minorEastAsia" w:hAnsiTheme="minorHAnsi" w:cstheme="minorBidi"/>
+                <w:color w:val="auto"/>
+              </w:rPr>
+            </w:pPr>
+            <m:oMathPara>
+              <m:oMath>
+                <m:r>
+                  <w:rPr>
+                    <w:rFonts w:ascii="Cambria Math" w:eastAsiaTheme="minorEastAsia" w:hAnsi="Cambria Math" w:cstheme="minorBidi"/>
+                    <w:color w:val="auto"/>
+                  </w:rPr>
+                  <m:t>161.7 ±6.3 mm</m:t>
+                </m:r>
+              </m:oMath>
+            </m:oMathPara>
+          </w:p>
+        </w:tc>
+      </w:tr>
     </w:tbl>
     <w:p>
       <w:pPr>
-        <w:pStyle w:val="ListParagraph"/>
         <w:spacing w:line="360" w:lineRule="auto"/>
         <w:jc w:val="both"/>
         <w:rPr>
-          <w:sz w:val="32"/>
-          <w:szCs w:val="32"/>
-          <w:u w:val="single"/>
+          <w:sz w:val="24"/>
+          <w:szCs w:val="24"/>
+        </w:rPr>
+      </w:pPr>
+    </w:p>
+    <w:p>
+      <w:pPr>
+        <w:spacing w:line="360" w:lineRule="auto"/>
+        <w:jc w:val="both"/>
+        <w:rPr>
+          <w:sz w:val="24"/>
+          <w:szCs w:val="24"/>
+        </w:rPr>
+      </w:pPr>
+    </w:p>
+    <w:tbl>
+      <w:tblPr>
+        <w:tblStyle w:val="MediumList2-Accent1"/>
+        <w:tblpPr w:leftFromText="180" w:rightFromText="180" w:vertAnchor="text" w:horzAnchor="margin" w:tblpXSpec="center" w:tblpY="323"/>
+        <w:tblW w:w="5288" w:type="pct"/>
+        <w:tblLook w:val="04A0" w:firstRow="1" w:lastRow="0" w:firstColumn="1" w:lastColumn="0" w:noHBand="0" w:noVBand="1"/>
+      </w:tblPr>
+      <w:tblGrid>
+        <w:gridCol w:w="2790"/>
+        <w:gridCol w:w="7109"/>
+      </w:tblGrid>
+      <w:tr>
+        <w:trPr>
+          <w:cnfStyle w:val="100000000000" w:firstRow="1" w:lastRow="0" w:firstColumn="0" w:lastColumn="0" w:oddVBand="0" w:evenVBand="0" w:oddHBand="0" w:evenHBand="0" w:firstRowFirstColumn="0" w:firstRowLastColumn="0" w:lastRowFirstColumn="0" w:lastRowLastColumn="0"/>
+          <w:trHeight w:val="345"/>
+        </w:trPr>
+        <w:tc>
+          <w:tcPr>
+            <w:cnfStyle w:val="001000000100" w:firstRow="0" w:lastRow="0" w:firstColumn="1" w:lastColumn="0" w:oddVBand="0" w:evenVBand="0" w:oddHBand="0" w:evenHBand="0" w:firstRowFirstColumn="1" w:firstRowLastColumn="0" w:lastRowFirstColumn="0" w:lastRowLastColumn="0"/>
+            <w:tcW w:w="1409" w:type="pct"/>
+            <w:noWrap/>
+          </w:tcPr>
+          <w:p>
+            <w:pPr>
+              <w:rPr>
+                <w:rFonts w:asciiTheme="minorHAnsi" w:eastAsiaTheme="minorEastAsia" w:hAnsiTheme="minorHAnsi" w:cstheme="minorBidi"/>
+                <w:b/>
+                <w:bCs/>
+                <w:color w:val="auto"/>
+                <w:sz w:val="22"/>
+                <w:szCs w:val="22"/>
+              </w:rPr>
+            </w:pPr>
+            <w:r>
+              <w:rPr>
+                <w:rFonts w:asciiTheme="minorHAnsi" w:eastAsiaTheme="minorEastAsia" w:hAnsiTheme="minorHAnsi" w:cstheme="minorBidi"/>
+                <w:b/>
+                <w:bCs/>
+                <w:color w:val="auto"/>
+                <w:sz w:val="22"/>
+                <w:szCs w:val="22"/>
+              </w:rPr>
+              <w:t>L</w:t>
+            </w:r>
+            <w:r>
+              <w:rPr>
+                <w:rFonts w:asciiTheme="minorHAnsi" w:eastAsiaTheme="minorEastAsia" w:hAnsiTheme="minorHAnsi" w:cstheme="minorBidi"/>
+                <w:b/>
+                <w:bCs/>
+                <w:color w:val="auto"/>
+                <w:sz w:val="22"/>
+                <w:szCs w:val="22"/>
+              </w:rPr>
+              <w:t>ength Corrections</w:t>
+            </w:r>
+          </w:p>
+        </w:tc>
+        <w:tc>
+          <w:tcPr>
+            <w:tcW w:w="3591" w:type="pct"/>
+          </w:tcPr>
+          <w:p>
+            <w:pPr>
+              <w:cnfStyle w:val="100000000000" w:firstRow="1" w:lastRow="0" w:firstColumn="0" w:lastColumn="0" w:oddVBand="0" w:evenVBand="0" w:oddHBand="0" w:evenHBand="0" w:firstRowFirstColumn="0" w:firstRowLastColumn="0" w:lastRowFirstColumn="0" w:lastRowLastColumn="0"/>
+              <w:rPr>
+                <w:rFonts w:asciiTheme="minorHAnsi" w:eastAsiaTheme="minorEastAsia" w:hAnsiTheme="minorHAnsi" w:cstheme="minorBidi"/>
+                <w:color w:val="auto"/>
+                <w:sz w:val="22"/>
+                <w:szCs w:val="22"/>
+              </w:rPr>
+            </w:pPr>
+          </w:p>
+        </w:tc>
+      </w:tr>
+      <w:tr>
+        <w:trPr>
+          <w:cnfStyle w:val="000000100000" w:firstRow="0" w:lastRow="0" w:firstColumn="0" w:lastColumn="0" w:oddVBand="0" w:evenVBand="0" w:oddHBand="1" w:evenHBand="0" w:firstRowFirstColumn="0" w:firstRowLastColumn="0" w:lastRowFirstColumn="0" w:lastRowLastColumn="0"/>
+          <w:trHeight w:val="320"/>
+        </w:trPr>
+        <w:tc>
+          <w:tcPr>
+            <w:cnfStyle w:val="001000000000" w:firstRow="0" w:lastRow="0" w:firstColumn="1" w:lastColumn="0" w:oddVBand="0" w:evenVBand="0" w:oddHBand="0" w:evenHBand="0" w:firstRowFirstColumn="0" w:firstRowLastColumn="0" w:lastRowFirstColumn="0" w:lastRowLastColumn="0"/>
+            <w:tcW w:w="1409" w:type="pct"/>
+            <w:noWrap/>
+          </w:tcPr>
+          <w:p>
+            <w:pPr>
+              <w:rPr>
+                <w:rFonts w:asciiTheme="minorHAnsi" w:eastAsiaTheme="minorEastAsia" w:hAnsiTheme="minorHAnsi" w:cstheme="minorBidi"/>
+                <w:color w:val="auto"/>
+              </w:rPr>
+            </w:pPr>
+            <m:oMath>
+              <m:r>
+                <m:rPr>
+                  <m:sty m:val="p"/>
+                </m:rPr>
+                <w:rPr>
+                  <w:rFonts w:ascii="Cambria Math" w:eastAsiaTheme="minorEastAsia" w:hAnsi="Cambria Math" w:cstheme="minorBidi"/>
+                </w:rPr>
+                <m:t>Δ</m:t>
+              </m:r>
+              <m:sSub>
+                <m:sSubPr>
+                  <m:ctrlPr>
+                    <w:rPr>
+                      <w:rFonts w:ascii="Cambria Math" w:eastAsiaTheme="minorEastAsia" w:hAnsi="Cambria Math" w:cstheme="minorBidi"/>
+                      <w:i/>
+                    </w:rPr>
+                  </m:ctrlPr>
+                </m:sSubPr>
+                <m:e>
+                  <m:r>
+                    <w:rPr>
+                      <w:rFonts w:ascii="Cambria Math" w:eastAsiaTheme="minorEastAsia" w:hAnsi="Cambria Math" w:cstheme="minorBidi"/>
+                    </w:rPr>
+                    <m:t>x</m:t>
+                  </m:r>
+                </m:e>
+                <m:sub>
+                  <m:r>
+                    <w:rPr>
+                      <w:rFonts w:ascii="Cambria Math" w:eastAsiaTheme="minorEastAsia" w:hAnsi="Cambria Math" w:cstheme="minorBidi"/>
+                    </w:rPr>
+                    <m:t>eff</m:t>
+                  </m:r>
+                </m:sub>
+              </m:sSub>
+            </m:oMath>
+            <w:r>
+              <w:rPr>
+                <w:rFonts w:asciiTheme="minorHAnsi" w:eastAsiaTheme="minorEastAsia" w:hAnsiTheme="minorHAnsi" w:cstheme="minorBidi"/>
+              </w:rPr>
+              <w:t xml:space="preserve"> </w:t>
+            </w:r>
+            <w:r>
+              <w:rPr>
+                <w:rFonts w:asciiTheme="minorHAnsi" w:eastAsiaTheme="minorEastAsia" w:hAnsiTheme="minorHAnsi" w:cstheme="minorBidi"/>
+              </w:rPr>
+              <w:t xml:space="preserve"> vs. </w:t>
+            </w:r>
+            <w:r>
+              <w:rPr>
+                <w:rFonts w:asciiTheme="minorHAnsi" w:eastAsiaTheme="minorEastAsia" w:hAnsiTheme="minorHAnsi" w:cstheme="minorBidi"/>
+                <w:color w:val="auto"/>
+              </w:rPr>
+              <w:t xml:space="preserve">Physical L:   </w:t>
+            </w:r>
+          </w:p>
+        </w:tc>
+        <w:tc>
+          <w:tcPr>
+            <w:tcW w:w="3591" w:type="pct"/>
+          </w:tcPr>
+          <w:p>
+            <w:pPr>
+              <w:jc w:val="both"/>
+              <w:cnfStyle w:val="000000100000" w:firstRow="0" w:lastRow="0" w:firstColumn="0" w:lastColumn="0" w:oddVBand="0" w:evenVBand="0" w:oddHBand="1" w:evenHBand="0" w:firstRowFirstColumn="0" w:firstRowLastColumn="0" w:lastRowFirstColumn="0" w:lastRowLastColumn="0"/>
+              <w:rPr>
+                <w:rFonts w:ascii="Cambria Math" w:eastAsia="Times New Roman" w:hAnsi="Cambria Math"/>
+                <w:i/>
+              </w:rPr>
+            </w:pPr>
+            <w:r>
+              <w:rPr>
+                <w:rFonts w:ascii="Cambria Math" w:eastAsia="Times New Roman" w:hAnsi="Cambria Math"/>
+                <w:i/>
+              </w:rPr>
+              <w:t xml:space="preserve">|161.67 - 140.00| = 21.67 </w:t>
+            </w:r>
+            <w:proofErr w:type="gramStart"/>
+            <w:r>
+              <w:rPr>
+                <w:rFonts w:ascii="Cambria Math" w:eastAsia="Times New Roman" w:hAnsi="Cambria Math"/>
+                <w:i/>
+              </w:rPr>
+              <w:t>mm  vs</w:t>
+            </w:r>
+            <w:proofErr w:type="gramEnd"/>
+            <w:r>
+              <w:rPr>
+                <w:rFonts w:ascii="Cambria Math" w:eastAsia="Times New Roman" w:hAnsi="Cambria Math"/>
+                <w:i/>
+              </w:rPr>
+              <w:t xml:space="preserve">  combined unc = 6.77 </w:t>
+            </w:r>
+            <w:proofErr w:type="gramStart"/>
+            <w:r>
+              <w:rPr>
+                <w:rFonts w:ascii="Cambria Math" w:eastAsia="Times New Roman" w:hAnsi="Cambria Math"/>
+                <w:i/>
+              </w:rPr>
+              <w:t>mm  →</w:t>
+            </w:r>
+            <w:proofErr w:type="gramEnd"/>
+            <w:r>
+              <w:rPr>
+                <w:rFonts w:ascii="Cambria Math" w:eastAsia="Times New Roman" w:hAnsi="Cambria Math"/>
+                <w:i/>
+              </w:rPr>
+              <w:t xml:space="preserve">  </w:t>
+            </w:r>
+            <w:r>
+              <w:rPr>
+                <w:rFonts w:ascii="Segoe UI Emoji" w:eastAsia="Times New Roman" w:hAnsi="Segoe UI Emoji" w:cs="Segoe UI Emoji"/>
+                <w:i/>
+              </w:rPr>
+              <w:t>❌</w:t>
+            </w:r>
+            <w:r>
+              <w:rPr>
+                <w:rFonts w:ascii="Cambria Math" w:eastAsia="Times New Roman" w:hAnsi="Cambria Math"/>
+                <w:i/>
+              </w:rPr>
+              <w:t xml:space="preserve"> DISAGREE</w:t>
+            </w:r>
+          </w:p>
+          <w:p>
+            <w:pPr>
+              <w:cnfStyle w:val="000000100000" w:firstRow="0" w:lastRow="0" w:firstColumn="0" w:lastColumn="0" w:oddVBand="0" w:evenVBand="0" w:oddHBand="1" w:evenHBand="0" w:firstRowFirstColumn="0" w:firstRowLastColumn="0" w:lastRowFirstColumn="0" w:lastRowLastColumn="0"/>
+              <w:rPr>
+                <w:rFonts w:asciiTheme="minorHAnsi" w:eastAsiaTheme="minorEastAsia" w:hAnsiTheme="minorHAnsi" w:cstheme="minorBidi"/>
+                <w:color w:val="auto"/>
+              </w:rPr>
+            </w:pPr>
+          </w:p>
+        </w:tc>
+      </w:tr>
+      <w:tr>
+        <w:trPr>
+          <w:trHeight w:val="320"/>
+        </w:trPr>
+        <w:tc>
+          <w:tcPr>
+            <w:cnfStyle w:val="001000000000" w:firstRow="0" w:lastRow="0" w:firstColumn="1" w:lastColumn="0" w:oddVBand="0" w:evenVBand="0" w:oddHBand="0" w:evenHBand="0" w:firstRowFirstColumn="0" w:firstRowLastColumn="0" w:lastRowFirstColumn="0" w:lastRowLastColumn="0"/>
+            <w:tcW w:w="1409" w:type="pct"/>
+            <w:noWrap/>
+          </w:tcPr>
+          <w:p>
+            <w:pPr>
+              <w:rPr>
+                <w:rFonts w:asciiTheme="minorHAnsi" w:eastAsiaTheme="minorEastAsia" w:hAnsiTheme="minorHAnsi" w:cstheme="minorBidi"/>
+                <w:color w:val="auto"/>
+              </w:rPr>
+            </w:pPr>
+            <m:oMath>
+              <m:r>
+                <m:rPr>
+                  <m:sty m:val="p"/>
+                </m:rPr>
+                <w:rPr>
+                  <w:rFonts w:ascii="Cambria Math" w:eastAsiaTheme="minorEastAsia" w:hAnsi="Cambria Math" w:cstheme="minorBidi"/>
+                </w:rPr>
+                <m:t>Δ</m:t>
+              </m:r>
+              <m:sSub>
+                <m:sSubPr>
+                  <m:ctrlPr>
+                    <w:rPr>
+                      <w:rFonts w:ascii="Cambria Math" w:eastAsiaTheme="minorEastAsia" w:hAnsi="Cambria Math" w:cstheme="minorBidi"/>
+                      <w:i/>
+                    </w:rPr>
+                  </m:ctrlPr>
+                </m:sSubPr>
+                <m:e>
+                  <m:r>
+                    <w:rPr>
+                      <w:rFonts w:ascii="Cambria Math" w:eastAsiaTheme="minorEastAsia" w:hAnsi="Cambria Math" w:cstheme="minorBidi"/>
+                    </w:rPr>
+                    <m:t>x</m:t>
+                  </m:r>
+                </m:e>
+                <m:sub>
+                  <m:r>
+                    <w:rPr>
+                      <w:rFonts w:ascii="Cambria Math" w:eastAsiaTheme="minorEastAsia" w:hAnsi="Cambria Math" w:cstheme="minorBidi"/>
+                    </w:rPr>
+                    <m:t>eff</m:t>
+                  </m:r>
+                </m:sub>
+              </m:sSub>
+            </m:oMath>
+            <w:r>
+              <w:rPr>
+                <w:rFonts w:asciiTheme="minorHAnsi" w:eastAsiaTheme="minorEastAsia" w:hAnsiTheme="minorHAnsi" w:cstheme="minorBidi"/>
+              </w:rPr>
+              <w:t xml:space="preserve"> </w:t>
+            </w:r>
+            <w:r>
+              <w:rPr>
+                <w:rFonts w:asciiTheme="minorHAnsi" w:eastAsiaTheme="minorEastAsia" w:hAnsiTheme="minorHAnsi" w:cstheme="minorBidi"/>
+              </w:rPr>
+              <w:t xml:space="preserve"> vs. </w:t>
+            </w:r>
+            <m:oMath>
+              <m:sSub>
+                <m:sSubPr>
+                  <m:ctrlPr>
+                    <w:rPr>
+                      <w:rFonts w:ascii="Cambria Math" w:eastAsiaTheme="minorEastAsia" w:hAnsi="Cambria Math" w:cstheme="minorBidi"/>
+                      <w:i/>
+                      <w:color w:val="auto"/>
+                    </w:rPr>
+                  </m:ctrlPr>
+                </m:sSubPr>
+                <m:e>
+                  <m:r>
+                    <w:rPr>
+                      <w:rFonts w:ascii="Cambria Math" w:eastAsiaTheme="minorEastAsia" w:hAnsi="Cambria Math" w:cstheme="minorBidi"/>
+                      <w:color w:val="auto"/>
+                    </w:rPr>
+                    <m:t>L</m:t>
+                  </m:r>
+                </m:e>
+                <m:sub>
+                  <m:r>
+                    <w:rPr>
+                      <w:rFonts w:ascii="Cambria Math" w:eastAsiaTheme="minorEastAsia" w:hAnsi="Cambria Math" w:cstheme="minorBidi"/>
+                      <w:color w:val="auto"/>
+                    </w:rPr>
+                    <m:t>eff</m:t>
+                  </m:r>
+                </m:sub>
+              </m:sSub>
+            </m:oMath>
+            <w:r>
+              <w:rPr>
+                <w:rFonts w:asciiTheme="minorHAnsi" w:eastAsiaTheme="minorEastAsia" w:hAnsiTheme="minorHAnsi" w:cstheme="minorBidi"/>
+                <w:color w:val="auto"/>
+              </w:rPr>
+              <w:t xml:space="preserve"> (flanged):    </w:t>
+            </w:r>
+          </w:p>
+        </w:tc>
+        <w:tc>
+          <w:tcPr>
+            <w:tcW w:w="3591" w:type="pct"/>
+          </w:tcPr>
+          <w:p>
+            <w:pPr>
+              <w:cnfStyle w:val="000000000000" w:firstRow="0" w:lastRow="0" w:firstColumn="0" w:lastColumn="0" w:oddVBand="0" w:evenVBand="0" w:oddHBand="0" w:evenHBand="0" w:firstRowFirstColumn="0" w:firstRowLastColumn="0" w:lastRowFirstColumn="0" w:lastRowLastColumn="0"/>
+              <w:rPr>
+                <w:rFonts w:asciiTheme="minorHAnsi" w:eastAsiaTheme="minorEastAsia" w:hAnsiTheme="minorHAnsi" w:cstheme="minorBidi"/>
+              </w:rPr>
+            </w:pPr>
+            <w:r>
+              <w:rPr>
+                <w:rFonts w:asciiTheme="minorHAnsi" w:eastAsiaTheme="minorEastAsia" w:hAnsiTheme="minorHAnsi" w:cstheme="minorBidi"/>
+              </w:rPr>
+              <w:t xml:space="preserve">|161.67 - 168.16| = 6.48 </w:t>
+            </w:r>
+            <w:proofErr w:type="gramStart"/>
+            <w:r>
+              <w:rPr>
+                <w:rFonts w:asciiTheme="minorHAnsi" w:eastAsiaTheme="minorEastAsia" w:hAnsiTheme="minorHAnsi" w:cstheme="minorBidi"/>
+              </w:rPr>
+              <w:t>mm  vs</w:t>
+            </w:r>
+            <w:proofErr w:type="gramEnd"/>
+            <w:r>
+              <w:rPr>
+                <w:rFonts w:asciiTheme="minorHAnsi" w:eastAsiaTheme="minorEastAsia" w:hAnsiTheme="minorHAnsi" w:cstheme="minorBidi"/>
+              </w:rPr>
+              <w:t xml:space="preserve">  combined </w:t>
+            </w:r>
+            <w:proofErr w:type="spellStart"/>
+            <w:r>
+              <w:rPr>
+                <w:rFonts w:asciiTheme="minorHAnsi" w:eastAsiaTheme="minorEastAsia" w:hAnsiTheme="minorHAnsi" w:cstheme="minorBidi"/>
+              </w:rPr>
+              <w:t>unc</w:t>
+            </w:r>
+            <w:proofErr w:type="spellEnd"/>
+            <w:r>
+              <w:rPr>
+                <w:rFonts w:asciiTheme="minorHAnsi" w:eastAsiaTheme="minorEastAsia" w:hAnsiTheme="minorHAnsi" w:cstheme="minorBidi"/>
+              </w:rPr>
+              <w:t xml:space="preserve"> = 6.85 </w:t>
+            </w:r>
+            <w:proofErr w:type="gramStart"/>
+            <w:r>
+              <w:rPr>
+                <w:rFonts w:asciiTheme="minorHAnsi" w:eastAsiaTheme="minorEastAsia" w:hAnsiTheme="minorHAnsi" w:cstheme="minorBidi"/>
+              </w:rPr>
+              <w:t>mm  →</w:t>
+            </w:r>
+            <w:proofErr w:type="gramEnd"/>
+            <w:r>
+              <w:rPr>
+                <w:rFonts w:asciiTheme="minorHAnsi" w:eastAsiaTheme="minorEastAsia" w:hAnsiTheme="minorHAnsi" w:cstheme="minorBidi"/>
+              </w:rPr>
+              <w:t xml:space="preserve">  </w:t>
+            </w:r>
+            <w:r>
+              <w:rPr>
+                <w:rFonts w:ascii="Segoe UI Emoji" w:eastAsiaTheme="minorEastAsia" w:hAnsi="Segoe UI Emoji" w:cs="Segoe UI Emoji"/>
+              </w:rPr>
+              <w:t>✅</w:t>
+            </w:r>
+            <w:r>
+              <w:rPr>
+                <w:rFonts w:asciiTheme="minorHAnsi" w:eastAsiaTheme="minorEastAsia" w:hAnsiTheme="minorHAnsi" w:cstheme="minorBidi"/>
+              </w:rPr>
+              <w:t xml:space="preserve"> AGREE</w:t>
+            </w:r>
+          </w:p>
+          <w:p>
+            <w:pPr>
+              <w:cnfStyle w:val="000000000000" w:firstRow="0" w:lastRow="0" w:firstColumn="0" w:lastColumn="0" w:oddVBand="0" w:evenVBand="0" w:oddHBand="0" w:evenHBand="0" w:firstRowFirstColumn="0" w:firstRowLastColumn="0" w:lastRowFirstColumn="0" w:lastRowLastColumn="0"/>
+              <w:rPr>
+                <w:rFonts w:asciiTheme="minorHAnsi" w:eastAsiaTheme="minorEastAsia" w:hAnsiTheme="minorHAnsi" w:cstheme="minorBidi"/>
+                <w:color w:val="auto"/>
+              </w:rPr>
+            </w:pPr>
+          </w:p>
+        </w:tc>
+      </w:tr>
+      <w:tr>
+        <w:trPr>
+          <w:cnfStyle w:val="000000100000" w:firstRow="0" w:lastRow="0" w:firstColumn="0" w:lastColumn="0" w:oddVBand="0" w:evenVBand="0" w:oddHBand="1" w:evenHBand="0" w:firstRowFirstColumn="0" w:firstRowLastColumn="0" w:lastRowFirstColumn="0" w:lastRowLastColumn="0"/>
+          <w:trHeight w:val="320"/>
+        </w:trPr>
+        <w:tc>
+          <w:tcPr>
+            <w:cnfStyle w:val="001000000000" w:firstRow="0" w:lastRow="0" w:firstColumn="1" w:lastColumn="0" w:oddVBand="0" w:evenVBand="0" w:oddHBand="0" w:evenHBand="0" w:firstRowFirstColumn="0" w:firstRowLastColumn="0" w:lastRowFirstColumn="0" w:lastRowLastColumn="0"/>
+            <w:tcW w:w="1409" w:type="pct"/>
+            <w:noWrap/>
+          </w:tcPr>
+          <w:p>
+            <w:pPr>
+              <w:rPr>
+                <w:rFonts w:asciiTheme="minorHAnsi" w:eastAsiaTheme="minorEastAsia" w:hAnsiTheme="minorHAnsi" w:cstheme="minorBidi"/>
+                <w:color w:val="auto"/>
+              </w:rPr>
+            </w:pPr>
+            <m:oMath>
+              <m:r>
+                <m:rPr>
+                  <m:sty m:val="p"/>
+                </m:rPr>
+                <w:rPr>
+                  <w:rFonts w:ascii="Cambria Math" w:eastAsiaTheme="minorEastAsia" w:hAnsi="Cambria Math" w:cstheme="minorBidi"/>
+                </w:rPr>
+                <m:t>Δ</m:t>
+              </m:r>
+              <m:sSub>
+                <m:sSubPr>
+                  <m:ctrlPr>
+                    <w:rPr>
+                      <w:rFonts w:ascii="Cambria Math" w:eastAsiaTheme="minorEastAsia" w:hAnsi="Cambria Math" w:cstheme="minorBidi"/>
+                      <w:i/>
+                    </w:rPr>
+                  </m:ctrlPr>
+                </m:sSubPr>
+                <m:e>
+                  <m:r>
+                    <w:rPr>
+                      <w:rFonts w:ascii="Cambria Math" w:eastAsiaTheme="minorEastAsia" w:hAnsi="Cambria Math" w:cstheme="minorBidi"/>
+                    </w:rPr>
+                    <m:t>x</m:t>
+                  </m:r>
+                </m:e>
+                <m:sub>
+                  <m:r>
+                    <w:rPr>
+                      <w:rFonts w:ascii="Cambria Math" w:eastAsiaTheme="minorEastAsia" w:hAnsi="Cambria Math" w:cstheme="minorBidi"/>
+                    </w:rPr>
+                    <m:t>eff</m:t>
+                  </m:r>
+                </m:sub>
+              </m:sSub>
+            </m:oMath>
+            <w:r>
+              <w:rPr>
+                <w:rFonts w:asciiTheme="minorHAnsi" w:eastAsiaTheme="minorEastAsia" w:hAnsiTheme="minorHAnsi" w:cstheme="minorBidi"/>
+              </w:rPr>
+              <w:t xml:space="preserve"> </w:t>
+            </w:r>
+            <w:r>
+              <w:rPr>
+                <w:rFonts w:asciiTheme="minorHAnsi" w:eastAsiaTheme="minorEastAsia" w:hAnsiTheme="minorHAnsi" w:cstheme="minorBidi"/>
+              </w:rPr>
+              <w:t xml:space="preserve"> vs. </w:t>
+            </w:r>
+            <m:oMath>
+              <m:sSub>
+                <m:sSubPr>
+                  <m:ctrlPr>
+                    <w:rPr>
+                      <w:rFonts w:ascii="Cambria Math" w:eastAsiaTheme="minorEastAsia" w:hAnsi="Cambria Math" w:cstheme="minorBidi"/>
+                      <w:i/>
+                      <w:color w:val="auto"/>
+                    </w:rPr>
+                  </m:ctrlPr>
+                </m:sSubPr>
+                <m:e>
+                  <m:r>
+                    <w:rPr>
+                      <w:rFonts w:ascii="Cambria Math" w:eastAsiaTheme="minorEastAsia" w:hAnsi="Cambria Math" w:cstheme="minorBidi"/>
+                      <w:color w:val="auto"/>
+                    </w:rPr>
+                    <m:t>L</m:t>
+                  </m:r>
+                </m:e>
+                <m:sub>
+                  <m:r>
+                    <w:rPr>
+                      <w:rFonts w:ascii="Cambria Math" w:eastAsiaTheme="minorEastAsia" w:hAnsi="Cambria Math" w:cstheme="minorBidi"/>
+                      <w:color w:val="auto"/>
+                    </w:rPr>
+                    <m:t>eff</m:t>
+                  </m:r>
+                </m:sub>
+              </m:sSub>
+            </m:oMath>
+            <w:r>
+              <w:rPr>
+                <w:rFonts w:asciiTheme="minorHAnsi" w:eastAsiaTheme="minorEastAsia" w:hAnsiTheme="minorHAnsi" w:cstheme="minorBidi"/>
+                <w:color w:val="auto"/>
+              </w:rPr>
+              <w:t xml:space="preserve"> (unflanged):  </w:t>
+            </w:r>
+          </w:p>
+        </w:tc>
+        <w:tc>
+          <w:tcPr>
+            <w:tcW w:w="3591" w:type="pct"/>
+          </w:tcPr>
+          <w:p>
+            <w:pPr>
+              <w:cnfStyle w:val="000000100000" w:firstRow="0" w:lastRow="0" w:firstColumn="0" w:lastColumn="0" w:oddVBand="0" w:evenVBand="0" w:oddHBand="1" w:evenHBand="0" w:firstRowFirstColumn="0" w:firstRowLastColumn="0" w:lastRowFirstColumn="0" w:lastRowLastColumn="0"/>
+              <w:rPr>
+                <w:rFonts w:asciiTheme="minorHAnsi" w:eastAsiaTheme="minorEastAsia" w:hAnsiTheme="minorHAnsi" w:cstheme="minorBidi"/>
+              </w:rPr>
+            </w:pPr>
+            <w:r>
+              <w:rPr>
+                <w:rFonts w:asciiTheme="minorHAnsi" w:eastAsiaTheme="minorEastAsia" w:hAnsiTheme="minorHAnsi" w:cstheme="minorBidi"/>
+              </w:rPr>
+              <w:t xml:space="preserve">|161.67 - 159.90| = 1.77 </w:t>
+            </w:r>
+            <w:proofErr w:type="gramStart"/>
+            <w:r>
+              <w:rPr>
+                <w:rFonts w:asciiTheme="minorHAnsi" w:eastAsiaTheme="minorEastAsia" w:hAnsiTheme="minorHAnsi" w:cstheme="minorBidi"/>
+              </w:rPr>
+              <w:t>mm  vs</w:t>
+            </w:r>
+            <w:proofErr w:type="gramEnd"/>
+            <w:r>
+              <w:rPr>
+                <w:rFonts w:asciiTheme="minorHAnsi" w:eastAsiaTheme="minorEastAsia" w:hAnsiTheme="minorHAnsi" w:cstheme="minorBidi"/>
+              </w:rPr>
+              <w:t xml:space="preserve">  combined </w:t>
+            </w:r>
+            <w:proofErr w:type="spellStart"/>
+            <w:r>
+              <w:rPr>
+                <w:rFonts w:asciiTheme="minorHAnsi" w:eastAsiaTheme="minorEastAsia" w:hAnsiTheme="minorHAnsi" w:cstheme="minorBidi"/>
+              </w:rPr>
+              <w:t>unc</w:t>
+            </w:r>
+            <w:proofErr w:type="spellEnd"/>
+            <w:r>
+              <w:rPr>
+                <w:rFonts w:asciiTheme="minorHAnsi" w:eastAsiaTheme="minorEastAsia" w:hAnsiTheme="minorHAnsi" w:cstheme="minorBidi"/>
+              </w:rPr>
+              <w:t xml:space="preserve"> = 6.83 </w:t>
+            </w:r>
+            <w:proofErr w:type="gramStart"/>
+            <w:r>
+              <w:rPr>
+                <w:rFonts w:asciiTheme="minorHAnsi" w:eastAsiaTheme="minorEastAsia" w:hAnsiTheme="minorHAnsi" w:cstheme="minorBidi"/>
+              </w:rPr>
+              <w:t>mm  →</w:t>
+            </w:r>
+            <w:proofErr w:type="gramEnd"/>
+            <w:r>
+              <w:rPr>
+                <w:rFonts w:asciiTheme="minorHAnsi" w:eastAsiaTheme="minorEastAsia" w:hAnsiTheme="minorHAnsi" w:cstheme="minorBidi"/>
+              </w:rPr>
+              <w:t xml:space="preserve">  </w:t>
+            </w:r>
+            <w:r>
+              <w:rPr>
+                <w:rFonts w:ascii="Segoe UI Emoji" w:eastAsiaTheme="minorEastAsia" w:hAnsi="Segoe UI Emoji" w:cs="Segoe UI Emoji"/>
+              </w:rPr>
+              <w:t>✅</w:t>
+            </w:r>
+            <w:r>
+              <w:rPr>
+                <w:rFonts w:asciiTheme="minorHAnsi" w:eastAsiaTheme="minorEastAsia" w:hAnsiTheme="minorHAnsi" w:cstheme="minorBidi"/>
+              </w:rPr>
+              <w:t xml:space="preserve"> AGREE</w:t>
+            </w:r>
+          </w:p>
+          <w:p>
+            <w:pPr>
+              <w:cnfStyle w:val="000000100000" w:firstRow="0" w:lastRow="0" w:firstColumn="0" w:lastColumn="0" w:oddVBand="0" w:evenVBand="0" w:oddHBand="1" w:evenHBand="0" w:firstRowFirstColumn="0" w:firstRowLastColumn="0" w:lastRowFirstColumn="0" w:lastRowLastColumn="0"/>
+              <w:rPr>
+                <w:rFonts w:asciiTheme="minorHAnsi" w:eastAsiaTheme="minorEastAsia" w:hAnsiTheme="minorHAnsi" w:cstheme="minorBidi"/>
+                <w:color w:val="auto"/>
+              </w:rPr>
+            </w:pPr>
+          </w:p>
+        </w:tc>
+      </w:tr>
+      <w:tr>
+        <w:trPr>
+          <w:trHeight w:val="348"/>
+        </w:trPr>
+        <w:tc>
+          <w:tcPr>
+            <w:cnfStyle w:val="001000000000" w:firstRow="0" w:lastRow="0" w:firstColumn="1" w:lastColumn="0" w:oddVBand="0" w:evenVBand="0" w:oddHBand="0" w:evenHBand="0" w:firstRowFirstColumn="0" w:firstRowLastColumn="0" w:lastRowFirstColumn="0" w:lastRowLastColumn="0"/>
+            <w:tcW w:w="1409" w:type="pct"/>
+            <w:noWrap/>
+          </w:tcPr>
+          <w:p>
+            <w:pPr>
+              <w:rPr>
+                <w:rFonts w:asciiTheme="minorHAnsi" w:eastAsiaTheme="minorEastAsia" w:hAnsiTheme="minorHAnsi" w:cstheme="minorBidi"/>
+              </w:rPr>
+            </w:pPr>
+            <m:oMath>
+              <m:r>
+                <m:rPr>
+                  <m:sty m:val="p"/>
+                </m:rPr>
+                <w:rPr>
+                  <w:rFonts w:ascii="Cambria Math" w:eastAsiaTheme="minorEastAsia" w:hAnsi="Cambria Math" w:cstheme="minorBidi"/>
+                </w:rPr>
+                <m:t>Δ</m:t>
+              </m:r>
+              <m:sSub>
+                <m:sSubPr>
+                  <m:ctrlPr>
+                    <w:rPr>
+                      <w:rFonts w:ascii="Cambria Math" w:eastAsiaTheme="minorEastAsia" w:hAnsi="Cambria Math" w:cstheme="minorBidi"/>
+                      <w:i/>
+                    </w:rPr>
+                  </m:ctrlPr>
+                </m:sSubPr>
+                <m:e>
+                  <m:r>
+                    <w:rPr>
+                      <w:rFonts w:ascii="Cambria Math" w:eastAsiaTheme="minorEastAsia" w:hAnsi="Cambria Math" w:cstheme="minorBidi"/>
+                    </w:rPr>
+                    <m:t>x</m:t>
+                  </m:r>
+                </m:e>
+                <m:sub>
+                  <m:r>
+                    <w:rPr>
+                      <w:rFonts w:ascii="Cambria Math" w:eastAsiaTheme="minorEastAsia" w:hAnsi="Cambria Math" w:cstheme="minorBidi"/>
+                    </w:rPr>
+                    <m:t>eff</m:t>
+                  </m:r>
+                </m:sub>
+              </m:sSub>
+            </m:oMath>
+            <w:r>
+              <w:rPr>
+                <w:rFonts w:asciiTheme="minorHAnsi" w:eastAsiaTheme="minorEastAsia" w:hAnsiTheme="minorHAnsi" w:cstheme="minorBidi"/>
+              </w:rPr>
+              <w:t xml:space="preserve"> </w:t>
+            </w:r>
+            <w:r>
+              <w:rPr>
+                <w:rFonts w:asciiTheme="minorHAnsi" w:eastAsiaTheme="minorEastAsia" w:hAnsiTheme="minorHAnsi" w:cstheme="minorBidi"/>
+              </w:rPr>
+              <w:t>(from fit)</w:t>
+            </w:r>
+          </w:p>
+        </w:tc>
+        <w:tc>
+          <w:tcPr>
+            <w:tcW w:w="3591" w:type="pct"/>
+          </w:tcPr>
+          <w:p>
+            <w:pPr>
+              <w:cnfStyle w:val="000000000000" w:firstRow="0" w:lastRow="0" w:firstColumn="0" w:lastColumn="0" w:oddVBand="0" w:evenVBand="0" w:oddHBand="0" w:evenHBand="0" w:firstRowFirstColumn="0" w:firstRowLastColumn="0" w:lastRowFirstColumn="0" w:lastRowLastColumn="0"/>
+              <w:rPr>
+                <w:rFonts w:asciiTheme="minorHAnsi" w:eastAsiaTheme="minorEastAsia" w:hAnsiTheme="minorHAnsi" w:cstheme="minorBidi"/>
+                <w:color w:val="auto"/>
+              </w:rPr>
+            </w:pPr>
+            <m:oMathPara>
+              <m:oMath>
+                <m:r>
+                  <w:rPr>
+                    <w:rFonts w:ascii="Cambria Math" w:eastAsiaTheme="minorEastAsia" w:hAnsi="Cambria Math" w:cstheme="minorBidi"/>
+                    <w:color w:val="auto"/>
+                  </w:rPr>
+                  <m:t>161.7 ±6.3 mm</m:t>
+                </m:r>
+              </m:oMath>
+            </m:oMathPara>
+          </w:p>
+        </w:tc>
+      </w:tr>
+    </w:tbl>
+    <w:p>
+      <w:pPr>
+        <w:spacing w:line="360" w:lineRule="auto"/>
+        <w:jc w:val="both"/>
+        <w:rPr>
+          <w:sz w:val="24"/>
+          <w:szCs w:val="24"/>
         </w:rPr>
       </w:pPr>
     </w:p>
@@ -3387,50 +5319,285 @@
         </w:rPr>
       </w:pPr>
     </w:p>
-    <w:p>
-      <w:pPr>
-        <w:spacing w:line="360" w:lineRule="auto"/>
-        <w:ind w:left="360"/>
-        <w:jc w:val="both"/>
-        <w:rPr>
-          <w:sz w:val="24"/>
-          <w:szCs w:val="24"/>
-        </w:rPr>
-      </w:pPr>
-    </w:p>
-    <w:p>
-      <w:pPr>
-        <w:spacing w:line="360" w:lineRule="auto"/>
-        <w:ind w:left="360"/>
-        <w:jc w:val="both"/>
-        <w:rPr>
-          <w:sz w:val="24"/>
-          <w:szCs w:val="24"/>
-        </w:rPr>
-      </w:pPr>
-    </w:p>
-    <w:p>
-      <w:pPr>
-        <w:spacing w:line="360" w:lineRule="auto"/>
-        <w:ind w:left="360"/>
-        <w:jc w:val="both"/>
-        <w:rPr>
-          <w:sz w:val="24"/>
-          <w:szCs w:val="24"/>
-        </w:rPr>
-      </w:pPr>
-    </w:p>
-    <w:p>
-      <w:pPr>
-        <w:spacing w:line="360" w:lineRule="auto"/>
-        <w:ind w:left="360"/>
-        <w:jc w:val="both"/>
-        <w:rPr>
-          <w:sz w:val="24"/>
-          <w:szCs w:val="24"/>
-        </w:rPr>
-      </w:pPr>
-    </w:p>
+    <w:tbl>
+      <w:tblPr>
+        <w:tblStyle w:val="MediumList2-Accent1"/>
+        <w:tblpPr w:leftFromText="180" w:rightFromText="180" w:vertAnchor="text" w:horzAnchor="margin" w:tblpXSpec="center" w:tblpY="323"/>
+        <w:tblW w:w="5059" w:type="pct"/>
+        <w:tblLook w:val="04A0" w:firstRow="1" w:lastRow="0" w:firstColumn="1" w:lastColumn="0" w:noHBand="0" w:noVBand="1"/>
+      </w:tblPr>
+      <w:tblGrid>
+        <w:gridCol w:w="4652"/>
+        <w:gridCol w:w="4818"/>
+      </w:tblGrid>
+      <w:tr>
+        <w:trPr>
+          <w:cnfStyle w:val="100000000000" w:firstRow="1" w:lastRow="0" w:firstColumn="0" w:lastColumn="0" w:oddVBand="0" w:evenVBand="0" w:oddHBand="0" w:evenHBand="0" w:firstRowFirstColumn="0" w:firstRowLastColumn="0" w:lastRowFirstColumn="0" w:lastRowLastColumn="0"/>
+          <w:trHeight w:val="407"/>
+        </w:trPr>
+        <w:tc>
+          <w:tcPr>
+            <w:cnfStyle w:val="001000000100" w:firstRow="0" w:lastRow="0" w:firstColumn="1" w:lastColumn="0" w:oddVBand="0" w:evenVBand="0" w:oddHBand="0" w:evenHBand="0" w:firstRowFirstColumn="1" w:firstRowLastColumn="0" w:lastRowFirstColumn="0" w:lastRowLastColumn="0"/>
+            <w:tcW w:w="2456" w:type="pct"/>
+            <w:noWrap/>
+          </w:tcPr>
+          <w:p>
+            <w:pPr>
+              <w:rPr>
+                <w:rFonts w:asciiTheme="minorHAnsi" w:eastAsiaTheme="minorEastAsia" w:hAnsiTheme="minorHAnsi" w:cstheme="minorBidi"/>
+                <w:b/>
+                <w:bCs/>
+                <w:color w:val="auto"/>
+                <w:sz w:val="22"/>
+                <w:szCs w:val="22"/>
+              </w:rPr>
+            </w:pPr>
+            <w:r>
+              <w:rPr>
+                <w:rFonts w:asciiTheme="minorHAnsi" w:eastAsiaTheme="minorEastAsia" w:hAnsiTheme="minorHAnsi" w:cstheme="minorBidi"/>
+                <w:b/>
+                <w:bCs/>
+                <w:color w:val="auto"/>
+                <w:sz w:val="22"/>
+                <w:szCs w:val="22"/>
+              </w:rPr>
+              <w:t>Flask</w:t>
+            </w:r>
+            <w:r>
+              <w:rPr>
+                <w:rFonts w:asciiTheme="minorHAnsi" w:eastAsiaTheme="minorEastAsia" w:hAnsiTheme="minorHAnsi" w:cstheme="minorBidi"/>
+                <w:b/>
+                <w:bCs/>
+                <w:color w:val="auto"/>
+                <w:sz w:val="22"/>
+                <w:szCs w:val="22"/>
+              </w:rPr>
+              <w:t xml:space="preserve"> Volume from X-Intercept</w:t>
+            </w:r>
+          </w:p>
+        </w:tc>
+        <w:tc>
+          <w:tcPr>
+            <w:tcW w:w="2544" w:type="pct"/>
+          </w:tcPr>
+          <w:p>
+            <w:pPr>
+              <w:cnfStyle w:val="100000000000" w:firstRow="1" w:lastRow="0" w:firstColumn="0" w:lastColumn="0" w:oddVBand="0" w:evenVBand="0" w:oddHBand="0" w:evenHBand="0" w:firstRowFirstColumn="0" w:firstRowLastColumn="0" w:lastRowFirstColumn="0" w:lastRowLastColumn="0"/>
+              <w:rPr>
+                <w:rFonts w:asciiTheme="minorHAnsi" w:eastAsiaTheme="minorEastAsia" w:hAnsiTheme="minorHAnsi" w:cstheme="minorBidi"/>
+                <w:color w:val="auto"/>
+                <w:sz w:val="22"/>
+                <w:szCs w:val="22"/>
+              </w:rPr>
+            </w:pPr>
+          </w:p>
+        </w:tc>
+      </w:tr>
+      <w:tr>
+        <w:trPr>
+          <w:cnfStyle w:val="000000100000" w:firstRow="0" w:lastRow="0" w:firstColumn="0" w:lastColumn="0" w:oddVBand="0" w:evenVBand="0" w:oddHBand="1" w:evenHBand="0" w:firstRowFirstColumn="0" w:firstRowLastColumn="0" w:lastRowFirstColumn="0" w:lastRowLastColumn="0"/>
+          <w:trHeight w:val="377"/>
+        </w:trPr>
+        <w:tc>
+          <w:tcPr>
+            <w:cnfStyle w:val="001000000000" w:firstRow="0" w:lastRow="0" w:firstColumn="1" w:lastColumn="0" w:oddVBand="0" w:evenVBand="0" w:oddHBand="0" w:evenHBand="0" w:firstRowFirstColumn="0" w:firstRowLastColumn="0" w:lastRowFirstColumn="0" w:lastRowLastColumn="0"/>
+            <w:tcW w:w="2456" w:type="pct"/>
+            <w:noWrap/>
+          </w:tcPr>
+          <w:p>
+            <w:pPr>
+              <w:rPr>
+                <w:rFonts w:asciiTheme="minorHAnsi" w:eastAsiaTheme="minorEastAsia" w:hAnsiTheme="minorHAnsi" w:cstheme="minorBidi"/>
+                <w:color w:val="auto"/>
+              </w:rPr>
+            </w:pPr>
+            <m:oMath>
+              <m:sSub>
+                <m:sSubPr>
+                  <m:ctrlPr>
+                    <w:rPr>
+                      <w:rFonts w:ascii="Cambria Math" w:eastAsiaTheme="minorEastAsia" w:hAnsi="Cambria Math" w:cstheme="minorBidi"/>
+                      <w:i/>
+                      <w:color w:val="auto"/>
+                    </w:rPr>
+                  </m:ctrlPr>
+                </m:sSubPr>
+                <m:e>
+                  <m:r>
+                    <w:rPr>
+                      <w:rFonts w:ascii="Cambria Math" w:eastAsiaTheme="minorEastAsia" w:hAnsi="Cambria Math" w:cstheme="minorBidi"/>
+                      <w:color w:val="auto"/>
+                    </w:rPr>
+                    <m:t>V</m:t>
+                  </m:r>
+                </m:e>
+                <m:sub>
+                  <m:r>
+                    <w:rPr>
+                      <w:rFonts w:ascii="Cambria Math" w:eastAsiaTheme="minorEastAsia" w:hAnsi="Cambria Math" w:cstheme="minorBidi"/>
+                      <w:color w:val="auto"/>
+                    </w:rPr>
+                    <m:t>0</m:t>
+                  </m:r>
+                </m:sub>
+              </m:sSub>
+            </m:oMath>
+            <w:r>
+              <w:rPr>
+                <w:rFonts w:asciiTheme="minorHAnsi" w:eastAsiaTheme="minorEastAsia" w:hAnsiTheme="minorHAnsi" w:cstheme="minorBidi"/>
+                <w:color w:val="auto"/>
+              </w:rPr>
+              <w:t xml:space="preserve"> from Fit: </w:t>
+            </w:r>
+          </w:p>
+        </w:tc>
+        <w:tc>
+          <w:tcPr>
+            <w:tcW w:w="2544" w:type="pct"/>
+          </w:tcPr>
+          <w:p>
+            <w:pPr>
+              <w:cnfStyle w:val="000000100000" w:firstRow="0" w:lastRow="0" w:firstColumn="0" w:lastColumn="0" w:oddVBand="0" w:evenVBand="0" w:oddHBand="1" w:evenHBand="0" w:firstRowFirstColumn="0" w:firstRowLastColumn="0" w:lastRowFirstColumn="0" w:lastRowLastColumn="0"/>
+              <w:rPr>
+                <w:rFonts w:asciiTheme="minorHAnsi" w:eastAsiaTheme="minorEastAsia" w:hAnsiTheme="minorHAnsi" w:cstheme="minorBidi"/>
+                <w:color w:val="auto"/>
+              </w:rPr>
+            </w:pPr>
+            <m:oMathPara>
+              <m:oMath>
+                <m:r>
+                  <w:rPr>
+                    <w:rFonts w:ascii="Cambria Math" w:eastAsiaTheme="minorEastAsia" w:hAnsi="Cambria Math" w:cstheme="minorBidi"/>
+                    <w:color w:val="auto"/>
+                  </w:rPr>
+                  <m:t>2145.5 ±117.7 mL</m:t>
+                </m:r>
+              </m:oMath>
+            </m:oMathPara>
+          </w:p>
+        </w:tc>
+      </w:tr>
+      <w:tr>
+        <w:trPr>
+          <w:trHeight w:val="377"/>
+        </w:trPr>
+        <w:tc>
+          <w:tcPr>
+            <w:cnfStyle w:val="001000000000" w:firstRow="0" w:lastRow="0" w:firstColumn="1" w:lastColumn="0" w:oddVBand="0" w:evenVBand="0" w:oddHBand="0" w:evenHBand="0" w:firstRowFirstColumn="0" w:firstRowLastColumn="0" w:lastRowFirstColumn="0" w:lastRowLastColumn="0"/>
+            <w:tcW w:w="2456" w:type="pct"/>
+            <w:noWrap/>
+          </w:tcPr>
+          <w:p>
+            <w:pPr>
+              <w:rPr>
+                <w:rFonts w:asciiTheme="minorHAnsi" w:eastAsiaTheme="minorEastAsia" w:hAnsiTheme="minorHAnsi" w:cstheme="minorBidi"/>
+                <w:color w:val="auto"/>
+              </w:rPr>
+            </w:pPr>
+            <w:r>
+              <w:rPr>
+                <w:rFonts w:asciiTheme="minorHAnsi" w:eastAsiaTheme="minorEastAsia" w:hAnsiTheme="minorHAnsi" w:cstheme="minorBidi"/>
+                <w:color w:val="auto"/>
+              </w:rPr>
+              <w:t xml:space="preserve">Estimated Volume: </w:t>
+            </w:r>
+          </w:p>
+        </w:tc>
+        <w:tc>
+          <w:tcPr>
+            <w:tcW w:w="2544" w:type="pct"/>
+          </w:tcPr>
+          <w:p>
+            <w:pPr>
+              <w:cnfStyle w:val="000000000000" w:firstRow="0" w:lastRow="0" w:firstColumn="0" w:lastColumn="0" w:oddVBand="0" w:evenVBand="0" w:oddHBand="0" w:evenHBand="0" w:firstRowFirstColumn="0" w:firstRowLastColumn="0" w:lastRowFirstColumn="0" w:lastRowLastColumn="0"/>
+              <w:rPr>
+                <w:rFonts w:asciiTheme="minorHAnsi" w:eastAsiaTheme="minorEastAsia" w:hAnsiTheme="minorHAnsi" w:cstheme="minorBidi"/>
+                <w:color w:val="auto"/>
+              </w:rPr>
+            </w:pPr>
+            <w:r>
+              <w:rPr>
+                <w:rFonts w:asciiTheme="minorHAnsi" w:eastAsiaTheme="minorEastAsia" w:hAnsiTheme="minorHAnsi" w:cstheme="minorBidi"/>
+                <w:color w:val="auto"/>
+              </w:rPr>
+              <w:t>~2000 mL</w:t>
+            </w:r>
+            <w:r>
+              <w:rPr>
+                <w:rFonts w:asciiTheme="minorHAnsi" w:eastAsiaTheme="minorEastAsia" w:hAnsiTheme="minorHAnsi" w:cstheme="minorBidi"/>
+                <w:color w:val="auto"/>
+              </w:rPr>
+              <w:t xml:space="preserve"> (2L flask) </w:t>
+            </w:r>
+          </w:p>
+        </w:tc>
+      </w:tr>
+      <w:tr>
+        <w:trPr>
+          <w:cnfStyle w:val="000000100000" w:firstRow="0" w:lastRow="0" w:firstColumn="0" w:lastColumn="0" w:oddVBand="0" w:evenVBand="0" w:oddHBand="1" w:evenHBand="0" w:firstRowFirstColumn="0" w:firstRowLastColumn="0" w:lastRowFirstColumn="0" w:lastRowLastColumn="0"/>
+          <w:trHeight w:val="377"/>
+        </w:trPr>
+        <w:tc>
+          <w:tcPr>
+            <w:cnfStyle w:val="001000000000" w:firstRow="0" w:lastRow="0" w:firstColumn="1" w:lastColumn="0" w:oddVBand="0" w:evenVBand="0" w:oddHBand="0" w:evenHBand="0" w:firstRowFirstColumn="0" w:firstRowLastColumn="0" w:lastRowFirstColumn="0" w:lastRowLastColumn="0"/>
+            <w:tcW w:w="2456" w:type="pct"/>
+            <w:noWrap/>
+          </w:tcPr>
+          <w:p>
+            <w:pPr>
+              <w:rPr>
+                <w:rFonts w:asciiTheme="minorHAnsi" w:eastAsiaTheme="minorEastAsia" w:hAnsiTheme="minorHAnsi" w:cstheme="minorBidi"/>
+                <w:color w:val="auto"/>
+              </w:rPr>
+            </w:pPr>
+            <w:r>
+              <w:rPr>
+                <w:rFonts w:asciiTheme="minorHAnsi" w:eastAsiaTheme="minorEastAsia" w:hAnsiTheme="minorHAnsi" w:cstheme="minorBidi"/>
+                <w:color w:val="auto"/>
+              </w:rPr>
+              <w:t xml:space="preserve">Difference from estimate: </w:t>
+            </w:r>
+          </w:p>
+        </w:tc>
+        <w:tc>
+          <w:tcPr>
+            <w:tcW w:w="2544" w:type="pct"/>
+          </w:tcPr>
+          <w:p>
+            <w:pPr>
+              <w:cnfStyle w:val="000000100000" w:firstRow="0" w:lastRow="0" w:firstColumn="0" w:lastColumn="0" w:oddVBand="0" w:evenVBand="0" w:oddHBand="1" w:evenHBand="0" w:firstRowFirstColumn="0" w:firstRowLastColumn="0" w:lastRowFirstColumn="0" w:lastRowLastColumn="0"/>
+              <w:rPr>
+                <w:rFonts w:asciiTheme="minorHAnsi" w:eastAsiaTheme="minorEastAsia" w:hAnsiTheme="minorHAnsi" w:cstheme="minorBidi"/>
+                <w:color w:val="auto"/>
+              </w:rPr>
+            </w:pPr>
+            <w:r>
+              <w:rPr>
+                <w:rFonts w:asciiTheme="minorHAnsi" w:eastAsiaTheme="minorEastAsia" w:hAnsiTheme="minorHAnsi" w:cstheme="minorBidi"/>
+                <w:color w:val="auto"/>
+              </w:rPr>
+              <w:t>146 mL</w:t>
+            </w:r>
+            <w:proofErr w:type="gramStart"/>
+            <w:r>
+              <w:rPr>
+                <w:rFonts w:asciiTheme="minorHAnsi" w:eastAsiaTheme="minorEastAsia" w:hAnsiTheme="minorHAnsi" w:cstheme="minorBidi"/>
+                <w:color w:val="auto"/>
+              </w:rPr>
+              <w:t xml:space="preserve">   (</w:t>
+            </w:r>
+            <w:proofErr w:type="gramEnd"/>
+            <w:r>
+              <w:rPr>
+                <w:rFonts w:asciiTheme="minorHAnsi" w:eastAsiaTheme="minorEastAsia" w:hAnsiTheme="minorHAnsi" w:cstheme="minorBidi"/>
+                <w:color w:val="auto"/>
+              </w:rPr>
+              <w:t>7.3%)</w:t>
+            </w:r>
+          </w:p>
+        </w:tc>
+      </w:tr>
+    </w:tbl>
     <w:p>
       <w:pPr>
         <w:spacing w:line="360" w:lineRule="auto"/>
@@ -3524,7 +5691,6 @@
           <w:szCs w:val="72"/>
           <w:u w:val="single"/>
         </w:rPr>
-        <w:lastRenderedPageBreak/>
         <w:t xml:space="preserve"> Discussion:</w:t>
       </w:r>
     </w:p>
@@ -3594,15 +5760,310 @@
           <w:sz w:val="24"/>
           <w:szCs w:val="24"/>
         </w:rPr>
-        <w:t xml:space="preserve">This lab overall was exciting since I got to donate some of my old guitar strings to the cause. They ended up working leagues better than the regular hardware store bought steel wire initially provided. </w:t>
-      </w:r>
-      <w:r>
-        <w:rPr>
-          <w:sz w:val="24"/>
-          <w:szCs w:val="24"/>
-        </w:rPr>
-        <w:br/>
-        <w:t xml:space="preserve">The experiment with the Low E-String should have been done with a shorter distance and heavier weights. That string can handle more tension due to its thickness. The data collected was bad which is why the experiment didn’t pass the agreement check. </w:t>
+        <w:t xml:space="preserve">The resulting plots after corrections </w:t>
+      </w:r>
+      <w:r>
+        <w:rPr>
+          <w:sz w:val="24"/>
+          <w:szCs w:val="24"/>
+        </w:rPr>
+        <w:t xml:space="preserve">looked </w:t>
+      </w:r>
+      <w:proofErr w:type="gramStart"/>
+      <w:r>
+        <w:rPr>
+          <w:sz w:val="24"/>
+          <w:szCs w:val="24"/>
+        </w:rPr>
+        <w:t>really good</w:t>
+      </w:r>
+      <w:proofErr w:type="gramEnd"/>
+      <w:r>
+        <w:rPr>
+          <w:sz w:val="24"/>
+          <w:szCs w:val="24"/>
+        </w:rPr>
+        <w:t>. It can be confusing to understand the y-axis on the first plot. All that is</w:t>
+      </w:r>
+      <w:r>
+        <w:rPr>
+          <w:sz w:val="24"/>
+          <w:szCs w:val="24"/>
+        </w:rPr>
+        <w:t xml:space="preserve">, is the indirect frequency based on the period. </w:t>
+      </w:r>
+      <w:r>
+        <w:rPr>
+          <w:sz w:val="24"/>
+          <w:szCs w:val="24"/>
+        </w:rPr>
+        <w:t>Think of it as the mathematical trick to get a straight line</w:t>
+      </w:r>
+      <w:r>
+        <w:rPr>
+          <w:sz w:val="24"/>
+          <w:szCs w:val="24"/>
+        </w:rPr>
+        <w:t>. In doing this we can extract the slope and intercept</w:t>
+      </w:r>
+      <w:r>
+        <w:rPr>
+          <w:sz w:val="24"/>
+          <w:szCs w:val="24"/>
+        </w:rPr>
+        <w:t xml:space="preserve">. </w:t>
+      </w:r>
+    </w:p>
+    <w:p>
+      <w:pPr>
+        <w:spacing w:line="360" w:lineRule="auto"/>
+        <w:ind w:left="360"/>
+        <w:jc w:val="left"/>
+        <w:rPr>
+          <w:sz w:val="24"/>
+          <w:szCs w:val="24"/>
+        </w:rPr>
+      </w:pPr>
+    </w:p>
+    <w:p>
+      <w:pPr>
+        <w:spacing w:line="360" w:lineRule="auto"/>
+        <w:ind w:left="360"/>
+        <w:jc w:val="left"/>
+        <w:rPr>
+          <w:sz w:val="24"/>
+          <w:szCs w:val="24"/>
+        </w:rPr>
+      </w:pPr>
+      <w:r>
+        <w:rPr>
+          <w:sz w:val="24"/>
+          <w:szCs w:val="24"/>
+        </w:rPr>
+        <w:t xml:space="preserve">Performing the experiment was fun especially cracking jokes while doing it. However, I must note that the data collection </w:t>
+      </w:r>
+      <w:r>
+        <w:rPr>
+          <w:sz w:val="24"/>
+          <w:szCs w:val="24"/>
+        </w:rPr>
+        <w:t xml:space="preserve">was a bit tedious. Figuring out the right </w:t>
+      </w:r>
+      <w:r>
+        <w:rPr>
+          <w:sz w:val="24"/>
+          <w:szCs w:val="24"/>
+        </w:rPr>
+        <w:t xml:space="preserve">angle, position, and amount of air to get the flask to resonate was difficult. </w:t>
+      </w:r>
+      <w:r>
+        <w:rPr>
+          <w:sz w:val="24"/>
+          <w:szCs w:val="24"/>
+        </w:rPr>
+        <w:t xml:space="preserve">One of my classmates played clarinet and was the best at getting the flask to produce a consistent sound. </w:t>
+      </w:r>
+      <w:r>
+        <w:rPr>
+          <w:sz w:val="24"/>
+          <w:szCs w:val="24"/>
+        </w:rPr>
+        <w:t xml:space="preserve">It makes you think about how instruments work in a similar fashion. </w:t>
+      </w:r>
+    </w:p>
+    <w:p>
+      <w:pPr>
+        <w:spacing w:line="360" w:lineRule="auto"/>
+        <w:ind w:left="360"/>
+        <w:jc w:val="left"/>
+        <w:rPr>
+          <w:sz w:val="24"/>
+          <w:szCs w:val="24"/>
+        </w:rPr>
+      </w:pPr>
+    </w:p>
+    <w:p>
+      <w:pPr>
+        <w:spacing w:line="360" w:lineRule="auto"/>
+        <w:ind w:left="360"/>
+        <w:jc w:val="left"/>
+        <w:rPr>
+          <w:sz w:val="24"/>
+          <w:szCs w:val="24"/>
+        </w:rPr>
+      </w:pPr>
+      <w:r>
+        <w:rPr>
+          <w:sz w:val="24"/>
+          <w:szCs w:val="24"/>
+        </w:rPr>
+        <w:t xml:space="preserve">Relating to the statement of tedious data collection, another thing we delt with is the measured frequency on the oscilloscope </w:t>
+      </w:r>
+      <w:r>
+        <w:rPr>
+          <w:sz w:val="24"/>
+          <w:szCs w:val="24"/>
+        </w:rPr>
+        <w:t xml:space="preserve">not being very consistent. Blowing air into the flask produces waves on the oscilloscope that vary in amplitude, frequency, etc. Some extra noise was likely captured </w:t>
+      </w:r>
+      <w:r>
+        <w:rPr>
+          <w:sz w:val="24"/>
+          <w:szCs w:val="24"/>
+        </w:rPr>
+        <w:t xml:space="preserve">while collecting data which could affect results. Another thing to note is while we had consistently </w:t>
+      </w:r>
+      <w:proofErr w:type="gramStart"/>
+      <w:r>
+        <w:rPr>
+          <w:sz w:val="24"/>
+          <w:szCs w:val="24"/>
+        </w:rPr>
+        <w:t>rising</w:t>
+      </w:r>
+      <w:proofErr w:type="gramEnd"/>
+      <w:r>
+        <w:rPr>
+          <w:sz w:val="24"/>
+          <w:szCs w:val="24"/>
+        </w:rPr>
+        <w:t xml:space="preserve"> resonant frequencies</w:t>
+      </w:r>
+      <w:r>
+        <w:rPr>
+          <w:sz w:val="24"/>
+          <w:szCs w:val="24"/>
+        </w:rPr>
+        <w:t xml:space="preserve">, the measurements started to backtrack once we got to about 850 mL of water added to the flask. For example, </w:t>
+      </w:r>
+      <w:r>
+        <w:rPr>
+          <w:sz w:val="24"/>
+          <w:szCs w:val="24"/>
+        </w:rPr>
+        <w:t>at 900 mL we had a frequency of about 115.5 Hz</w:t>
+      </w:r>
+      <w:r>
+        <w:rPr>
+          <w:sz w:val="24"/>
+          <w:szCs w:val="24"/>
+        </w:rPr>
+        <w:t xml:space="preserve">, but at 950 mL we had a frequency of 112 Hz. Then at 1L we had a frequency of 116 Hz. These are weird quirks caused by human error in data collection. </w:t>
+      </w:r>
+    </w:p>
+    <w:p>
+      <w:pPr>
+        <w:spacing w:line="360" w:lineRule="auto"/>
+        <w:ind w:left="360"/>
+        <w:jc w:val="left"/>
+        <w:rPr>
+          <w:sz w:val="24"/>
+          <w:szCs w:val="24"/>
+        </w:rPr>
+      </w:pPr>
+    </w:p>
+    <w:p>
+      <w:pPr>
+        <w:spacing w:line="360" w:lineRule="auto"/>
+        <w:ind w:left="360"/>
+        <w:jc w:val="left"/>
+        <w:rPr>
+          <w:sz w:val="24"/>
+          <w:szCs w:val="24"/>
+        </w:rPr>
+      </w:pPr>
+      <w:r>
+        <w:rPr>
+          <w:sz w:val="24"/>
+          <w:szCs w:val="24"/>
+        </w:rPr>
+        <w:t xml:space="preserve">Another human error that I noticed was the </w:t>
+      </w:r>
+      <w:r>
+        <w:rPr>
+          <w:sz w:val="24"/>
+          <w:szCs w:val="24"/>
+        </w:rPr>
+        <w:t>measurement of the length of the neck. It was recorded as 140mm with an error of +/- 0.5mm. The measurement was taken quickly</w:t>
+      </w:r>
+      <w:r>
+        <w:rPr>
+          <w:sz w:val="24"/>
+          <w:szCs w:val="24"/>
+        </w:rPr>
+        <w:t>, outside the flask</w:t>
+      </w:r>
+      <w:r>
+        <w:rPr>
+          <w:sz w:val="24"/>
+          <w:szCs w:val="24"/>
+        </w:rPr>
+        <w:t xml:space="preserve"> and did not consider measuring from the inside of the </w:t>
+      </w:r>
+      <w:r>
+        <w:rPr>
+          <w:sz w:val="24"/>
+          <w:szCs w:val="24"/>
+        </w:rPr>
+        <w:t xml:space="preserve">neck. Measuring from the inside would allow us to measure from the top all the way to the part where the neck starts to curve inward </w:t>
+      </w:r>
+      <w:r>
+        <w:rPr>
+          <w:sz w:val="24"/>
+          <w:szCs w:val="24"/>
+        </w:rPr>
+        <w:t xml:space="preserve">with the rest of the round flask. </w:t>
+      </w:r>
+    </w:p>
+    <w:p>
+      <w:pPr>
+        <w:spacing w:line="360" w:lineRule="auto"/>
+        <w:ind w:left="360"/>
+        <w:jc w:val="left"/>
+        <w:rPr>
+          <w:sz w:val="24"/>
+          <w:szCs w:val="24"/>
+        </w:rPr>
+      </w:pPr>
+      <w:proofErr w:type="gramStart"/>
+      <w:r>
+        <w:rPr>
+          <w:sz w:val="24"/>
+          <w:szCs w:val="24"/>
+        </w:rPr>
+        <w:lastRenderedPageBreak/>
+        <w:t>Overall</w:t>
+      </w:r>
+      <w:proofErr w:type="gramEnd"/>
+      <w:r>
+        <w:rPr>
+          <w:sz w:val="24"/>
+          <w:szCs w:val="24"/>
+        </w:rPr>
+        <w:t xml:space="preserve"> I am happy with the results that </w:t>
+      </w:r>
+      <w:r>
+        <w:rPr>
+          <w:sz w:val="24"/>
+          <w:szCs w:val="24"/>
+        </w:rPr>
+        <w:t xml:space="preserve">were produced. If I were to do this lab </w:t>
+      </w:r>
+      <w:proofErr w:type="gramStart"/>
+      <w:r>
+        <w:rPr>
+          <w:sz w:val="24"/>
+          <w:szCs w:val="24"/>
+        </w:rPr>
+        <w:t>again</w:t>
+      </w:r>
+      <w:proofErr w:type="gramEnd"/>
+      <w:r>
+        <w:rPr>
+          <w:sz w:val="24"/>
+          <w:szCs w:val="24"/>
+        </w:rPr>
+        <w:t xml:space="preserve"> I’d like to set a trigger properly on the oscilloscope or collect the raw data straight from it. This way we are not watching oscillating frequencies and guessing. </w:t>
       </w:r>
     </w:p>
     <w:p>
@@ -3665,8 +6126,112 @@
           <w:sz w:val="24"/>
           <w:szCs w:val="24"/>
         </w:rPr>
-        <w:t xml:space="preserve">The usage of CoPilot inside of VSCode is great. Parts of this lab in my opinion need to be done with your own personal knowledge and reasoning skills. It is important to do this during experimentation as understanding where human error occurs or could happen plays a huge role in experimentation in all areas of study. Now once you’ve collected good sufficient data and know where faults might lie, I believe it is totally reasonable to use AI in creating graphs and summarizing data. Make sure to review its results as I had to correct a few things in mine. </w:t>
-      </w:r>
+        <w:t xml:space="preserve">The usage of CoPilot inside of </w:t>
+      </w:r>
+      <w:proofErr w:type="spellStart"/>
+      <w:r>
+        <w:rPr>
+          <w:sz w:val="24"/>
+          <w:szCs w:val="24"/>
+        </w:rPr>
+        <w:t>VSCode</w:t>
+      </w:r>
+      <w:proofErr w:type="spellEnd"/>
+      <w:r>
+        <w:rPr>
+          <w:sz w:val="24"/>
+          <w:szCs w:val="24"/>
+        </w:rPr>
+        <w:t xml:space="preserve"> is great. Parts of this lab in my opinion need to be done with your own personal knowledge and reasoning skills. It is important to do this during experimentation as understanding where human error occurs or could happen plays a huge role in experimentation in all areas of study. Now once you’ve collected good sufficient data and know where faults might lie, I believe it is totally reasonable to use AI in creating graphs and summarizing data. Make sure to review its results as I had to correct a few things in mine. </w:t>
+      </w:r>
+    </w:p>
+    <w:p>
+      <w:pPr>
+        <w:spacing w:line="360" w:lineRule="auto"/>
+        <w:ind w:left="360"/>
+        <w:jc w:val="left"/>
+        <w:rPr>
+          <w:sz w:val="24"/>
+          <w:szCs w:val="24"/>
+        </w:rPr>
+      </w:pPr>
+    </w:p>
+    <w:p>
+      <w:pPr>
+        <w:spacing w:line="360" w:lineRule="auto"/>
+        <w:ind w:left="360"/>
+        <w:jc w:val="left"/>
+        <w:rPr>
+          <w:sz w:val="24"/>
+          <w:szCs w:val="24"/>
+        </w:rPr>
+      </w:pPr>
+    </w:p>
+    <w:p>
+      <w:pPr>
+        <w:spacing w:line="360" w:lineRule="auto"/>
+        <w:ind w:left="360"/>
+        <w:jc w:val="left"/>
+        <w:rPr>
+          <w:sz w:val="24"/>
+          <w:szCs w:val="24"/>
+        </w:rPr>
+      </w:pPr>
+    </w:p>
+    <w:p>
+      <w:pPr>
+        <w:spacing w:line="360" w:lineRule="auto"/>
+        <w:ind w:left="360"/>
+        <w:jc w:val="left"/>
+        <w:rPr>
+          <w:sz w:val="24"/>
+          <w:szCs w:val="24"/>
+        </w:rPr>
+      </w:pPr>
+    </w:p>
+    <w:p>
+      <w:pPr>
+        <w:spacing w:line="360" w:lineRule="auto"/>
+        <w:ind w:left="360"/>
+        <w:jc w:val="left"/>
+        <w:rPr>
+          <w:sz w:val="24"/>
+          <w:szCs w:val="24"/>
+        </w:rPr>
+      </w:pPr>
+    </w:p>
+    <w:p>
+      <w:pPr>
+        <w:spacing w:line="360" w:lineRule="auto"/>
+        <w:ind w:left="360"/>
+        <w:jc w:val="left"/>
+        <w:rPr>
+          <w:sz w:val="24"/>
+          <w:szCs w:val="24"/>
+        </w:rPr>
+      </w:pPr>
+    </w:p>
+    <w:p>
+      <w:pPr>
+        <w:spacing w:line="360" w:lineRule="auto"/>
+        <w:ind w:left="360"/>
+        <w:jc w:val="left"/>
+        <w:rPr>
+          <w:sz w:val="24"/>
+          <w:szCs w:val="24"/>
+        </w:rPr>
+      </w:pPr>
+    </w:p>
+    <w:p>
+      <w:pPr>
+        <w:spacing w:line="360" w:lineRule="auto"/>
+        <w:ind w:left="360"/>
+        <w:jc w:val="left"/>
+        <w:rPr>
+          <w:sz w:val="24"/>
+          <w:szCs w:val="24"/>
+        </w:rPr>
+      </w:pPr>
     </w:p>
     <w:p>
       <w:pPr>
@@ -3819,6 +6384,124 @@
           <w:szCs w:val="24"/>
         </w:rPr>
       </w:pPr>
+      <w:r>
+        <w:rPr>
+          <w:sz w:val="24"/>
+          <w:szCs w:val="24"/>
+        </w:rPr>
+        <w:t xml:space="preserve">I have no grand conclusions </w:t>
+      </w:r>
+      <w:r>
+        <w:rPr>
+          <w:sz w:val="24"/>
+          <w:szCs w:val="24"/>
+        </w:rPr>
+        <w:t xml:space="preserve">about the lab. The data collected agreed with the theoretical </w:t>
+      </w:r>
+      <w:r>
+        <w:rPr>
+          <w:sz w:val="24"/>
+          <w:szCs w:val="24"/>
+        </w:rPr>
+        <w:t xml:space="preserve">estimations. It also showed how the length of the neck is not simply </w:t>
+      </w:r>
+      <w:r>
+        <w:rPr>
+          <w:sz w:val="24"/>
+          <w:szCs w:val="24"/>
+        </w:rPr>
+        <w:t xml:space="preserve">a measurement you make with a ruler. The column of air that comes out of the neck stays in the shape of a cylinder </w:t>
+      </w:r>
+      <w:r>
+        <w:rPr>
+          <w:sz w:val="24"/>
+          <w:szCs w:val="24"/>
+        </w:rPr>
+        <w:t xml:space="preserve">for a little bit then as air resistance takes over it spreads out in a cone shape. </w:t>
+      </w:r>
+      <w:r>
+        <w:rPr>
+          <w:sz w:val="24"/>
+          <w:szCs w:val="24"/>
+        </w:rPr>
+        <w:t xml:space="preserve">I imagine the sound produced </w:t>
+      </w:r>
+      <w:r>
+        <w:rPr>
+          <w:sz w:val="24"/>
+          <w:szCs w:val="24"/>
+        </w:rPr>
+        <w:t xml:space="preserve">by performing this lab is </w:t>
+      </w:r>
+      <w:proofErr w:type="gramStart"/>
+      <w:r>
+        <w:rPr>
+          <w:sz w:val="24"/>
+          <w:szCs w:val="24"/>
+        </w:rPr>
+        <w:t>similar to</w:t>
+      </w:r>
+      <w:proofErr w:type="gramEnd"/>
+      <w:r>
+        <w:rPr>
+          <w:sz w:val="24"/>
+          <w:szCs w:val="24"/>
+        </w:rPr>
+        <w:t xml:space="preserve"> a water bottle that’s full</w:t>
+      </w:r>
+      <w:r>
+        <w:rPr>
+          <w:sz w:val="24"/>
+          <w:szCs w:val="24"/>
+        </w:rPr>
+        <w:t xml:space="preserve">, and when you turn it upside down the water pours out. However, air must </w:t>
+      </w:r>
+      <w:proofErr w:type="gramStart"/>
+      <w:r>
+        <w:rPr>
+          <w:sz w:val="24"/>
+          <w:szCs w:val="24"/>
+        </w:rPr>
+        <w:t>return back</w:t>
+      </w:r>
+      <w:proofErr w:type="gramEnd"/>
+      <w:r>
+        <w:rPr>
+          <w:sz w:val="24"/>
+          <w:szCs w:val="24"/>
+        </w:rPr>
+        <w:t xml:space="preserve"> into the bottle to </w:t>
+      </w:r>
+      <w:r>
+        <w:rPr>
+          <w:sz w:val="24"/>
+          <w:szCs w:val="24"/>
+        </w:rPr>
+        <w:t xml:space="preserve">fill that missing volume. It oscillates until the bottle is empty and the volume is filled with air. </w:t>
+      </w:r>
+      <w:r>
+        <w:rPr>
+          <w:sz w:val="24"/>
+          <w:szCs w:val="24"/>
+        </w:rPr>
+        <w:t xml:space="preserve">The air traveling into the tube implies that air must travel out. When the </w:t>
+      </w:r>
+      <w:proofErr w:type="gramStart"/>
+      <w:r>
+        <w:rPr>
+          <w:sz w:val="24"/>
+          <w:szCs w:val="24"/>
+        </w:rPr>
+        <w:t>resonance frequency</w:t>
+      </w:r>
+      <w:proofErr w:type="gramEnd"/>
+      <w:r>
+        <w:rPr>
+          <w:sz w:val="24"/>
+          <w:szCs w:val="24"/>
+        </w:rPr>
+        <w:t xml:space="preserve"> is met, it starts to oscillate like the water bottle being turned upside down. </w:t>
+      </w:r>
     </w:p>
     <w:p>
       <w:pPr>
@@ -3834,18 +6517,6 @@
     <w:p>
       <w:pPr>
         <w:spacing w:line="360" w:lineRule="auto"/>
-        <w:ind w:left="360"/>
-        <w:jc w:val="left"/>
-        <w:rPr>
-          <w:sz w:val="24"/>
-          <w:szCs w:val="24"/>
-        </w:rPr>
-      </w:pPr>
-    </w:p>
-    <w:p>
-      <w:pPr>
-        <w:spacing w:line="360" w:lineRule="auto"/>
-        <w:ind w:left="360"/>
         <w:jc w:val="left"/>
         <w:rPr>
           <w:sz w:val="24"/>
@@ -3905,8 +6576,17 @@
           <w:sz w:val="24"/>
           <w:szCs w:val="24"/>
         </w:rPr>
-        <w:t>Note: I need help with proper referencing</w:t>
-      </w:r>
+        <w:t xml:space="preserve">Note: I need help with proper </w:t>
+      </w:r>
+      <w:proofErr w:type="gramStart"/>
+      <w:r>
+        <w:rPr>
+          <w:sz w:val="24"/>
+          <w:szCs w:val="24"/>
+        </w:rPr>
+        <w:t>referencing</w:t>
+      </w:r>
+      <w:proofErr w:type="gramEnd"/>
     </w:p>
     <w:p>
       <w:pPr>
@@ -3953,7 +6633,7 @@
           <w:sz w:val="28"/>
           <w:szCs w:val="28"/>
         </w:rPr>
-        <w:t>3</w:t>
+        <w:t>4</w:t>
       </w:r>
       <w:r>
         <w:rPr>
@@ -3967,34 +6647,113 @@
           <w:sz w:val="28"/>
           <w:szCs w:val="28"/>
         </w:rPr>
-        <w:t>Pulse on String”, Dr. Slaton Ph.D., 2026</w:t>
-      </w:r>
-    </w:p>
-    <w:p>
-      <w:pPr>
-        <w:spacing w:line="360" w:lineRule="auto"/>
-        <w:jc w:val="left"/>
+        <w:t>He</w:t>
+      </w:r>
+      <w:r>
         <w:rPr>
           <w:sz w:val="28"/>
           <w:szCs w:val="28"/>
         </w:rPr>
-      </w:pPr>
+        <w:t>lmholtz Resonator</w:t>
+      </w:r>
+      <w:r>
+        <w:rPr>
+          <w:sz w:val="28"/>
+          <w:szCs w:val="28"/>
+        </w:rPr>
+        <w:t>”, Dr. Slaton Ph.D., 2026</w:t>
+      </w:r>
     </w:p>
     <w:p>
       <w:pPr>
         <w:spacing w:line="360" w:lineRule="auto"/>
         <w:jc w:val="left"/>
+        <w:rPr>
+          <w:sz w:val="28"/>
+          <w:szCs w:val="28"/>
+        </w:rPr>
+      </w:pPr>
+    </w:p>
+    <w:p>
+      <w:pPr>
+        <w:spacing w:line="360" w:lineRule="auto"/>
+        <w:jc w:val="left"/>
+        <w:rPr>
+          <w:sz w:val="28"/>
+          <w:szCs w:val="28"/>
+        </w:rPr>
+      </w:pPr>
+      <w:r>
         <w:rPr>
           <w:sz w:val="36"/>
           <w:szCs w:val="36"/>
         </w:rPr>
+        <w:t>[2]</w:t>
+      </w:r>
+      <w:r>
+        <w:rPr>
+          <w:sz w:val="28"/>
+          <w:szCs w:val="28"/>
+        </w:rPr>
+        <w:tab/>
+        <w:t xml:space="preserve">CoPilot in </w:t>
+      </w:r>
+      <w:proofErr w:type="spellStart"/>
+      <w:r>
+        <w:rPr>
+          <w:sz w:val="28"/>
+          <w:szCs w:val="28"/>
+        </w:rPr>
+        <w:t>VSCode</w:t>
+      </w:r>
+      <w:proofErr w:type="spellEnd"/>
+      <w:r>
+        <w:rPr>
+          <w:sz w:val="28"/>
+          <w:szCs w:val="28"/>
+        </w:rPr>
+        <w:t xml:space="preserve">, Creating plots and calculations. </w:t>
+      </w:r>
+    </w:p>
+    <w:p>
+      <w:pPr>
+        <w:spacing w:line="360" w:lineRule="auto"/>
+        <w:jc w:val="left"/>
+        <w:rPr>
+          <w:sz w:val="28"/>
+          <w:szCs w:val="28"/>
+        </w:rPr>
+      </w:pPr>
+    </w:p>
+    <w:p>
+      <w:pPr>
+        <w:spacing w:line="360" w:lineRule="auto"/>
+        <w:jc w:val="left"/>
+        <w:rPr>
+          <w:sz w:val="28"/>
+          <w:szCs w:val="28"/>
+        </w:rPr>
       </w:pPr>
       <w:r>
         <w:rPr>
           <w:sz w:val="36"/>
           <w:szCs w:val="36"/>
         </w:rPr>
-        <w:t>[2]</w:t>
+        <w:t>[</w:t>
+      </w:r>
+      <w:r>
+        <w:rPr>
+          <w:sz w:val="36"/>
+          <w:szCs w:val="36"/>
+        </w:rPr>
+        <w:t>3</w:t>
+      </w:r>
+      <w:r>
+        <w:rPr>
+          <w:sz w:val="36"/>
+          <w:szCs w:val="36"/>
+        </w:rPr>
+        <w:t>]</w:t>
       </w:r>
       <w:r>
         <w:rPr>
@@ -4002,13 +6761,46 @@
           <w:szCs w:val="28"/>
         </w:rPr>
         <w:tab/>
-        <w:t xml:space="preserve">CoPilot in VSCode, Creating plots and calculations. </w:t>
-      </w:r>
-    </w:p>
-    <w:p/>
+      </w:r>
+      <w:r>
+        <w:rPr>
+          <w:sz w:val="28"/>
+          <w:szCs w:val="28"/>
+        </w:rPr>
+        <w:t xml:space="preserve">Understanding Acoustics - An Experimentalist’s View of Sound and Vibration, 2nd Edi </w:t>
+      </w:r>
+      <w:proofErr w:type="spellStart"/>
+      <w:r>
+        <w:rPr>
+          <w:sz w:val="28"/>
+          <w:szCs w:val="28"/>
+        </w:rPr>
+        <w:t>tion</w:t>
+      </w:r>
+      <w:proofErr w:type="spellEnd"/>
+      <w:r>
+        <w:rPr>
+          <w:sz w:val="28"/>
+          <w:szCs w:val="28"/>
+        </w:rPr>
+        <w:t>, by S. Garrett,</w:t>
+      </w:r>
+      <w:r>
+        <w:rPr>
+          <w:sz w:val="28"/>
+          <w:szCs w:val="28"/>
+        </w:rPr>
+        <w:t xml:space="preserve"> Pg. 380, Figure 8.17</w:t>
+      </w:r>
+    </w:p>
+    <w:p>
+      <w:pPr>
+        <w:jc w:val="both"/>
+      </w:pPr>
+    </w:p>
     <w:p/>
     <w:sectPr>
-      <w:footerReference w:type="default" r:id="rId12"/>
+      <w:footerReference w:type="default" r:id="rId13"/>
       <w:pgSz w:w="12240" w:h="15840"/>
       <w:pgMar w:top="1440" w:right="1440" w:bottom="1440" w:left="1440" w:header="720" w:footer="720" w:gutter="0"/>
       <w:cols w:space="720"/>
@@ -4378,6 +7170,95 @@
     </w:lvl>
   </w:abstractNum>
   <w:abstractNum w:abstractNumId="3" w15:restartNumberingAfterBreak="0">
+    <w:nsid w:val="1A6F58A5"/>
+    <w:multiLevelType w:val="hybridMultilevel"/>
+    <w:tmpl w:val="37700B78"/>
+    <w:lvl w:ilvl="0" w:tplc="FFFFFFFF">
+      <w:start w:val="1"/>
+      <w:numFmt w:val="upperLetter"/>
+      <w:lvlText w:val="%1."/>
+      <w:lvlJc w:val="left"/>
+      <w:pPr>
+        <w:ind w:left="720" w:hanging="360"/>
+      </w:pPr>
+      <w:rPr>
+        <w:rFonts w:hint="default"/>
+      </w:rPr>
+    </w:lvl>
+    <w:lvl w:ilvl="1" w:tplc="FFFFFFFF" w:tentative="1">
+      <w:start w:val="1"/>
+      <w:numFmt w:val="lowerLetter"/>
+      <w:lvlText w:val="%2."/>
+      <w:lvlJc w:val="left"/>
+      <w:pPr>
+        <w:ind w:left="1440" w:hanging="360"/>
+      </w:pPr>
+    </w:lvl>
+    <w:lvl w:ilvl="2" w:tplc="FFFFFFFF" w:tentative="1">
+      <w:start w:val="1"/>
+      <w:numFmt w:val="lowerRoman"/>
+      <w:lvlText w:val="%3."/>
+      <w:lvlJc w:val="right"/>
+      <w:pPr>
+        <w:ind w:left="2160" w:hanging="180"/>
+      </w:pPr>
+    </w:lvl>
+    <w:lvl w:ilvl="3" w:tplc="FFFFFFFF" w:tentative="1">
+      <w:start w:val="1"/>
+      <w:numFmt w:val="decimal"/>
+      <w:lvlText w:val="%4."/>
+      <w:lvlJc w:val="left"/>
+      <w:pPr>
+        <w:ind w:left="2880" w:hanging="360"/>
+      </w:pPr>
+    </w:lvl>
+    <w:lvl w:ilvl="4" w:tplc="FFFFFFFF" w:tentative="1">
+      <w:start w:val="1"/>
+      <w:numFmt w:val="lowerLetter"/>
+      <w:lvlText w:val="%5."/>
+      <w:lvlJc w:val="left"/>
+      <w:pPr>
+        <w:ind w:left="3600" w:hanging="360"/>
+      </w:pPr>
+    </w:lvl>
+    <w:lvl w:ilvl="5" w:tplc="FFFFFFFF" w:tentative="1">
+      <w:start w:val="1"/>
+      <w:numFmt w:val="lowerRoman"/>
+      <w:lvlText w:val="%6."/>
+      <w:lvlJc w:val="right"/>
+      <w:pPr>
+        <w:ind w:left="4320" w:hanging="180"/>
+      </w:pPr>
+    </w:lvl>
+    <w:lvl w:ilvl="6" w:tplc="FFFFFFFF" w:tentative="1">
+      <w:start w:val="1"/>
+      <w:numFmt w:val="decimal"/>
+      <w:lvlText w:val="%7."/>
+      <w:lvlJc w:val="left"/>
+      <w:pPr>
+        <w:ind w:left="5040" w:hanging="360"/>
+      </w:pPr>
+    </w:lvl>
+    <w:lvl w:ilvl="7" w:tplc="FFFFFFFF" w:tentative="1">
+      <w:start w:val="1"/>
+      <w:numFmt w:val="lowerLetter"/>
+      <w:lvlText w:val="%8."/>
+      <w:lvlJc w:val="left"/>
+      <w:pPr>
+        <w:ind w:left="5760" w:hanging="360"/>
+      </w:pPr>
+    </w:lvl>
+    <w:lvl w:ilvl="8" w:tplc="FFFFFFFF" w:tentative="1">
+      <w:start w:val="1"/>
+      <w:numFmt w:val="lowerRoman"/>
+      <w:lvlText w:val="%9."/>
+      <w:lvlJc w:val="right"/>
+      <w:pPr>
+        <w:ind w:left="6480" w:hanging="180"/>
+      </w:pPr>
+    </w:lvl>
+  </w:abstractNum>
+  <w:abstractNum w:abstractNumId="4" w15:restartNumberingAfterBreak="0">
     <w:nsid w:val="1C732437"/>
     <w:multiLevelType w:val="hybridMultilevel"/>
     <w:tmpl w:val="F15A9908"/>
@@ -4466,7 +7347,7 @@
       </w:pPr>
     </w:lvl>
   </w:abstractNum>
-  <w:abstractNum w:abstractNumId="4" w15:restartNumberingAfterBreak="0">
+  <w:abstractNum w:abstractNumId="5" w15:restartNumberingAfterBreak="0">
     <w:nsid w:val="26A41F04"/>
     <w:multiLevelType w:val="hybridMultilevel"/>
     <w:tmpl w:val="E350FE3E"/>
@@ -4578,7 +7459,7 @@
       </w:rPr>
     </w:lvl>
   </w:abstractNum>
-  <w:abstractNum w:abstractNumId="5" w15:restartNumberingAfterBreak="0">
+  <w:abstractNum w:abstractNumId="6" w15:restartNumberingAfterBreak="0">
     <w:nsid w:val="48EC37F8"/>
     <w:multiLevelType w:val="hybridMultilevel"/>
     <w:tmpl w:val="CB8EBDEA"/>
@@ -4667,7 +7548,7 @@
       </w:pPr>
     </w:lvl>
   </w:abstractNum>
-  <w:abstractNum w:abstractNumId="6" w15:restartNumberingAfterBreak="0">
+  <w:abstractNum w:abstractNumId="7" w15:restartNumberingAfterBreak="0">
     <w:nsid w:val="62B17A65"/>
     <w:multiLevelType w:val="hybridMultilevel"/>
     <w:tmpl w:val="F9C6E658"/>
@@ -4756,7 +7637,7 @@
       </w:pPr>
     </w:lvl>
   </w:abstractNum>
-  <w:abstractNum w:abstractNumId="7" w15:restartNumberingAfterBreak="0">
+  <w:abstractNum w:abstractNumId="8" w15:restartNumberingAfterBreak="0">
     <w:nsid w:val="65A12767"/>
     <w:multiLevelType w:val="hybridMultilevel"/>
     <w:tmpl w:val="343EBA2A"/>
@@ -4854,22 +7735,25 @@
     <w:abstractNumId w:val="2"/>
   </w:num>
   <w:num w:numId="3" w16cid:durableId="1045446649">
-    <w:abstractNumId w:val="3"/>
+    <w:abstractNumId w:val="4"/>
   </w:num>
   <w:num w:numId="4" w16cid:durableId="400754449">
+    <w:abstractNumId w:val="8"/>
+  </w:num>
+  <w:num w:numId="5" w16cid:durableId="1531340636">
     <w:abstractNumId w:val="7"/>
   </w:num>
-  <w:num w:numId="5" w16cid:durableId="1531340636">
-    <w:abstractNumId w:val="6"/>
-  </w:num>
   <w:num w:numId="6" w16cid:durableId="8140900">
-    <w:abstractNumId w:val="4"/>
+    <w:abstractNumId w:val="5"/>
   </w:num>
   <w:num w:numId="7" w16cid:durableId="453445190">
-    <w:abstractNumId w:val="5"/>
+    <w:abstractNumId w:val="6"/>
   </w:num>
   <w:num w:numId="8" w16cid:durableId="1229343972">
     <w:abstractNumId w:val="1"/>
+  </w:num>
+  <w:num w:numId="9" w16cid:durableId="2114860094">
+    <w:abstractNumId w:val="3"/>
   </w:num>
 </w:numbering>
 </file>
@@ -6614,4 +9498,37 @@
     </a:ext>
   </a:extLst>
 </a:theme>
+</file>
+
+<file path=customXml/item1.xml><?xml version="1.0" encoding="utf-8"?>
+<b:Sources xmlns:b="http://schemas.openxmlformats.org/officeDocument/2006/bibliography" xmlns="http://schemas.openxmlformats.org/officeDocument/2006/bibliography" SelectedStyle="\IEEE2006OfficeOnline.xsl" StyleName="IEEE" Version="2006">
+  <b:Source>
+    <b:Tag>Gar</b:Tag>
+    <b:SourceType>BookSection</b:SourceType>
+    <b:Guid>{3C3C958A-5C6F-40EE-B27D-F265C3FA127A}</b:Guid>
+    <b:Title>Figure 8.17</b:Title>
+    <b:Author>
+      <b:Author>
+        <b:NameList>
+          <b:Person>
+            <b:Last>Garrett</b:Last>
+            <b:First>Steven</b:First>
+            <b:Middle>L.</b:Middle>
+          </b:Person>
+        </b:NameList>
+      </b:Author>
+    </b:Author>
+    <b:BookTitle>Understanding Acoustics - An Experimentalist's View of Sound and Vibration, 2nd Edition</b:BookTitle>
+    <b:Pages>380</b:Pages>
+    <b:RefOrder>1</b:RefOrder>
+  </b:Source>
+</b:Sources>
+</file>
+
+<file path=customXml/itemProps1.xml><?xml version="1.0" encoding="utf-8"?>
+<ds:datastoreItem xmlns:ds="http://schemas.openxmlformats.org/officeDocument/2006/customXml" ds:itemID="{E50F8E6B-EC92-4DAE-8A97-C7F3257F884D}">
+  <ds:schemaRefs>
+    <ds:schemaRef ds:uri="http://schemas.openxmlformats.org/officeDocument/2006/bibliography"/>
+  </ds:schemaRefs>
+</ds:datastoreItem>
 </file>
--- a/Acoustics/Lab_4/Lab_4_Report.docx
+++ b/Acoustics/Lab_4/Lab_4_Report.docx
@@ -1059,6 +1059,7 @@
       </w:pPr>
       <w:r>
         <w:rPr>
+          <w:noProof/>
           <w:sz w:val="36"/>
           <w:szCs w:val="36"/>
         </w:rPr>
@@ -1499,6 +1500,7 @@
       </w:pPr>
       <w:r>
         <w:rPr>
+          <w:noProof/>
           <w:sz w:val="24"/>
           <w:szCs w:val="24"/>
         </w:rPr>
@@ -2813,7 +2815,7 @@
           <w14:ligatures w14:val="standardContextual"/>
         </w:rPr>
         <w:drawing>
-          <wp:inline distT="0" distB="0" distL="0" distR="0" wp14:anchorId="27AFEF93" wp14:editId="65C0A425">
+          <wp:inline distT="0" distB="0" distL="0" distR="0" wp14:anchorId="27AFEF93" wp14:editId="375FBBE6">
             <wp:extent cx="5943600" cy="4160520"/>
             <wp:effectExtent l="0" t="0" r="0" b="0"/>
             <wp:docPr id="852098765" name="Picture 6"/>
@@ -2964,7 +2966,7 @@
           <w14:ligatures w14:val="standardContextual"/>
         </w:rPr>
         <w:drawing>
-          <wp:inline distT="0" distB="0" distL="0" distR="0" wp14:anchorId="47F05633" wp14:editId="68321E48">
+          <wp:inline distT="0" distB="0" distL="0" distR="0" wp14:anchorId="47F05633" wp14:editId="1577FE34">
             <wp:extent cx="5943600" cy="3566160"/>
             <wp:effectExtent l="0" t="0" r="0" b="0"/>
             <wp:docPr id="1416036086" name="Picture 7"/>
@@ -3629,35 +3631,7 @@
                     <w:rFonts w:ascii="Cambria Math" w:eastAsiaTheme="minorEastAsia" w:hAnsi="Cambria Math" w:cstheme="minorBidi"/>
                     <w:color w:val="auto"/>
                   </w:rPr>
-                  <m:t>-</m:t>
-                </m:r>
-                <m:r>
-                  <w:rPr>
-                    <w:rFonts w:ascii="Cambria Math" w:eastAsiaTheme="minorEastAsia" w:hAnsi="Cambria Math" w:cstheme="minorBidi"/>
-                    <w:color w:val="auto"/>
-                  </w:rPr>
-                  <m:t>0.</m:t>
-                </m:r>
-                <m:r>
-                  <w:rPr>
-                    <w:rFonts w:ascii="Cambria Math" w:eastAsiaTheme="minorEastAsia" w:hAnsi="Cambria Math" w:cstheme="minorBidi"/>
-                    <w:color w:val="auto"/>
-                  </w:rPr>
-                  <m:t>162</m:t>
-                </m:r>
-                <m:r>
-                  <w:rPr>
-                    <w:rFonts w:ascii="Cambria Math" w:eastAsiaTheme="minorEastAsia" w:hAnsi="Cambria Math" w:cstheme="minorBidi"/>
-                    <w:color w:val="auto"/>
-                  </w:rPr>
-                  <m:t xml:space="preserve"> ±</m:t>
-                </m:r>
-                <m:r>
-                  <w:rPr>
-                    <w:rFonts w:ascii="Cambria Math" w:eastAsiaTheme="minorEastAsia" w:hAnsi="Cambria Math" w:cstheme="minorBidi"/>
-                    <w:color w:val="auto"/>
-                  </w:rPr>
-                  <m:t>0.006 m</m:t>
+                  <m:t>-0.162 ±0.006 m</m:t>
                 </m:r>
               </m:oMath>
             </m:oMathPara>
@@ -3747,14 +3721,7 @@
                     <w:rFonts w:ascii="Cambria Math" w:eastAsiaTheme="minorEastAsia" w:hAnsi="Cambria Math" w:cstheme="minorBidi"/>
                     <w:color w:val="auto"/>
                   </w:rPr>
-                  <m:t>3.469</m:t>
-                </m:r>
-                <m:r>
-                  <w:rPr>
-                    <w:rFonts w:ascii="Cambria Math" w:eastAsiaTheme="minorEastAsia" w:hAnsi="Cambria Math" w:cstheme="minorBidi"/>
-                    <w:color w:val="auto"/>
-                  </w:rPr>
-                  <m:t xml:space="preserve">* </m:t>
+                  <m:t xml:space="preserve">3.469* </m:t>
                 </m:r>
                 <m:sSup>
                   <m:sSupPr>
@@ -4062,14 +4029,7 @@
                   <w:rFonts w:ascii="Cambria Math" w:eastAsiaTheme="minorEastAsia" w:hAnsi="Cambria Math" w:cstheme="minorBidi"/>
                   <w:color w:val="auto"/>
                 </w:rPr>
-                <m:t>161.7</m:t>
-              </m:r>
-              <m:r>
-                <w:rPr>
-                  <w:rFonts w:ascii="Cambria Math" w:eastAsiaTheme="minorEastAsia" w:hAnsi="Cambria Math" w:cstheme="minorBidi"/>
-                  <w:color w:val="auto"/>
-                </w:rPr>
-                <m:t xml:space="preserve"> mm</m:t>
+                <m:t>161.7 mm</m:t>
               </m:r>
             </m:oMath>
             <w:r>
@@ -4458,14 +4418,7 @@
                     <w:rFonts w:ascii="Cambria Math" w:eastAsiaTheme="minorEastAsia" w:hAnsi="Cambria Math" w:cstheme="minorBidi"/>
                     <w:color w:val="auto"/>
                   </w:rPr>
-                  <m:t>1</m:t>
-                </m:r>
-                <m:r>
-                  <w:rPr>
-                    <w:rFonts w:ascii="Cambria Math" w:eastAsiaTheme="minorEastAsia" w:hAnsi="Cambria Math" w:cstheme="minorBidi"/>
-                    <w:color w:val="auto"/>
-                  </w:rPr>
-                  <m:t>59.9 ±0.6 mm</m:t>
+                  <m:t>159.9 ±0.6 mm</m:t>
                 </m:r>
               </m:oMath>
             </m:oMathPara>
@@ -8371,6 +8324,7 @@
   <w:style w:type="character" w:default="1" w:styleId="DefaultParagraphFont">
     <w:name w:val="Default Paragraph Font"/>
     <w:uiPriority w:val="1"/>
+    <w:semiHidden/>
     <w:unhideWhenUsed/>
   </w:style>
   <w:style w:type="table" w:default="1" w:styleId="TableNormal">
